--- a/Project Description and Guide.docx
+++ b/Project Description and Guide.docx
@@ -24,14 +24,14 @@
         <w:tblLook w:val="04A0" w:firstRow="1" w:lastRow="0" w:firstColumn="1" w:lastColumn="0" w:noHBand="0" w:noVBand="1"/>
       </w:tblPr>
       <w:tblGrid>
-        <w:gridCol w:w="421"/>
-        <w:gridCol w:w="7087"/>
-        <w:gridCol w:w="2977"/>
+        <w:gridCol w:w="465"/>
+        <w:gridCol w:w="7057"/>
+        <w:gridCol w:w="2963"/>
       </w:tblGrid>
       <w:tr>
         <w:tc>
           <w:tcPr>
-            <w:tcW w:w="421" w:type="dxa"/>
+            <w:tcW w:w="465" w:type="dxa"/>
           </w:tcPr>
           <w:p>
             <w:pPr>
@@ -45,7 +45,7 @@
         </w:tc>
         <w:tc>
           <w:tcPr>
-            <w:tcW w:w="7087" w:type="dxa"/>
+            <w:tcW w:w="7057" w:type="dxa"/>
           </w:tcPr>
           <w:p>
             <w:pPr>
@@ -67,7 +67,7 @@
         </w:tc>
         <w:tc>
           <w:tcPr>
-            <w:tcW w:w="2977" w:type="dxa"/>
+            <w:tcW w:w="2963" w:type="dxa"/>
           </w:tcPr>
           <w:p>
             <w:pPr>
@@ -91,7 +91,7 @@
       <w:tr>
         <w:tc>
           <w:tcPr>
-            <w:tcW w:w="421" w:type="dxa"/>
+            <w:tcW w:w="465" w:type="dxa"/>
           </w:tcPr>
           <w:p>
             <w:pPr>
@@ -113,7 +113,7 @@
         </w:tc>
         <w:tc>
           <w:tcPr>
-            <w:tcW w:w="7087" w:type="dxa"/>
+            <w:tcW w:w="7057" w:type="dxa"/>
           </w:tcPr>
           <w:p>
             <w:pPr>
@@ -169,7 +169,7 @@
         </w:tc>
         <w:tc>
           <w:tcPr>
-            <w:tcW w:w="2977" w:type="dxa"/>
+            <w:tcW w:w="2963" w:type="dxa"/>
           </w:tcPr>
           <w:p>
             <w:pPr>
@@ -213,7 +213,7 @@
         </w:trPr>
         <w:tc>
           <w:tcPr>
-            <w:tcW w:w="421" w:type="dxa"/>
+            <w:tcW w:w="465" w:type="dxa"/>
           </w:tcPr>
           <w:p>
             <w:pPr>
@@ -235,7 +235,7 @@
         </w:tc>
         <w:tc>
           <w:tcPr>
-            <w:tcW w:w="7087" w:type="dxa"/>
+            <w:tcW w:w="7057" w:type="dxa"/>
           </w:tcPr>
           <w:p>
             <w:pPr>
@@ -277,32 +277,6 @@
                 <w:szCs w:val="18"/>
                 <w:lang w:val="en-GB"/>
               </w:rPr>
-              <w:t>version: '3.8'</w:t>
-            </w:r>
-          </w:p>
-          <w:p>
-            <w:pPr>
-              <w:rPr>
-                <w:sz w:val="18"/>
-                <w:szCs w:val="18"/>
-                <w:lang w:val="en-GB"/>
-              </w:rPr>
-            </w:pPr>
-          </w:p>
-          <w:p>
-            <w:pPr>
-              <w:rPr>
-                <w:sz w:val="18"/>
-                <w:szCs w:val="18"/>
-                <w:lang w:val="en-GB"/>
-              </w:rPr>
-            </w:pPr>
-            <w:r>
-              <w:rPr>
-                <w:sz w:val="18"/>
-                <w:szCs w:val="18"/>
-                <w:lang w:val="en-GB"/>
-              </w:rPr>
               <w:t>services:</w:t>
             </w:r>
           </w:p>
@@ -320,508 +294,296 @@
                 <w:szCs w:val="18"/>
                 <w:lang w:val="en-GB"/>
               </w:rPr>
-              <w:t xml:space="preserve">  postgres:</w:t>
-            </w:r>
-          </w:p>
-          <w:p>
-            <w:pPr>
-              <w:rPr>
-                <w:sz w:val="18"/>
-                <w:szCs w:val="18"/>
-                <w:lang w:val="en-GB"/>
-              </w:rPr>
-            </w:pPr>
-            <w:r>
-              <w:rPr>
-                <w:sz w:val="18"/>
-                <w:szCs w:val="18"/>
-                <w:lang w:val="en-GB"/>
-              </w:rPr>
-              <w:t xml:space="preserve">    image: postgres:15-alpine</w:t>
-            </w:r>
-          </w:p>
-          <w:p>
-            <w:pPr>
-              <w:rPr>
-                <w:sz w:val="18"/>
-                <w:szCs w:val="18"/>
-                <w:lang w:val="en-GB"/>
-              </w:rPr>
-            </w:pPr>
-            <w:r>
-              <w:rPr>
-                <w:sz w:val="18"/>
-                <w:szCs w:val="18"/>
-                <w:lang w:val="en-GB"/>
-              </w:rPr>
-              <w:t xml:space="preserve">    container_name: local_postgres</w:t>
-            </w:r>
-          </w:p>
-          <w:p>
-            <w:pPr>
-              <w:rPr>
-                <w:sz w:val="18"/>
-                <w:szCs w:val="18"/>
-                <w:lang w:val="en-GB"/>
-              </w:rPr>
-            </w:pPr>
-            <w:r>
-              <w:rPr>
-                <w:sz w:val="18"/>
-                <w:szCs w:val="18"/>
-                <w:lang w:val="en-GB"/>
-              </w:rPr>
-              <w:t xml:space="preserve">    environment:</w:t>
-            </w:r>
-          </w:p>
-          <w:p>
-            <w:pPr>
-              <w:rPr>
-                <w:sz w:val="18"/>
-                <w:szCs w:val="18"/>
-                <w:lang w:val="en-GB"/>
-              </w:rPr>
-            </w:pPr>
-            <w:r>
-              <w:rPr>
-                <w:sz w:val="18"/>
-                <w:szCs w:val="18"/>
-                <w:lang w:val="en-GB"/>
-              </w:rPr>
-              <w:t xml:space="preserve">      POSTGRES_USER: admin</w:t>
-            </w:r>
-          </w:p>
-          <w:p>
-            <w:pPr>
-              <w:rPr>
-                <w:sz w:val="18"/>
-                <w:szCs w:val="18"/>
-                <w:lang w:val="en-GB"/>
-              </w:rPr>
-            </w:pPr>
-            <w:r>
-              <w:rPr>
-                <w:sz w:val="18"/>
-                <w:szCs w:val="18"/>
-                <w:lang w:val="en-GB"/>
-              </w:rPr>
-              <w:t xml:space="preserve">      POSTGRES_PASSWORD: secretpassword</w:t>
-            </w:r>
-          </w:p>
-          <w:p>
-            <w:pPr>
-              <w:rPr>
-                <w:sz w:val="18"/>
-                <w:szCs w:val="18"/>
-                <w:lang w:val="en-GB"/>
-              </w:rPr>
-            </w:pPr>
-            <w:r>
-              <w:rPr>
-                <w:sz w:val="18"/>
-                <w:szCs w:val="18"/>
-                <w:lang w:val="en-GB"/>
-              </w:rPr>
-              <w:t xml:space="preserve">      POSTGRES_DB: mediadb</w:t>
-            </w:r>
-          </w:p>
-          <w:p>
-            <w:pPr>
-              <w:rPr>
-                <w:sz w:val="18"/>
-                <w:szCs w:val="18"/>
-                <w:lang w:val="en-GB"/>
-              </w:rPr>
-            </w:pPr>
-            <w:r>
-              <w:rPr>
-                <w:sz w:val="18"/>
-                <w:szCs w:val="18"/>
-                <w:lang w:val="en-GB"/>
-              </w:rPr>
-              <w:t xml:space="preserve">    ports:</w:t>
-            </w:r>
-          </w:p>
-          <w:p>
-            <w:pPr>
-              <w:rPr>
-                <w:sz w:val="18"/>
-                <w:szCs w:val="18"/>
-                <w:lang w:val="en-GB"/>
-              </w:rPr>
-            </w:pPr>
-            <w:r>
-              <w:rPr>
-                <w:sz w:val="18"/>
-                <w:szCs w:val="18"/>
-                <w:lang w:val="en-GB"/>
-              </w:rPr>
-              <w:t xml:space="preserve">      - "5432:5432"</w:t>
-            </w:r>
-          </w:p>
-          <w:p>
-            <w:pPr>
-              <w:rPr>
-                <w:sz w:val="18"/>
-                <w:szCs w:val="18"/>
-                <w:lang w:val="en-GB"/>
-              </w:rPr>
-            </w:pPr>
-            <w:r>
-              <w:rPr>
-                <w:sz w:val="18"/>
-                <w:szCs w:val="18"/>
-                <w:lang w:val="en-GB"/>
-              </w:rPr>
-              <w:t xml:space="preserve">    volumes:</w:t>
-            </w:r>
-          </w:p>
-          <w:p>
-            <w:pPr>
-              <w:rPr>
-                <w:sz w:val="18"/>
-                <w:szCs w:val="18"/>
-                <w:lang w:val="en-GB"/>
-              </w:rPr>
-            </w:pPr>
-            <w:r>
-              <w:rPr>
-                <w:sz w:val="18"/>
-                <w:szCs w:val="18"/>
-                <w:lang w:val="en-GB"/>
-              </w:rPr>
-              <w:t xml:space="preserve">      - pgdata:/var/lib/postgresql/data</w:t>
-            </w:r>
-          </w:p>
-          <w:p>
-            <w:pPr>
-              <w:rPr>
-                <w:sz w:val="18"/>
-                <w:szCs w:val="18"/>
-                <w:lang w:val="en-GB"/>
-              </w:rPr>
-            </w:pPr>
-          </w:p>
-          <w:p>
-            <w:pPr>
-              <w:rPr>
-                <w:sz w:val="18"/>
-                <w:szCs w:val="18"/>
-                <w:lang w:val="en-GB"/>
-              </w:rPr>
-            </w:pPr>
-            <w:r>
-              <w:rPr>
-                <w:sz w:val="18"/>
-                <w:szCs w:val="18"/>
-                <w:lang w:val="en-GB"/>
-              </w:rPr>
-              <w:t xml:space="preserve">  redis:</w:t>
-            </w:r>
-          </w:p>
-          <w:p>
-            <w:pPr>
-              <w:rPr>
-                <w:sz w:val="18"/>
-                <w:szCs w:val="18"/>
-                <w:lang w:val="en-GB"/>
-              </w:rPr>
-            </w:pPr>
-            <w:r>
-              <w:rPr>
-                <w:sz w:val="18"/>
-                <w:szCs w:val="18"/>
-                <w:lang w:val="en-GB"/>
-              </w:rPr>
-              <w:t xml:space="preserve">    image: redis:alpine</w:t>
-            </w:r>
-          </w:p>
-          <w:p>
-            <w:pPr>
-              <w:rPr>
-                <w:sz w:val="18"/>
-                <w:szCs w:val="18"/>
-                <w:lang w:val="en-GB"/>
-              </w:rPr>
-            </w:pPr>
-            <w:r>
-              <w:rPr>
-                <w:sz w:val="18"/>
-                <w:szCs w:val="18"/>
-                <w:lang w:val="en-GB"/>
-              </w:rPr>
-              <w:t xml:space="preserve">    container_name: local_redis</w:t>
-            </w:r>
-          </w:p>
-          <w:p>
-            <w:pPr>
-              <w:rPr>
-                <w:sz w:val="18"/>
-                <w:szCs w:val="18"/>
-                <w:lang w:val="en-GB"/>
-              </w:rPr>
-            </w:pPr>
-            <w:r>
-              <w:rPr>
-                <w:sz w:val="18"/>
-                <w:szCs w:val="18"/>
-                <w:lang w:val="en-GB"/>
-              </w:rPr>
-              <w:t xml:space="preserve">    ports:</w:t>
-            </w:r>
-          </w:p>
-          <w:p>
-            <w:pPr>
-              <w:rPr>
-                <w:sz w:val="18"/>
-                <w:szCs w:val="18"/>
-                <w:lang w:val="en-GB"/>
-              </w:rPr>
-            </w:pPr>
-            <w:r>
-              <w:rPr>
-                <w:sz w:val="18"/>
-                <w:szCs w:val="18"/>
-                <w:lang w:val="en-GB"/>
-              </w:rPr>
-              <w:t xml:space="preserve">      - "6379:6379"</w:t>
-            </w:r>
-          </w:p>
-          <w:p>
-            <w:pPr>
-              <w:rPr>
-                <w:sz w:val="18"/>
-                <w:szCs w:val="18"/>
-                <w:lang w:val="en-GB"/>
-              </w:rPr>
-            </w:pPr>
-          </w:p>
-          <w:p>
-            <w:pPr>
-              <w:rPr>
-                <w:sz w:val="18"/>
-                <w:szCs w:val="18"/>
-                <w:lang w:val="en-GB"/>
-              </w:rPr>
-            </w:pPr>
-            <w:r>
-              <w:rPr>
-                <w:sz w:val="18"/>
-                <w:szCs w:val="18"/>
-                <w:lang w:val="en-GB"/>
-              </w:rPr>
-              <w:t xml:space="preserve">  minio:</w:t>
-            </w:r>
-          </w:p>
-          <w:p>
-            <w:pPr>
-              <w:rPr>
-                <w:sz w:val="18"/>
-                <w:szCs w:val="18"/>
-                <w:lang w:val="en-GB"/>
-              </w:rPr>
-            </w:pPr>
-            <w:r>
-              <w:rPr>
-                <w:sz w:val="18"/>
-                <w:szCs w:val="18"/>
-                <w:lang w:val="en-GB"/>
-              </w:rPr>
-              <w:t xml:space="preserve">    image: minio/minio:latest</w:t>
-            </w:r>
-          </w:p>
-          <w:p>
-            <w:pPr>
-              <w:rPr>
-                <w:sz w:val="18"/>
-                <w:szCs w:val="18"/>
-                <w:lang w:val="en-GB"/>
-              </w:rPr>
-            </w:pPr>
-            <w:r>
-              <w:rPr>
-                <w:sz w:val="18"/>
-                <w:szCs w:val="18"/>
-                <w:lang w:val="en-GB"/>
-              </w:rPr>
-              <w:t xml:space="preserve">    container_name: local_minio</w:t>
-            </w:r>
-          </w:p>
-          <w:p>
-            <w:pPr>
-              <w:rPr>
-                <w:sz w:val="18"/>
-                <w:szCs w:val="18"/>
-                <w:lang w:val="en-GB"/>
-              </w:rPr>
-            </w:pPr>
-            <w:r>
-              <w:rPr>
-                <w:sz w:val="18"/>
-                <w:szCs w:val="18"/>
-                <w:lang w:val="en-GB"/>
-              </w:rPr>
-              <w:t xml:space="preserve">    command: server /data --console-address ":9001"</w:t>
-            </w:r>
-          </w:p>
-          <w:p>
-            <w:pPr>
-              <w:rPr>
-                <w:sz w:val="18"/>
-                <w:szCs w:val="18"/>
-                <w:lang w:val="en-GB"/>
-              </w:rPr>
-            </w:pPr>
-            <w:r>
-              <w:rPr>
-                <w:sz w:val="18"/>
-                <w:szCs w:val="18"/>
-                <w:lang w:val="en-GB"/>
-              </w:rPr>
-              <w:t xml:space="preserve">    environment:</w:t>
-            </w:r>
-          </w:p>
-          <w:p>
-            <w:pPr>
-              <w:rPr>
-                <w:sz w:val="18"/>
-                <w:szCs w:val="18"/>
-                <w:lang w:val="en-GB"/>
-              </w:rPr>
-            </w:pPr>
-            <w:r>
-              <w:rPr>
-                <w:sz w:val="18"/>
-                <w:szCs w:val="18"/>
-                <w:lang w:val="en-GB"/>
-              </w:rPr>
-              <w:t xml:space="preserve">      MINIO_ROOT_USER: minioadmin</w:t>
-            </w:r>
-          </w:p>
-          <w:p>
-            <w:pPr>
-              <w:rPr>
-                <w:sz w:val="18"/>
-                <w:szCs w:val="18"/>
-                <w:lang w:val="en-GB"/>
-              </w:rPr>
-            </w:pPr>
-            <w:r>
-              <w:rPr>
-                <w:sz w:val="18"/>
-                <w:szCs w:val="18"/>
-                <w:lang w:val="en-GB"/>
-              </w:rPr>
-              <w:t xml:space="preserve">      MINIO_ROOT_PASSWORD: minioadmin</w:t>
-            </w:r>
-          </w:p>
-          <w:p>
-            <w:pPr>
-              <w:rPr>
-                <w:sz w:val="18"/>
-                <w:szCs w:val="18"/>
-                <w:lang w:val="en-GB"/>
-              </w:rPr>
-            </w:pPr>
-            <w:r>
-              <w:rPr>
-                <w:sz w:val="18"/>
-                <w:szCs w:val="18"/>
-                <w:lang w:val="en-GB"/>
-              </w:rPr>
-              <w:t xml:space="preserve">    ports:</w:t>
-            </w:r>
-          </w:p>
-          <w:p>
-            <w:pPr>
-              <w:rPr>
-                <w:sz w:val="18"/>
-                <w:szCs w:val="18"/>
-                <w:lang w:val="en-GB"/>
-              </w:rPr>
-            </w:pPr>
-            <w:r>
-              <w:rPr>
-                <w:sz w:val="18"/>
-                <w:szCs w:val="18"/>
-                <w:lang w:val="en-GB"/>
-              </w:rPr>
-              <w:t xml:space="preserve">      - "9000:9000"</w:t>
-            </w:r>
-          </w:p>
-          <w:p>
-            <w:pPr>
-              <w:rPr>
-                <w:sz w:val="18"/>
-                <w:szCs w:val="18"/>
-                <w:lang w:val="en-GB"/>
-              </w:rPr>
-            </w:pPr>
-            <w:r>
-              <w:rPr>
-                <w:sz w:val="18"/>
-                <w:szCs w:val="18"/>
-                <w:lang w:val="en-GB"/>
-              </w:rPr>
-              <w:t xml:space="preserve">      - "9001:9001"</w:t>
-            </w:r>
-          </w:p>
-          <w:p>
-            <w:pPr>
-              <w:rPr>
-                <w:sz w:val="18"/>
-                <w:szCs w:val="18"/>
-                <w:lang w:val="en-GB"/>
-              </w:rPr>
-            </w:pPr>
-            <w:r>
-              <w:rPr>
-                <w:sz w:val="18"/>
-                <w:szCs w:val="18"/>
-                <w:lang w:val="en-GB"/>
-              </w:rPr>
-              <w:t xml:space="preserve">    volumes:</w:t>
-            </w:r>
-          </w:p>
-          <w:p>
-            <w:pPr>
-              <w:rPr>
-                <w:sz w:val="18"/>
-                <w:szCs w:val="18"/>
-                <w:lang w:val="en-GB"/>
-              </w:rPr>
-            </w:pPr>
-            <w:r>
-              <w:rPr>
-                <w:sz w:val="18"/>
-                <w:szCs w:val="18"/>
-                <w:lang w:val="en-GB"/>
-              </w:rPr>
-              <w:t xml:space="preserve">      - miniodata:/data</w:t>
-            </w:r>
-          </w:p>
-          <w:p>
-            <w:pPr>
-              <w:rPr>
-                <w:sz w:val="18"/>
-                <w:szCs w:val="18"/>
-                <w:lang w:val="en-GB"/>
-              </w:rPr>
-            </w:pPr>
-          </w:p>
-          <w:p>
-            <w:pPr>
-              <w:rPr>
-                <w:sz w:val="18"/>
-                <w:szCs w:val="18"/>
-                <w:lang w:val="en-GB"/>
-              </w:rPr>
-            </w:pPr>
-            <w:r>
-              <w:rPr>
-                <w:sz w:val="18"/>
-                <w:szCs w:val="18"/>
-                <w:lang w:val="en-GB"/>
+              <w:t>  postgres:</w:t>
+            </w:r>
+          </w:p>
+          <w:p>
+            <w:pPr>
+              <w:rPr>
+                <w:sz w:val="18"/>
+                <w:szCs w:val="18"/>
+                <w:lang w:val="en-GB"/>
+              </w:rPr>
+            </w:pPr>
+            <w:r>
+              <w:rPr>
+                <w:sz w:val="18"/>
+                <w:szCs w:val="18"/>
+                <w:lang w:val="en-GB"/>
+              </w:rPr>
+              <w:t>    image: postgres:15-alpine</w:t>
+            </w:r>
+          </w:p>
+          <w:p>
+            <w:pPr>
+              <w:rPr>
+                <w:sz w:val="18"/>
+                <w:szCs w:val="18"/>
+                <w:lang w:val="en-GB"/>
+              </w:rPr>
+            </w:pPr>
+            <w:r>
+              <w:rPr>
+                <w:sz w:val="18"/>
+                <w:szCs w:val="18"/>
+                <w:lang w:val="en-GB"/>
+              </w:rPr>
+              <w:t>    container_name: local_postgres</w:t>
+            </w:r>
+          </w:p>
+          <w:p>
+            <w:pPr>
+              <w:rPr>
+                <w:sz w:val="18"/>
+                <w:szCs w:val="18"/>
+                <w:lang w:val="en-GB"/>
+              </w:rPr>
+            </w:pPr>
+            <w:r>
+              <w:rPr>
+                <w:sz w:val="18"/>
+                <w:szCs w:val="18"/>
+                <w:lang w:val="en-GB"/>
+              </w:rPr>
+              <w:t>    environment:</w:t>
+            </w:r>
+          </w:p>
+          <w:p>
+            <w:pPr>
+              <w:rPr>
+                <w:sz w:val="18"/>
+                <w:szCs w:val="18"/>
+                <w:lang w:val="en-GB"/>
+              </w:rPr>
+            </w:pPr>
+            <w:r>
+              <w:rPr>
+                <w:sz w:val="18"/>
+                <w:szCs w:val="18"/>
+                <w:lang w:val="en-GB"/>
+              </w:rPr>
+              <w:t>      POSTGRES_USER: admin</w:t>
+            </w:r>
+          </w:p>
+          <w:p>
+            <w:pPr>
+              <w:rPr>
+                <w:sz w:val="18"/>
+                <w:szCs w:val="18"/>
+                <w:lang w:val="en-GB"/>
+              </w:rPr>
+            </w:pPr>
+            <w:r>
+              <w:rPr>
+                <w:sz w:val="18"/>
+                <w:szCs w:val="18"/>
+                <w:lang w:val="en-GB"/>
+              </w:rPr>
+              <w:t>      POSTGRES_PASSWORD: secretpassword</w:t>
+            </w:r>
+          </w:p>
+          <w:p>
+            <w:pPr>
+              <w:rPr>
+                <w:sz w:val="18"/>
+                <w:szCs w:val="18"/>
+                <w:lang w:val="en-GB"/>
+              </w:rPr>
+            </w:pPr>
+            <w:r>
+              <w:rPr>
+                <w:sz w:val="18"/>
+                <w:szCs w:val="18"/>
+                <w:lang w:val="en-GB"/>
+              </w:rPr>
+              <w:t>      POSTGRES_DB: mediadb</w:t>
+            </w:r>
+          </w:p>
+          <w:p>
+            <w:pPr>
+              <w:rPr>
+                <w:sz w:val="18"/>
+                <w:szCs w:val="18"/>
+                <w:lang w:val="en-GB"/>
+              </w:rPr>
+            </w:pPr>
+            <w:r>
+              <w:rPr>
+                <w:sz w:val="18"/>
+                <w:szCs w:val="18"/>
+                <w:lang w:val="en-GB"/>
+              </w:rPr>
+              <w:t>    ports:</w:t>
+            </w:r>
+          </w:p>
+          <w:p>
+            <w:pPr>
+              <w:rPr>
+                <w:sz w:val="18"/>
+                <w:szCs w:val="18"/>
+                <w:lang w:val="en-GB"/>
+              </w:rPr>
+            </w:pPr>
+            <w:r>
+              <w:rPr>
+                <w:sz w:val="18"/>
+                <w:szCs w:val="18"/>
+                <w:lang w:val="en-GB"/>
+              </w:rPr>
+              <w:t>      - "5432:5432"</w:t>
+            </w:r>
+          </w:p>
+          <w:p>
+            <w:pPr>
+              <w:rPr>
+                <w:sz w:val="18"/>
+                <w:szCs w:val="18"/>
+                <w:lang w:val="en-GB"/>
+              </w:rPr>
+            </w:pPr>
+            <w:r>
+              <w:rPr>
+                <w:sz w:val="18"/>
+                <w:szCs w:val="18"/>
+                <w:lang w:val="en-GB"/>
+              </w:rPr>
+              <w:t>    volumes:</w:t>
+            </w:r>
+          </w:p>
+          <w:p>
+            <w:pPr>
+              <w:rPr>
+                <w:sz w:val="18"/>
+                <w:szCs w:val="18"/>
+                <w:lang w:val="en-GB"/>
+              </w:rPr>
+            </w:pPr>
+            <w:r>
+              <w:rPr>
+                <w:sz w:val="18"/>
+                <w:szCs w:val="18"/>
+                <w:lang w:val="en-GB"/>
+              </w:rPr>
+              <w:t>      - pgdata:/var/lib/postgresql/data</w:t>
+            </w:r>
+          </w:p>
+          <w:p>
+            <w:pPr>
+              <w:rPr>
+                <w:sz w:val="18"/>
+                <w:szCs w:val="18"/>
+                <w:lang w:val="en-GB"/>
+              </w:rPr>
+            </w:pPr>
+          </w:p>
+          <w:p>
+            <w:pPr>
+              <w:rPr>
+                <w:sz w:val="18"/>
+                <w:szCs w:val="18"/>
+                <w:lang w:val="en-GB"/>
+              </w:rPr>
+            </w:pPr>
+            <w:r>
+              <w:rPr>
+                <w:sz w:val="18"/>
+                <w:szCs w:val="18"/>
+                <w:lang w:val="en-GB"/>
+              </w:rPr>
+              <w:t>  redis:</w:t>
+            </w:r>
+          </w:p>
+          <w:p>
+            <w:pPr>
+              <w:rPr>
+                <w:sz w:val="18"/>
+                <w:szCs w:val="18"/>
+                <w:lang w:val="en-GB"/>
+              </w:rPr>
+            </w:pPr>
+            <w:r>
+              <w:rPr>
+                <w:sz w:val="18"/>
+                <w:szCs w:val="18"/>
+                <w:lang w:val="en-GB"/>
+              </w:rPr>
+              <w:t>    image: redis:alpine</w:t>
+            </w:r>
+          </w:p>
+          <w:p>
+            <w:pPr>
+              <w:rPr>
+                <w:sz w:val="18"/>
+                <w:szCs w:val="18"/>
+                <w:lang w:val="en-GB"/>
+              </w:rPr>
+            </w:pPr>
+            <w:r>
+              <w:rPr>
+                <w:sz w:val="18"/>
+                <w:szCs w:val="18"/>
+                <w:lang w:val="en-GB"/>
+              </w:rPr>
+              <w:t>    container_name: local_redis</w:t>
+            </w:r>
+          </w:p>
+          <w:p>
+            <w:pPr>
+              <w:rPr>
+                <w:sz w:val="18"/>
+                <w:szCs w:val="18"/>
+              </w:rPr>
+            </w:pPr>
+            <w:r>
+              <w:rPr>
+                <w:sz w:val="18"/>
+                <w:szCs w:val="18"/>
+                <w:lang w:val="en-GB"/>
+              </w:rPr>
+              <w:t xml:space="preserve">    </w:t>
+            </w:r>
+            <w:r>
+              <w:rPr>
+                <w:sz w:val="18"/>
+                <w:szCs w:val="18"/>
+              </w:rPr>
+              <w:t>ports:</w:t>
+            </w:r>
+          </w:p>
+          <w:p>
+            <w:pPr>
+              <w:rPr>
+                <w:sz w:val="18"/>
+                <w:szCs w:val="18"/>
+              </w:rPr>
+            </w:pPr>
+            <w:r>
+              <w:rPr>
+                <w:sz w:val="18"/>
+                <w:szCs w:val="18"/>
+              </w:rPr>
+              <w:t>      - "6379:6379"</w:t>
+            </w:r>
+          </w:p>
+          <w:p>
+            <w:pPr>
+              <w:rPr>
+                <w:sz w:val="18"/>
+                <w:szCs w:val="18"/>
+              </w:rPr>
+            </w:pPr>
+          </w:p>
+          <w:p>
+            <w:pPr>
+              <w:rPr>
+                <w:sz w:val="18"/>
+                <w:szCs w:val="18"/>
+              </w:rPr>
+            </w:pPr>
+            <w:r>
+              <w:rPr>
+                <w:sz w:val="18"/>
+                <w:szCs w:val="18"/>
               </w:rPr>
               <w:t>volumes:</w:t>
             </w:r>
@@ -831,39 +593,29 @@
               <w:rPr>
                 <w:sz w:val="18"/>
                 <w:szCs w:val="18"/>
-                <w:lang w:val="en-GB"/>
-              </w:rPr>
-            </w:pPr>
-            <w:r>
-              <w:rPr>
-                <w:sz w:val="18"/>
-                <w:szCs w:val="18"/>
-                <w:lang w:val="en-GB"/>
-              </w:rPr>
-              <w:t xml:space="preserve">  pgdata:</w:t>
-            </w:r>
-          </w:p>
-          <w:p>
-            <w:pPr>
-              <w:rPr>
-                <w:sz w:val="18"/>
-                <w:szCs w:val="18"/>
-                <w:lang w:val="en-GB"/>
-              </w:rPr>
-            </w:pPr>
-            <w:r>
-              <w:rPr>
-                <w:sz w:val="18"/>
-                <w:szCs w:val="18"/>
-                <w:lang w:val="en-GB"/>
-              </w:rPr>
-              <w:t xml:space="preserve">  miniodata:</w:t>
-            </w:r>
+              </w:rPr>
+            </w:pPr>
+            <w:r>
+              <w:rPr>
+                <w:sz w:val="18"/>
+                <w:szCs w:val="18"/>
+              </w:rPr>
+              <w:t>  pgdata:</w:t>
+            </w:r>
+          </w:p>
+          <w:p>
+            <w:pPr>
+              <w:rPr>
+                <w:sz w:val="18"/>
+                <w:szCs w:val="18"/>
+                <w:lang w:val="en-GB"/>
+              </w:rPr>
+            </w:pPr>
           </w:p>
         </w:tc>
         <w:tc>
           <w:tcPr>
-            <w:tcW w:w="2977" w:type="dxa"/>
+            <w:tcW w:w="2963" w:type="dxa"/>
           </w:tcPr>
           <w:p>
             <w:pPr>
@@ -981,30 +733,21 @@
                 <w:szCs w:val="18"/>
                 <w:lang w:val="en-GB"/>
               </w:rPr>
-              <w:t xml:space="preserve"> (for caching), and </w:t>
-            </w:r>
-            <w:r>
-              <w:rPr>
-                <w:b/>
-                <w:bCs/>
-                <w:sz w:val="18"/>
-                <w:szCs w:val="18"/>
-                <w:lang w:val="en-GB"/>
-              </w:rPr>
-              <w:t>MinIO</w:t>
-            </w:r>
-            <w:r>
-              <w:rPr>
-                <w:sz w:val="18"/>
-                <w:szCs w:val="18"/>
-                <w:lang w:val="en-GB"/>
-              </w:rPr>
-              <w:t xml:space="preserve"> (for S3-compatible file storage). </w:t>
-            </w:r>
-            <w:r>
-              <w:rPr>
-                <w:sz w:val="18"/>
-                <w:szCs w:val="18"/>
+              <w:t xml:space="preserve"> (for caching</w:t>
+            </w:r>
+            <w:r>
+              <w:rPr>
+                <w:sz w:val="18"/>
+                <w:szCs w:val="18"/>
+                <w:lang w:val="en-GB"/>
+              </w:rPr>
+              <w:t>).</w:t>
+            </w:r>
+            <w:r>
+              <w:rPr>
+                <w:sz w:val="18"/>
+                <w:szCs w:val="18"/>
+                <w:lang w:val="en-GB"/>
               </w:rPr>
               <w:t>This acts as your local backend storage layer.</w:t>
             </w:r>
@@ -1017,13 +760,47 @@
                 <w:lang w:val="en-GB"/>
               </w:rPr>
             </w:pPr>
+          </w:p>
+          <w:p>
+            <w:pPr>
+              <w:rPr>
+                <w:sz w:val="18"/>
+                <w:szCs w:val="18"/>
+                <w:lang w:val="en-GB"/>
+              </w:rPr>
+            </w:pPr>
+            <w:r>
+              <w:rPr>
+                <w:sz w:val="18"/>
+                <w:szCs w:val="18"/>
+                <w:lang w:val="en-GB"/>
+              </w:rPr>
+              <w:t xml:space="preserve">Make sure Docker is active then, </w:t>
+            </w:r>
+          </w:p>
+          <w:p>
+            <w:pPr>
+              <w:rPr>
+                <w:sz w:val="18"/>
+                <w:szCs w:val="18"/>
+                <w:lang w:val="en-GB"/>
+              </w:rPr>
+            </w:pPr>
+            <w:r>
+              <w:rPr>
+                <w:sz w:val="18"/>
+                <w:szCs w:val="18"/>
+                <w:lang w:val="en-GB"/>
+              </w:rPr>
+              <w:t>docker compose up -d</w:t>
+            </w:r>
           </w:p>
         </w:tc>
       </w:tr>
       <w:tr>
         <w:tc>
           <w:tcPr>
-            <w:tcW w:w="421" w:type="dxa"/>
+            <w:tcW w:w="465" w:type="dxa"/>
           </w:tcPr>
           <w:p>
             <w:pPr>
@@ -1033,25 +810,153 @@
                 <w:lang w:val="en-GB"/>
               </w:rPr>
             </w:pPr>
+            <w:r>
+              <w:rPr>
+                <w:sz w:val="18"/>
+                <w:szCs w:val="18"/>
+                <w:lang w:val="en-GB"/>
+              </w:rPr>
+              <w:t>3.a</w:t>
+            </w:r>
           </w:p>
         </w:tc>
         <w:tc>
           <w:tcPr>
-            <w:tcW w:w="7087" w:type="dxa"/>
+            <w:tcW w:w="7057" w:type="dxa"/>
           </w:tcPr>
           <w:p>
             <w:pPr>
               <w:rPr>
-                <w:sz w:val="18"/>
-                <w:szCs w:val="18"/>
-                <w:lang w:val="en-GB"/>
-              </w:rPr>
-            </w:pPr>
+                <w:i/>
+                <w:iCs/>
+                <w:sz w:val="16"/>
+                <w:szCs w:val="16"/>
+              </w:rPr>
+            </w:pPr>
+            <w:r>
+              <w:rPr>
+                <w:i/>
+                <w:iCs/>
+                <w:sz w:val="16"/>
+                <w:szCs w:val="16"/>
+              </w:rPr>
+              <w:t>requirements.txt</w:t>
+            </w:r>
+          </w:p>
+          <w:p>
+            <w:pPr>
+              <w:rPr>
+                <w:sz w:val="16"/>
+                <w:szCs w:val="16"/>
+              </w:rPr>
+            </w:pPr>
+          </w:p>
+          <w:p>
+            <w:pPr>
+              <w:rPr>
+                <w:sz w:val="16"/>
+                <w:szCs w:val="16"/>
+                <w:lang w:val="en-GB"/>
+              </w:rPr>
+            </w:pPr>
+            <w:r>
+              <w:rPr>
+                <w:sz w:val="16"/>
+                <w:szCs w:val="16"/>
+                <w:lang w:val="en-GB"/>
+              </w:rPr>
+              <w:t>fastapi==0.110.0</w:t>
+            </w:r>
+          </w:p>
+          <w:p>
+            <w:pPr>
+              <w:rPr>
+                <w:sz w:val="16"/>
+                <w:szCs w:val="16"/>
+                <w:lang w:val="en-GB"/>
+              </w:rPr>
+            </w:pPr>
+            <w:r>
+              <w:rPr>
+                <w:sz w:val="16"/>
+                <w:szCs w:val="16"/>
+                <w:lang w:val="en-GB"/>
+              </w:rPr>
+              <w:t>uvicorn==0.28.0</w:t>
+            </w:r>
+          </w:p>
+          <w:p>
+            <w:pPr>
+              <w:rPr>
+                <w:sz w:val="16"/>
+                <w:szCs w:val="16"/>
+                <w:lang w:val="en-GB"/>
+              </w:rPr>
+            </w:pPr>
+            <w:r>
+              <w:rPr>
+                <w:sz w:val="16"/>
+                <w:szCs w:val="16"/>
+                <w:lang w:val="en-GB"/>
+              </w:rPr>
+              <w:t>psycopg2-binary==2.9.9</w:t>
+            </w:r>
+          </w:p>
+          <w:p>
+            <w:pPr>
+              <w:rPr>
+                <w:sz w:val="16"/>
+                <w:szCs w:val="16"/>
+                <w:lang w:val="en-GB"/>
+              </w:rPr>
+            </w:pPr>
+            <w:r>
+              <w:rPr>
+                <w:sz w:val="16"/>
+                <w:szCs w:val="16"/>
+                <w:lang w:val="en-GB"/>
+              </w:rPr>
+              <w:t>sqlalchemy==2.0.28</w:t>
+            </w:r>
+          </w:p>
+          <w:p>
+            <w:pPr>
+              <w:rPr>
+                <w:sz w:val="16"/>
+                <w:szCs w:val="16"/>
+                <w:lang w:val="en-GB"/>
+              </w:rPr>
+            </w:pPr>
+            <w:r>
+              <w:rPr>
+                <w:sz w:val="16"/>
+                <w:szCs w:val="16"/>
+                <w:lang w:val="en-GB"/>
+              </w:rPr>
+              <w:t>passlib==1.7.4</w:t>
+            </w:r>
+          </w:p>
+          <w:p>
+            <w:pPr>
+              <w:rPr>
+                <w:sz w:val="16"/>
+                <w:szCs w:val="16"/>
+                <w:lang w:val="en-GB"/>
+              </w:rPr>
+            </w:pPr>
+            <w:r>
+              <w:rPr>
+                <w:sz w:val="16"/>
+                <w:szCs w:val="16"/>
+                <w:lang w:val="en-GB"/>
+              </w:rPr>
+              <w:t>bcrypt==4.1.2</w:t>
+            </w:r>
           </w:p>
         </w:tc>
         <w:tc>
           <w:tcPr>
-            <w:tcW w:w="2977" w:type="dxa"/>
+            <w:tcW w:w="2963" w:type="dxa"/>
           </w:tcPr>
           <w:p>
             <w:pPr>
@@ -1061,13 +966,21 @@
                 <w:lang w:val="en-GB"/>
               </w:rPr>
             </w:pPr>
+            <w:r>
+              <w:rPr>
+                <w:sz w:val="18"/>
+                <w:szCs w:val="18"/>
+                <w:lang w:val="en-GB"/>
+              </w:rPr>
+              <w:t>Add dependencies (services/auth-service/requirements.txt):</w:t>
+            </w:r>
           </w:p>
         </w:tc>
       </w:tr>
       <w:tr>
         <w:tc>
           <w:tcPr>
-            <w:tcW w:w="421" w:type="dxa"/>
+            <w:tcW w:w="465" w:type="dxa"/>
           </w:tcPr>
           <w:p>
             <w:pPr>
@@ -1077,25 +990,856 @@
                 <w:lang w:val="en-GB"/>
               </w:rPr>
             </w:pPr>
+            <w:r>
+              <w:rPr>
+                <w:sz w:val="18"/>
+                <w:szCs w:val="18"/>
+                <w:lang w:val="en-GB"/>
+              </w:rPr>
+              <w:t>3.b</w:t>
+            </w:r>
           </w:p>
         </w:tc>
         <w:tc>
           <w:tcPr>
-            <w:tcW w:w="7087" w:type="dxa"/>
+            <w:tcW w:w="7057" w:type="dxa"/>
           </w:tcPr>
           <w:p>
             <w:pPr>
               <w:rPr>
-                <w:sz w:val="18"/>
-                <w:szCs w:val="18"/>
-                <w:lang w:val="en-GB"/>
-              </w:rPr>
-            </w:pPr>
+                <w:i/>
+                <w:iCs/>
+                <w:sz w:val="16"/>
+                <w:szCs w:val="16"/>
+              </w:rPr>
+            </w:pPr>
+            <w:r>
+              <w:rPr>
+                <w:i/>
+                <w:iCs/>
+                <w:sz w:val="16"/>
+                <w:szCs w:val="16"/>
+              </w:rPr>
+              <w:t>main.py</w:t>
+            </w:r>
+          </w:p>
+          <w:p>
+            <w:pPr>
+              <w:rPr>
+                <w:i/>
+                <w:iCs/>
+                <w:sz w:val="16"/>
+                <w:szCs w:val="16"/>
+              </w:rPr>
+            </w:pPr>
+          </w:p>
+          <w:p>
+            <w:pPr>
+              <w:rPr>
+                <w:sz w:val="16"/>
+                <w:szCs w:val="16"/>
+                <w:lang w:val="en-GB"/>
+              </w:rPr>
+            </w:pPr>
+            <w:r>
+              <w:rPr>
+                <w:sz w:val="16"/>
+                <w:szCs w:val="16"/>
+                <w:lang w:val="en-GB"/>
+              </w:rPr>
+              <w:t>from fastapi import FastAPI, HTTPException, Depends</w:t>
+            </w:r>
+          </w:p>
+          <w:p>
+            <w:pPr>
+              <w:rPr>
+                <w:sz w:val="16"/>
+                <w:szCs w:val="16"/>
+                <w:lang w:val="en-GB"/>
+              </w:rPr>
+            </w:pPr>
+            <w:r>
+              <w:rPr>
+                <w:sz w:val="16"/>
+                <w:szCs w:val="16"/>
+                <w:lang w:val="en-GB"/>
+              </w:rPr>
+              <w:t>from sqlalchemy import create_engine, Column, Integer, String</w:t>
+            </w:r>
+          </w:p>
+          <w:p>
+            <w:pPr>
+              <w:rPr>
+                <w:sz w:val="16"/>
+                <w:szCs w:val="16"/>
+                <w:lang w:val="en-GB"/>
+              </w:rPr>
+            </w:pPr>
+            <w:r>
+              <w:rPr>
+                <w:sz w:val="16"/>
+                <w:szCs w:val="16"/>
+                <w:lang w:val="en-GB"/>
+              </w:rPr>
+              <w:t>from sqlalchemy.ext.declarative import declarative_base</w:t>
+            </w:r>
+          </w:p>
+          <w:p>
+            <w:pPr>
+              <w:rPr>
+                <w:sz w:val="16"/>
+                <w:szCs w:val="16"/>
+                <w:lang w:val="en-GB"/>
+              </w:rPr>
+            </w:pPr>
+            <w:r>
+              <w:rPr>
+                <w:sz w:val="16"/>
+                <w:szCs w:val="16"/>
+                <w:lang w:val="en-GB"/>
+              </w:rPr>
+              <w:t>from sqlalchemy.orm import sessionmaker, Session</w:t>
+            </w:r>
+          </w:p>
+          <w:p>
+            <w:pPr>
+              <w:rPr>
+                <w:sz w:val="16"/>
+                <w:szCs w:val="16"/>
+                <w:lang w:val="en-GB"/>
+              </w:rPr>
+            </w:pPr>
+            <w:r>
+              <w:rPr>
+                <w:sz w:val="16"/>
+                <w:szCs w:val="16"/>
+                <w:lang w:val="en-GB"/>
+              </w:rPr>
+              <w:t>from passlib.context import CryptContext</w:t>
+            </w:r>
+          </w:p>
+          <w:p>
+            <w:pPr>
+              <w:rPr>
+                <w:sz w:val="16"/>
+                <w:szCs w:val="16"/>
+                <w:lang w:val="en-GB"/>
+              </w:rPr>
+            </w:pPr>
+            <w:r>
+              <w:rPr>
+                <w:sz w:val="16"/>
+                <w:szCs w:val="16"/>
+                <w:lang w:val="en-GB"/>
+              </w:rPr>
+              <w:t>import os</w:t>
+            </w:r>
+          </w:p>
+          <w:p>
+            <w:pPr>
+              <w:rPr>
+                <w:sz w:val="16"/>
+                <w:szCs w:val="16"/>
+                <w:lang w:val="en-GB"/>
+              </w:rPr>
+            </w:pPr>
+          </w:p>
+          <w:p>
+            <w:pPr>
+              <w:rPr>
+                <w:sz w:val="16"/>
+                <w:szCs w:val="16"/>
+                <w:lang w:val="en-GB"/>
+              </w:rPr>
+            </w:pPr>
+            <w:r>
+              <w:rPr>
+                <w:sz w:val="16"/>
+                <w:szCs w:val="16"/>
+                <w:lang w:val="en-GB"/>
+              </w:rPr>
+              <w:t># Database connection string using environment variables or defaults pointing to docker</w:t>
+            </w:r>
+          </w:p>
+          <w:p>
+            <w:pPr>
+              <w:rPr>
+                <w:sz w:val="16"/>
+                <w:szCs w:val="16"/>
+              </w:rPr>
+            </w:pPr>
+            <w:r>
+              <w:rPr>
+                <w:sz w:val="16"/>
+                <w:szCs w:val="16"/>
+              </w:rPr>
+              <w:t>DB_USER = os.getenv("DB_USER", "admin")</w:t>
+            </w:r>
+          </w:p>
+          <w:p>
+            <w:pPr>
+              <w:rPr>
+                <w:sz w:val="16"/>
+                <w:szCs w:val="16"/>
+                <w:lang w:val="en-GB"/>
+              </w:rPr>
+            </w:pPr>
+            <w:r>
+              <w:rPr>
+                <w:sz w:val="16"/>
+                <w:szCs w:val="16"/>
+                <w:lang w:val="en-GB"/>
+              </w:rPr>
+              <w:t>DB_PASSWORD = os.getenv("DB_PASSWORD", "secretpassword")</w:t>
+            </w:r>
+          </w:p>
+          <w:p>
+            <w:pPr>
+              <w:rPr>
+                <w:sz w:val="16"/>
+                <w:szCs w:val="16"/>
+                <w:lang w:val="en-GB"/>
+              </w:rPr>
+            </w:pPr>
+            <w:r>
+              <w:rPr>
+                <w:sz w:val="16"/>
+                <w:szCs w:val="16"/>
+                <w:lang w:val="en-GB"/>
+              </w:rPr>
+              <w:t>DB_HOST = os.getenv("DB_HOST", "localhost")  # 'postgres' when running inside docker network</w:t>
+            </w:r>
+          </w:p>
+          <w:p>
+            <w:pPr>
+              <w:rPr>
+                <w:sz w:val="16"/>
+                <w:szCs w:val="16"/>
+                <w:lang w:val="en-GB"/>
+              </w:rPr>
+            </w:pPr>
+            <w:r>
+              <w:rPr>
+                <w:sz w:val="16"/>
+                <w:szCs w:val="16"/>
+                <w:lang w:val="en-GB"/>
+              </w:rPr>
+              <w:t>DB_NAME = os.getenv("DB_NAME", "mediadb")</w:t>
+            </w:r>
+          </w:p>
+          <w:p>
+            <w:pPr>
+              <w:rPr>
+                <w:sz w:val="16"/>
+                <w:szCs w:val="16"/>
+                <w:lang w:val="en-GB"/>
+              </w:rPr>
+            </w:pPr>
+          </w:p>
+          <w:p>
+            <w:pPr>
+              <w:rPr>
+                <w:sz w:val="16"/>
+                <w:szCs w:val="16"/>
+                <w:lang w:val="en-GB"/>
+              </w:rPr>
+            </w:pPr>
+            <w:r>
+              <w:rPr>
+                <w:sz w:val="16"/>
+                <w:szCs w:val="16"/>
+                <w:lang w:val="en-GB"/>
+              </w:rPr>
+              <w:t>DATABASE_URL = f"postgresql://{DB_USER}:{DB_PASSWORD}@{DB_HOST}:5432/{DB_NAME}"</w:t>
+            </w:r>
+          </w:p>
+          <w:p>
+            <w:pPr>
+              <w:rPr>
+                <w:sz w:val="16"/>
+                <w:szCs w:val="16"/>
+                <w:lang w:val="en-GB"/>
+              </w:rPr>
+            </w:pPr>
+          </w:p>
+          <w:p>
+            <w:pPr>
+              <w:rPr>
+                <w:sz w:val="16"/>
+                <w:szCs w:val="16"/>
+                <w:lang w:val="en-GB"/>
+              </w:rPr>
+            </w:pPr>
+            <w:r>
+              <w:rPr>
+                <w:sz w:val="16"/>
+                <w:szCs w:val="16"/>
+                <w:lang w:val="en-GB"/>
+              </w:rPr>
+              <w:t>engine = create_engine(DATABASE_URL)</w:t>
+            </w:r>
+          </w:p>
+          <w:p>
+            <w:pPr>
+              <w:rPr>
+                <w:sz w:val="16"/>
+                <w:szCs w:val="16"/>
+                <w:lang w:val="en-GB"/>
+              </w:rPr>
+            </w:pPr>
+            <w:r>
+              <w:rPr>
+                <w:sz w:val="16"/>
+                <w:szCs w:val="16"/>
+                <w:lang w:val="en-GB"/>
+              </w:rPr>
+              <w:t>SessionLocal = sessionmaker(autocommit=False, autoflush=False, bind=engine)</w:t>
+            </w:r>
+          </w:p>
+          <w:p>
+            <w:pPr>
+              <w:rPr>
+                <w:sz w:val="16"/>
+                <w:szCs w:val="16"/>
+                <w:lang w:val="en-GB"/>
+              </w:rPr>
+            </w:pPr>
+            <w:r>
+              <w:rPr>
+                <w:sz w:val="16"/>
+                <w:szCs w:val="16"/>
+                <w:lang w:val="en-GB"/>
+              </w:rPr>
+              <w:t>Base = declarative_base()</w:t>
+            </w:r>
+          </w:p>
+          <w:p>
+            <w:pPr>
+              <w:rPr>
+                <w:sz w:val="16"/>
+                <w:szCs w:val="16"/>
+                <w:lang w:val="en-GB"/>
+              </w:rPr>
+            </w:pPr>
+          </w:p>
+          <w:p>
+            <w:pPr>
+              <w:rPr>
+                <w:sz w:val="16"/>
+                <w:szCs w:val="16"/>
+                <w:lang w:val="en-GB"/>
+              </w:rPr>
+            </w:pPr>
+            <w:r>
+              <w:rPr>
+                <w:sz w:val="16"/>
+                <w:szCs w:val="16"/>
+                <w:lang w:val="en-GB"/>
+              </w:rPr>
+              <w:t># Password hashing setup</w:t>
+            </w:r>
+          </w:p>
+          <w:p>
+            <w:pPr>
+              <w:rPr>
+                <w:sz w:val="16"/>
+                <w:szCs w:val="16"/>
+                <w:lang w:val="en-GB"/>
+              </w:rPr>
+            </w:pPr>
+            <w:r>
+              <w:rPr>
+                <w:sz w:val="16"/>
+                <w:szCs w:val="16"/>
+                <w:lang w:val="en-GB"/>
+              </w:rPr>
+              <w:t>pwd_context = CryptContext(schemes=["bcrypt"], deprecated="auto")</w:t>
+            </w:r>
+          </w:p>
+          <w:p>
+            <w:pPr>
+              <w:rPr>
+                <w:sz w:val="16"/>
+                <w:szCs w:val="16"/>
+                <w:lang w:val="en-GB"/>
+              </w:rPr>
+            </w:pPr>
+          </w:p>
+          <w:p>
+            <w:pPr>
+              <w:rPr>
+                <w:sz w:val="16"/>
+                <w:szCs w:val="16"/>
+                <w:lang w:val="en-GB"/>
+              </w:rPr>
+            </w:pPr>
+            <w:r>
+              <w:rPr>
+                <w:sz w:val="16"/>
+                <w:szCs w:val="16"/>
+                <w:lang w:val="en-GB"/>
+              </w:rPr>
+              <w:t># User Model (Database Table)</w:t>
+            </w:r>
+          </w:p>
+          <w:p>
+            <w:pPr>
+              <w:rPr>
+                <w:sz w:val="16"/>
+                <w:szCs w:val="16"/>
+                <w:lang w:val="en-GB"/>
+              </w:rPr>
+            </w:pPr>
+            <w:r>
+              <w:rPr>
+                <w:sz w:val="16"/>
+                <w:szCs w:val="16"/>
+                <w:lang w:val="en-GB"/>
+              </w:rPr>
+              <w:t>class User(Base):</w:t>
+            </w:r>
+          </w:p>
+          <w:p>
+            <w:pPr>
+              <w:rPr>
+                <w:sz w:val="16"/>
+                <w:szCs w:val="16"/>
+                <w:lang w:val="en-GB"/>
+              </w:rPr>
+            </w:pPr>
+            <w:r>
+              <w:rPr>
+                <w:sz w:val="16"/>
+                <w:szCs w:val="16"/>
+                <w:lang w:val="en-GB"/>
+              </w:rPr>
+              <w:t xml:space="preserve">    __tablename__ = "users"</w:t>
+            </w:r>
+          </w:p>
+          <w:p>
+            <w:pPr>
+              <w:rPr>
+                <w:sz w:val="16"/>
+                <w:szCs w:val="16"/>
+                <w:lang w:val="en-GB"/>
+              </w:rPr>
+            </w:pPr>
+            <w:r>
+              <w:rPr>
+                <w:sz w:val="16"/>
+                <w:szCs w:val="16"/>
+                <w:lang w:val="en-GB"/>
+              </w:rPr>
+              <w:t xml:space="preserve">    id = Column(Integer, primary_key=True, index=True)</w:t>
+            </w:r>
+          </w:p>
+          <w:p>
+            <w:pPr>
+              <w:rPr>
+                <w:sz w:val="16"/>
+                <w:szCs w:val="16"/>
+                <w:lang w:val="en-GB"/>
+              </w:rPr>
+            </w:pPr>
+            <w:r>
+              <w:rPr>
+                <w:sz w:val="16"/>
+                <w:szCs w:val="16"/>
+                <w:lang w:val="en-GB"/>
+              </w:rPr>
+              <w:t xml:space="preserve">    username = Column(String, unique=True, index=True)</w:t>
+            </w:r>
+          </w:p>
+          <w:p>
+            <w:pPr>
+              <w:rPr>
+                <w:sz w:val="16"/>
+                <w:szCs w:val="16"/>
+                <w:lang w:val="en-GB"/>
+              </w:rPr>
+            </w:pPr>
+            <w:r>
+              <w:rPr>
+                <w:sz w:val="16"/>
+                <w:szCs w:val="16"/>
+                <w:lang w:val="en-GB"/>
+              </w:rPr>
+              <w:t xml:space="preserve">    hashed_password = Column(String)</w:t>
+            </w:r>
+          </w:p>
+          <w:p>
+            <w:pPr>
+              <w:rPr>
+                <w:sz w:val="16"/>
+                <w:szCs w:val="16"/>
+                <w:lang w:val="en-GB"/>
+              </w:rPr>
+            </w:pPr>
+          </w:p>
+          <w:p>
+            <w:pPr>
+              <w:rPr>
+                <w:sz w:val="16"/>
+                <w:szCs w:val="16"/>
+                <w:lang w:val="en-GB"/>
+              </w:rPr>
+            </w:pPr>
+            <w:r>
+              <w:rPr>
+                <w:sz w:val="16"/>
+                <w:szCs w:val="16"/>
+                <w:lang w:val="en-GB"/>
+              </w:rPr>
+              <w:t>Base.metadata.create_all(bind=engine)</w:t>
+            </w:r>
+          </w:p>
+          <w:p>
+            <w:pPr>
+              <w:rPr>
+                <w:sz w:val="16"/>
+                <w:szCs w:val="16"/>
+                <w:lang w:val="en-GB"/>
+              </w:rPr>
+            </w:pPr>
+          </w:p>
+          <w:p>
+            <w:pPr>
+              <w:rPr>
+                <w:sz w:val="16"/>
+                <w:szCs w:val="16"/>
+                <w:lang w:val="en-GB"/>
+              </w:rPr>
+            </w:pPr>
+            <w:r>
+              <w:rPr>
+                <w:sz w:val="16"/>
+                <w:szCs w:val="16"/>
+                <w:lang w:val="en-GB"/>
+              </w:rPr>
+              <w:t>app = FastAPI(title="Auth Microservice")</w:t>
+            </w:r>
+          </w:p>
+          <w:p>
+            <w:pPr>
+              <w:rPr>
+                <w:sz w:val="16"/>
+                <w:szCs w:val="16"/>
+                <w:lang w:val="en-GB"/>
+              </w:rPr>
+            </w:pPr>
+          </w:p>
+          <w:p>
+            <w:pPr>
+              <w:rPr>
+                <w:sz w:val="16"/>
+                <w:szCs w:val="16"/>
+                <w:lang w:val="en-GB"/>
+              </w:rPr>
+            </w:pPr>
+            <w:r>
+              <w:rPr>
+                <w:sz w:val="16"/>
+                <w:szCs w:val="16"/>
+                <w:lang w:val="en-GB"/>
+              </w:rPr>
+              <w:t>def get_db():</w:t>
+            </w:r>
+          </w:p>
+          <w:p>
+            <w:pPr>
+              <w:rPr>
+                <w:sz w:val="16"/>
+                <w:szCs w:val="16"/>
+                <w:lang w:val="en-GB"/>
+              </w:rPr>
+            </w:pPr>
+            <w:r>
+              <w:rPr>
+                <w:sz w:val="16"/>
+                <w:szCs w:val="16"/>
+                <w:lang w:val="en-GB"/>
+              </w:rPr>
+              <w:lastRenderedPageBreak/>
+              <w:t xml:space="preserve">    db = SessionLocal()</w:t>
+            </w:r>
+          </w:p>
+          <w:p>
+            <w:pPr>
+              <w:rPr>
+                <w:sz w:val="16"/>
+                <w:szCs w:val="16"/>
+                <w:lang w:val="en-GB"/>
+              </w:rPr>
+            </w:pPr>
+            <w:r>
+              <w:rPr>
+                <w:sz w:val="16"/>
+                <w:szCs w:val="16"/>
+                <w:lang w:val="en-GB"/>
+              </w:rPr>
+              <w:t xml:space="preserve">    try:</w:t>
+            </w:r>
+          </w:p>
+          <w:p>
+            <w:pPr>
+              <w:rPr>
+                <w:sz w:val="16"/>
+                <w:szCs w:val="16"/>
+                <w:lang w:val="en-GB"/>
+              </w:rPr>
+            </w:pPr>
+            <w:r>
+              <w:rPr>
+                <w:sz w:val="16"/>
+                <w:szCs w:val="16"/>
+                <w:lang w:val="en-GB"/>
+              </w:rPr>
+              <w:t xml:space="preserve">        yield db</w:t>
+            </w:r>
+          </w:p>
+          <w:p>
+            <w:pPr>
+              <w:rPr>
+                <w:sz w:val="16"/>
+                <w:szCs w:val="16"/>
+                <w:lang w:val="en-GB"/>
+              </w:rPr>
+            </w:pPr>
+            <w:r>
+              <w:rPr>
+                <w:sz w:val="16"/>
+                <w:szCs w:val="16"/>
+                <w:lang w:val="en-GB"/>
+              </w:rPr>
+              <w:t xml:space="preserve">    finally:</w:t>
+            </w:r>
+          </w:p>
+          <w:p>
+            <w:pPr>
+              <w:rPr>
+                <w:sz w:val="16"/>
+                <w:szCs w:val="16"/>
+                <w:lang w:val="en-GB"/>
+              </w:rPr>
+            </w:pPr>
+            <w:r>
+              <w:rPr>
+                <w:sz w:val="16"/>
+                <w:szCs w:val="16"/>
+                <w:lang w:val="en-GB"/>
+              </w:rPr>
+              <w:t xml:space="preserve">        db.close()</w:t>
+            </w:r>
+          </w:p>
+          <w:p>
+            <w:pPr>
+              <w:rPr>
+                <w:sz w:val="16"/>
+                <w:szCs w:val="16"/>
+                <w:lang w:val="en-GB"/>
+              </w:rPr>
+            </w:pPr>
+          </w:p>
+          <w:p>
+            <w:pPr>
+              <w:rPr>
+                <w:sz w:val="16"/>
+                <w:szCs w:val="16"/>
+                <w:lang w:val="en-GB"/>
+              </w:rPr>
+            </w:pPr>
+            <w:r>
+              <w:rPr>
+                <w:sz w:val="16"/>
+                <w:szCs w:val="16"/>
+                <w:lang w:val="en-GB"/>
+              </w:rPr>
+              <w:t>@app.post("/register")</w:t>
+            </w:r>
+          </w:p>
+          <w:p>
+            <w:pPr>
+              <w:rPr>
+                <w:sz w:val="16"/>
+                <w:szCs w:val="16"/>
+                <w:lang w:val="en-GB"/>
+              </w:rPr>
+            </w:pPr>
+            <w:r>
+              <w:rPr>
+                <w:sz w:val="16"/>
+                <w:szCs w:val="16"/>
+                <w:lang w:val="en-GB"/>
+              </w:rPr>
+              <w:t>def register(username: str, password: str, db: Session = Depends(get_db)):</w:t>
+            </w:r>
+          </w:p>
+          <w:p>
+            <w:pPr>
+              <w:rPr>
+                <w:sz w:val="16"/>
+                <w:szCs w:val="16"/>
+                <w:lang w:val="en-GB"/>
+              </w:rPr>
+            </w:pPr>
+            <w:r>
+              <w:rPr>
+                <w:sz w:val="16"/>
+                <w:szCs w:val="16"/>
+                <w:lang w:val="en-GB"/>
+              </w:rPr>
+              <w:t xml:space="preserve">    existing_user = db.query(User).filter(User.username == username).first()</w:t>
+            </w:r>
+          </w:p>
+          <w:p>
+            <w:pPr>
+              <w:rPr>
+                <w:sz w:val="16"/>
+                <w:szCs w:val="16"/>
+                <w:lang w:val="en-GB"/>
+              </w:rPr>
+            </w:pPr>
+            <w:r>
+              <w:rPr>
+                <w:sz w:val="16"/>
+                <w:szCs w:val="16"/>
+                <w:lang w:val="en-GB"/>
+              </w:rPr>
+              <w:t xml:space="preserve">    if existing_user:</w:t>
+            </w:r>
+          </w:p>
+          <w:p>
+            <w:pPr>
+              <w:rPr>
+                <w:sz w:val="16"/>
+                <w:szCs w:val="16"/>
+                <w:lang w:val="en-GB"/>
+              </w:rPr>
+            </w:pPr>
+            <w:r>
+              <w:rPr>
+                <w:sz w:val="16"/>
+                <w:szCs w:val="16"/>
+                <w:lang w:val="en-GB"/>
+              </w:rPr>
+              <w:t xml:space="preserve">        raise HTTPException(status_code=400, detail="Username already registered")</w:t>
+            </w:r>
+          </w:p>
+          <w:p>
+            <w:pPr>
+              <w:rPr>
+                <w:sz w:val="16"/>
+                <w:szCs w:val="16"/>
+                <w:lang w:val="en-GB"/>
+              </w:rPr>
+            </w:pPr>
+          </w:p>
+          <w:p>
+            <w:pPr>
+              <w:rPr>
+                <w:sz w:val="16"/>
+                <w:szCs w:val="16"/>
+                <w:lang w:val="en-GB"/>
+              </w:rPr>
+            </w:pPr>
+            <w:r>
+              <w:rPr>
+                <w:sz w:val="16"/>
+                <w:szCs w:val="16"/>
+                <w:lang w:val="en-GB"/>
+              </w:rPr>
+              <w:t xml:space="preserve">    hashed_password = pwd_context.hash(password)</w:t>
+            </w:r>
+          </w:p>
+          <w:p>
+            <w:pPr>
+              <w:rPr>
+                <w:sz w:val="16"/>
+                <w:szCs w:val="16"/>
+                <w:lang w:val="en-GB"/>
+              </w:rPr>
+            </w:pPr>
+            <w:r>
+              <w:rPr>
+                <w:sz w:val="16"/>
+                <w:szCs w:val="16"/>
+                <w:lang w:val="en-GB"/>
+              </w:rPr>
+              <w:t xml:space="preserve">    new_user = User(username=username, hashed_password=hashed_password)</w:t>
+            </w:r>
+          </w:p>
+          <w:p>
+            <w:pPr>
+              <w:rPr>
+                <w:sz w:val="16"/>
+                <w:szCs w:val="16"/>
+                <w:lang w:val="en-GB"/>
+              </w:rPr>
+            </w:pPr>
+            <w:r>
+              <w:rPr>
+                <w:sz w:val="16"/>
+                <w:szCs w:val="16"/>
+                <w:lang w:val="en-GB"/>
+              </w:rPr>
+              <w:t xml:space="preserve">    db.add(new_user)</w:t>
+            </w:r>
+          </w:p>
+          <w:p>
+            <w:pPr>
+              <w:rPr>
+                <w:sz w:val="16"/>
+                <w:szCs w:val="16"/>
+                <w:lang w:val="en-GB"/>
+              </w:rPr>
+            </w:pPr>
+            <w:r>
+              <w:rPr>
+                <w:sz w:val="16"/>
+                <w:szCs w:val="16"/>
+                <w:lang w:val="en-GB"/>
+              </w:rPr>
+              <w:t xml:space="preserve">    db.commit()</w:t>
+            </w:r>
+          </w:p>
+          <w:p>
+            <w:pPr>
+              <w:rPr>
+                <w:sz w:val="16"/>
+                <w:szCs w:val="16"/>
+                <w:lang w:val="en-GB"/>
+              </w:rPr>
+            </w:pPr>
+            <w:r>
+              <w:rPr>
+                <w:sz w:val="16"/>
+                <w:szCs w:val="16"/>
+                <w:lang w:val="en-GB"/>
+              </w:rPr>
+              <w:t xml:space="preserve">    db.refresh(new_user)</w:t>
+            </w:r>
+          </w:p>
+          <w:p>
+            <w:pPr>
+              <w:rPr>
+                <w:sz w:val="16"/>
+                <w:szCs w:val="16"/>
+                <w:lang w:val="en-GB"/>
+              </w:rPr>
+            </w:pPr>
+            <w:r>
+              <w:rPr>
+                <w:sz w:val="16"/>
+                <w:szCs w:val="16"/>
+                <w:lang w:val="en-GB"/>
+              </w:rPr>
+              <w:t xml:space="preserve">    return {"message": f"User {username} created successfully!"}</w:t>
+            </w:r>
           </w:p>
         </w:tc>
         <w:tc>
           <w:tcPr>
-            <w:tcW w:w="2977" w:type="dxa"/>
+            <w:tcW w:w="2963" w:type="dxa"/>
           </w:tcPr>
           <w:p>
             <w:pPr>
@@ -1105,13 +1849,22 @@
                 <w:lang w:val="en-GB"/>
               </w:rPr>
             </w:pPr>
+            <w:r>
+              <w:rPr>
+                <w:sz w:val="18"/>
+                <w:szCs w:val="18"/>
+                <w:lang w:val="en-GB"/>
+              </w:rPr>
+              <w:lastRenderedPageBreak/>
+              <w:t>Write the backend code (services/auth-service/main.py)</w:t>
+            </w:r>
           </w:p>
         </w:tc>
       </w:tr>
       <w:tr>
         <w:tc>
           <w:tcPr>
-            <w:tcW w:w="421" w:type="dxa"/>
+            <w:tcW w:w="465" w:type="dxa"/>
           </w:tcPr>
           <w:p>
             <w:pPr>
@@ -1121,25 +1874,170 @@
                 <w:lang w:val="en-GB"/>
               </w:rPr>
             </w:pPr>
+            <w:r>
+              <w:rPr>
+                <w:sz w:val="18"/>
+                <w:szCs w:val="18"/>
+                <w:lang w:val="en-GB"/>
+              </w:rPr>
+              <w:t>3.c</w:t>
+            </w:r>
           </w:p>
         </w:tc>
         <w:tc>
           <w:tcPr>
-            <w:tcW w:w="7087" w:type="dxa"/>
+            <w:tcW w:w="7057" w:type="dxa"/>
           </w:tcPr>
           <w:p>
             <w:pPr>
               <w:rPr>
-                <w:sz w:val="18"/>
-                <w:szCs w:val="18"/>
-                <w:lang w:val="en-GB"/>
-              </w:rPr>
-            </w:pPr>
+                <w:i/>
+                <w:iCs/>
+                <w:sz w:val="18"/>
+                <w:szCs w:val="18"/>
+              </w:rPr>
+            </w:pPr>
+            <w:r>
+              <w:rPr>
+                <w:i/>
+                <w:iCs/>
+                <w:sz w:val="18"/>
+                <w:szCs w:val="18"/>
+              </w:rPr>
+              <w:t>Dockerfile</w:t>
+            </w:r>
+          </w:p>
+          <w:p>
+            <w:pPr>
+              <w:rPr>
+                <w:sz w:val="18"/>
+                <w:szCs w:val="18"/>
+              </w:rPr>
+            </w:pPr>
+          </w:p>
+          <w:p>
+            <w:pPr>
+              <w:rPr>
+                <w:sz w:val="16"/>
+                <w:szCs w:val="16"/>
+                <w:lang w:val="en-GB"/>
+              </w:rPr>
+            </w:pPr>
+            <w:r>
+              <w:rPr>
+                <w:sz w:val="16"/>
+                <w:szCs w:val="16"/>
+                <w:lang w:val="en-GB"/>
+              </w:rPr>
+              <w:t>FROM python:3.10-slim</w:t>
+            </w:r>
+          </w:p>
+          <w:p>
+            <w:pPr>
+              <w:rPr>
+                <w:sz w:val="16"/>
+                <w:szCs w:val="16"/>
+                <w:lang w:val="en-GB"/>
+              </w:rPr>
+            </w:pPr>
+            <w:r>
+              <w:rPr>
+                <w:sz w:val="16"/>
+                <w:szCs w:val="16"/>
+                <w:lang w:val="en-GB"/>
+              </w:rPr>
+              <w:t>WORKDIR /app</w:t>
+            </w:r>
+          </w:p>
+          <w:p>
+            <w:pPr>
+              <w:rPr>
+                <w:sz w:val="16"/>
+                <w:szCs w:val="16"/>
+                <w:lang w:val="en-GB"/>
+              </w:rPr>
+            </w:pPr>
+            <w:r>
+              <w:rPr>
+                <w:sz w:val="16"/>
+                <w:szCs w:val="16"/>
+                <w:lang w:val="en-GB"/>
+              </w:rPr>
+              <w:t>COPY requirements.txt .</w:t>
+            </w:r>
+          </w:p>
+          <w:p>
+            <w:pPr>
+              <w:rPr>
+                <w:sz w:val="16"/>
+                <w:szCs w:val="16"/>
+                <w:lang w:val="en-GB"/>
+              </w:rPr>
+            </w:pPr>
+            <w:r>
+              <w:rPr>
+                <w:sz w:val="16"/>
+                <w:szCs w:val="16"/>
+                <w:lang w:val="en-GB"/>
+              </w:rPr>
+              <w:t>RUN pip install --no-cache-dir -r requirements.txt</w:t>
+            </w:r>
+          </w:p>
+          <w:p>
+            <w:pPr>
+              <w:rPr>
+                <w:sz w:val="16"/>
+                <w:szCs w:val="16"/>
+                <w:lang w:val="en-GB"/>
+              </w:rPr>
+            </w:pPr>
+            <w:r>
+              <w:rPr>
+                <w:sz w:val="16"/>
+                <w:szCs w:val="16"/>
+                <w:lang w:val="en-GB"/>
+              </w:rPr>
+              <w:t>COPY . .</w:t>
+            </w:r>
+          </w:p>
+          <w:p>
+            <w:pPr>
+              <w:rPr>
+                <w:sz w:val="16"/>
+                <w:szCs w:val="16"/>
+                <w:lang w:val="en-GB"/>
+              </w:rPr>
+            </w:pPr>
+            <w:r>
+              <w:rPr>
+                <w:sz w:val="16"/>
+                <w:szCs w:val="16"/>
+                <w:lang w:val="en-GB"/>
+              </w:rPr>
+              <w:t>EXPOSE 3000</w:t>
+            </w:r>
+          </w:p>
+          <w:p>
+            <w:pPr>
+              <w:rPr>
+                <w:sz w:val="18"/>
+                <w:szCs w:val="18"/>
+                <w:lang w:val="en-GB"/>
+              </w:rPr>
+            </w:pPr>
+            <w:r>
+              <w:rPr>
+                <w:sz w:val="16"/>
+                <w:szCs w:val="16"/>
+                <w:lang w:val="en-GB"/>
+              </w:rPr>
+              <w:t>CMD ["uvicorn", "main:app", "--host", "0.0.0.0", "--port", "3000"]</w:t>
+            </w:r>
           </w:p>
         </w:tc>
         <w:tc>
           <w:tcPr>
-            <w:tcW w:w="2977" w:type="dxa"/>
+            <w:tcW w:w="2963" w:type="dxa"/>
           </w:tcPr>
           <w:p>
             <w:pPr>
@@ -1155,7 +2053,7 @@
       <w:tr>
         <w:tc>
           <w:tcPr>
-            <w:tcW w:w="421" w:type="dxa"/>
+            <w:tcW w:w="465" w:type="dxa"/>
           </w:tcPr>
           <w:p>
             <w:pPr>
@@ -1165,41 +2063,367 @@
                 <w:lang w:val="en-GB"/>
               </w:rPr>
             </w:pPr>
+            <w:r>
+              <w:rPr>
+                <w:sz w:val="18"/>
+                <w:szCs w:val="18"/>
+                <w:lang w:val="en-GB"/>
+              </w:rPr>
+              <w:t>4.</w:t>
+            </w:r>
           </w:p>
         </w:tc>
         <w:tc>
           <w:tcPr>
-            <w:tcW w:w="7087" w:type="dxa"/>
+            <w:tcW w:w="7057" w:type="dxa"/>
           </w:tcPr>
           <w:p>
             <w:pPr>
               <w:rPr>
-                <w:sz w:val="18"/>
-                <w:szCs w:val="18"/>
-                <w:lang w:val="en-GB"/>
-              </w:rPr>
-            </w:pPr>
+                <w:sz w:val="16"/>
+                <w:szCs w:val="16"/>
+                <w:lang w:val="en-GB"/>
+              </w:rPr>
+            </w:pPr>
+            <w:r>
+              <w:rPr>
+                <w:sz w:val="16"/>
+                <w:szCs w:val="16"/>
+                <w:lang w:val="en-GB"/>
+              </w:rPr>
+              <w:t xml:space="preserve">Update on </w:t>
+            </w:r>
+            <w:r>
+              <w:rPr>
+                <w:i/>
+                <w:iCs/>
+                <w:sz w:val="16"/>
+                <w:szCs w:val="16"/>
+                <w:lang w:val="en-GB"/>
+              </w:rPr>
+              <w:t>yml</w:t>
+            </w:r>
+            <w:r>
+              <w:rPr>
+                <w:sz w:val="16"/>
+                <w:szCs w:val="16"/>
+                <w:lang w:val="en-GB"/>
+              </w:rPr>
+              <w:t>.</w:t>
+            </w:r>
+          </w:p>
+          <w:p>
+            <w:pPr>
+              <w:rPr>
+                <w:sz w:val="16"/>
+                <w:szCs w:val="16"/>
+                <w:lang w:val="en-GB"/>
+              </w:rPr>
+            </w:pPr>
+          </w:p>
+          <w:p>
+            <w:pPr>
+              <w:rPr>
+                <w:sz w:val="16"/>
+                <w:szCs w:val="16"/>
+                <w:lang w:val="en-GB"/>
+              </w:rPr>
+            </w:pPr>
+            <w:r>
+              <w:rPr>
+                <w:sz w:val="16"/>
+                <w:szCs w:val="16"/>
+                <w:lang w:val="en-GB"/>
+              </w:rPr>
+              <w:t>auth-service:</w:t>
+            </w:r>
+          </w:p>
+          <w:p>
+            <w:pPr>
+              <w:rPr>
+                <w:sz w:val="16"/>
+                <w:szCs w:val="16"/>
+                <w:lang w:val="en-GB"/>
+              </w:rPr>
+            </w:pPr>
+            <w:r>
+              <w:rPr>
+                <w:sz w:val="16"/>
+                <w:szCs w:val="16"/>
+                <w:lang w:val="en-GB"/>
+              </w:rPr>
+              <w:t xml:space="preserve">    build: ./services/auth-service</w:t>
+            </w:r>
+          </w:p>
+          <w:p>
+            <w:pPr>
+              <w:rPr>
+                <w:sz w:val="16"/>
+                <w:szCs w:val="16"/>
+                <w:lang w:val="en-GB"/>
+              </w:rPr>
+            </w:pPr>
+            <w:r>
+              <w:rPr>
+                <w:sz w:val="16"/>
+                <w:szCs w:val="16"/>
+                <w:lang w:val="en-GB"/>
+              </w:rPr>
+              <w:t xml:space="preserve">    container_name: local_auth_service</w:t>
+            </w:r>
+          </w:p>
+          <w:p>
+            <w:pPr>
+              <w:rPr>
+                <w:sz w:val="16"/>
+                <w:szCs w:val="16"/>
+                <w:lang w:val="en-GB"/>
+              </w:rPr>
+            </w:pPr>
+            <w:r>
+              <w:rPr>
+                <w:sz w:val="16"/>
+                <w:szCs w:val="16"/>
+                <w:lang w:val="en-GB"/>
+              </w:rPr>
+              <w:t xml:space="preserve">    ports:</w:t>
+            </w:r>
+          </w:p>
+          <w:p>
+            <w:pPr>
+              <w:rPr>
+                <w:sz w:val="16"/>
+                <w:szCs w:val="16"/>
+                <w:lang w:val="en-GB"/>
+              </w:rPr>
+            </w:pPr>
+            <w:r>
+              <w:rPr>
+                <w:sz w:val="16"/>
+                <w:szCs w:val="16"/>
+                <w:lang w:val="en-GB"/>
+              </w:rPr>
+              <w:t xml:space="preserve">      - "3000:3000"</w:t>
+            </w:r>
+          </w:p>
+          <w:p>
+            <w:pPr>
+              <w:rPr>
+                <w:sz w:val="16"/>
+                <w:szCs w:val="16"/>
+                <w:lang w:val="en-GB"/>
+              </w:rPr>
+            </w:pPr>
+            <w:r>
+              <w:rPr>
+                <w:sz w:val="16"/>
+                <w:szCs w:val="16"/>
+                <w:lang w:val="en-GB"/>
+              </w:rPr>
+              <w:t xml:space="preserve">    environment:</w:t>
+            </w:r>
+          </w:p>
+          <w:p>
+            <w:pPr>
+              <w:rPr>
+                <w:sz w:val="16"/>
+                <w:szCs w:val="16"/>
+                <w:lang w:val="en-GB"/>
+              </w:rPr>
+            </w:pPr>
+            <w:r>
+              <w:rPr>
+                <w:sz w:val="16"/>
+                <w:szCs w:val="16"/>
+                <w:lang w:val="en-GB"/>
+              </w:rPr>
+              <w:t xml:space="preserve">      - DB_HOST=postgres</w:t>
+            </w:r>
+          </w:p>
+          <w:p>
+            <w:pPr>
+              <w:rPr>
+                <w:sz w:val="16"/>
+                <w:szCs w:val="16"/>
+                <w:lang w:val="en-GB"/>
+              </w:rPr>
+            </w:pPr>
+            <w:r>
+              <w:rPr>
+                <w:sz w:val="16"/>
+                <w:szCs w:val="16"/>
+                <w:lang w:val="en-GB"/>
+              </w:rPr>
+              <w:t xml:space="preserve">      - DB_USER=admin</w:t>
+            </w:r>
+          </w:p>
+          <w:p>
+            <w:pPr>
+              <w:rPr>
+                <w:sz w:val="16"/>
+                <w:szCs w:val="16"/>
+                <w:lang w:val="en-GB"/>
+              </w:rPr>
+            </w:pPr>
+            <w:r>
+              <w:rPr>
+                <w:sz w:val="16"/>
+                <w:szCs w:val="16"/>
+                <w:lang w:val="en-GB"/>
+              </w:rPr>
+              <w:t xml:space="preserve">      - DB_PASSWORD=secretpassword</w:t>
+            </w:r>
+          </w:p>
+          <w:p>
+            <w:pPr>
+              <w:rPr>
+                <w:sz w:val="16"/>
+                <w:szCs w:val="16"/>
+                <w:lang w:val="en-GB"/>
+              </w:rPr>
+            </w:pPr>
+            <w:r>
+              <w:rPr>
+                <w:sz w:val="16"/>
+                <w:szCs w:val="16"/>
+                <w:lang w:val="en-GB"/>
+              </w:rPr>
+              <w:t xml:space="preserve">      - DB_NAME=mediadb</w:t>
+            </w:r>
+          </w:p>
+          <w:p>
+            <w:pPr>
+              <w:rPr>
+                <w:sz w:val="16"/>
+                <w:szCs w:val="16"/>
+                <w:lang w:val="en-GB"/>
+              </w:rPr>
+            </w:pPr>
+            <w:r>
+              <w:rPr>
+                <w:sz w:val="16"/>
+                <w:szCs w:val="16"/>
+                <w:lang w:val="en-GB"/>
+              </w:rPr>
+              <w:t xml:space="preserve">    depends_on:</w:t>
+            </w:r>
+          </w:p>
+          <w:p>
+            <w:pPr>
+              <w:rPr>
+                <w:sz w:val="16"/>
+                <w:szCs w:val="16"/>
+                <w:lang w:val="en-GB"/>
+              </w:rPr>
+            </w:pPr>
+            <w:r>
+              <w:rPr>
+                <w:sz w:val="16"/>
+                <w:szCs w:val="16"/>
+                <w:lang w:val="en-GB"/>
+              </w:rPr>
+              <w:t xml:space="preserve">      - postgres</w:t>
+            </w:r>
+          </w:p>
+          <w:p>
+            <w:pPr>
+              <w:rPr>
+                <w:sz w:val="18"/>
+                <w:szCs w:val="18"/>
+                <w:lang w:val="en-GB"/>
+              </w:rPr>
+            </w:pPr>
+            <w:r>
+              <w:rPr>
+                <w:sz w:val="16"/>
+                <w:szCs w:val="16"/>
+                <w:lang w:val="en-GB"/>
+              </w:rPr>
+              <w:t xml:space="preserve">      - redis</w:t>
+            </w:r>
           </w:p>
         </w:tc>
         <w:tc>
           <w:tcPr>
-            <w:tcW w:w="2977" w:type="dxa"/>
+            <w:tcW w:w="2963" w:type="dxa"/>
           </w:tcPr>
           <w:p>
             <w:pPr>
               <w:rPr>
-                <w:sz w:val="18"/>
-                <w:szCs w:val="18"/>
-                <w:lang w:val="en-GB"/>
-              </w:rPr>
-            </w:pPr>
+                <w:sz w:val="16"/>
+                <w:szCs w:val="16"/>
+                <w:lang w:val="en-GB"/>
+              </w:rPr>
+            </w:pPr>
+            <w:r>
+              <w:rPr>
+                <w:sz w:val="16"/>
+                <w:szCs w:val="16"/>
+                <w:lang w:val="en-GB"/>
+              </w:rPr>
+              <w:t>build: ./services/auth-service: Tells Docker to look inside that folder, read your Dockerfile, and build your Python app container.</w:t>
+            </w:r>
+          </w:p>
+          <w:p>
+            <w:pPr>
+              <w:rPr>
+                <w:sz w:val="16"/>
+                <w:szCs w:val="16"/>
+                <w:lang w:val="en-GB"/>
+              </w:rPr>
+            </w:pPr>
+            <w:r>
+              <w:rPr>
+                <w:sz w:val="16"/>
+                <w:szCs w:val="16"/>
+                <w:lang w:val="en-GB"/>
+              </w:rPr>
+              <w:t>ports: - "3000:3000": Exposes port 3000 on your laptop so you can send HTTP requests directly to your auth service.</w:t>
+            </w:r>
+          </w:p>
+          <w:p>
+            <w:pPr>
+              <w:rPr>
+                <w:sz w:val="16"/>
+                <w:szCs w:val="16"/>
+                <w:lang w:val="en-GB"/>
+              </w:rPr>
+            </w:pPr>
+            <w:r>
+              <w:rPr>
+                <w:sz w:val="16"/>
+                <w:szCs w:val="16"/>
+                <w:lang w:val="en-GB"/>
+              </w:rPr>
+              <w:t>DB_HOST=postgres: This is the magic of Docker networking! Because both containers are on the same local Docker network, the auth service can talk to the PostgreSQL container simply by using the name postgres instead of localhost.</w:t>
+            </w:r>
+          </w:p>
+          <w:p>
+            <w:pPr>
+              <w:rPr>
+                <w:sz w:val="16"/>
+                <w:szCs w:val="16"/>
+                <w:lang w:val="en-GB"/>
+              </w:rPr>
+            </w:pPr>
+            <w:r>
+              <w:rPr>
+                <w:sz w:val="16"/>
+                <w:szCs w:val="16"/>
+                <w:lang w:val="en-GB"/>
+              </w:rPr>
+              <w:t>depends_on: Ensures PostgreSQL and Redis start up before the auth service tries to connect.</w:t>
+            </w:r>
           </w:p>
         </w:tc>
       </w:tr>
       <w:tr>
+        <w:trPr>
+          <w:trHeight w:val="6061"/>
+        </w:trPr>
         <w:tc>
           <w:tcPr>
-            <w:tcW w:w="421" w:type="dxa"/>
+            <w:tcW w:w="465" w:type="dxa"/>
           </w:tcPr>
           <w:p>
             <w:pPr>
@@ -1209,34 +2433,723 @@
                 <w:lang w:val="en-GB"/>
               </w:rPr>
             </w:pPr>
+            <w:r>
+              <w:rPr>
+                <w:sz w:val="18"/>
+                <w:szCs w:val="18"/>
+                <w:lang w:val="en-GB"/>
+              </w:rPr>
+              <w:t>5.</w:t>
+            </w:r>
           </w:p>
         </w:tc>
         <w:tc>
           <w:tcPr>
-            <w:tcW w:w="7087" w:type="dxa"/>
+            <w:tcW w:w="7057" w:type="dxa"/>
           </w:tcPr>
           <w:p>
             <w:pPr>
               <w:rPr>
-                <w:sz w:val="18"/>
-                <w:szCs w:val="18"/>
-                <w:lang w:val="en-GB"/>
-              </w:rPr>
-            </w:pPr>
+                <w:sz w:val="16"/>
+                <w:szCs w:val="16"/>
+              </w:rPr>
+            </w:pPr>
+            <w:r>
+              <w:rPr>
+                <w:sz w:val="16"/>
+                <w:szCs w:val="16"/>
+              </w:rPr>
+              <w:t>Nginx</w:t>
+            </w:r>
+          </w:p>
+          <w:p>
+            <w:pPr>
+              <w:rPr>
+                <w:sz w:val="16"/>
+                <w:szCs w:val="16"/>
+              </w:rPr>
+            </w:pPr>
+          </w:p>
+          <w:p>
+            <w:pPr>
+              <w:rPr>
+                <w:sz w:val="16"/>
+                <w:szCs w:val="16"/>
+                <w:lang w:val="en-GB"/>
+              </w:rPr>
+            </w:pPr>
+            <w:r>
+              <w:rPr>
+                <w:sz w:val="16"/>
+                <w:szCs w:val="16"/>
+                <w:lang w:val="en-GB"/>
+              </w:rPr>
+              <w:t>events { worker_connections 1024; }</w:t>
+            </w:r>
+          </w:p>
+          <w:p>
+            <w:pPr>
+              <w:rPr>
+                <w:sz w:val="16"/>
+                <w:szCs w:val="16"/>
+                <w:lang w:val="en-GB"/>
+              </w:rPr>
+            </w:pPr>
+          </w:p>
+          <w:p>
+            <w:pPr>
+              <w:rPr>
+                <w:sz w:val="16"/>
+                <w:szCs w:val="16"/>
+                <w:lang w:val="en-GB"/>
+              </w:rPr>
+            </w:pPr>
+            <w:r>
+              <w:rPr>
+                <w:sz w:val="16"/>
+                <w:szCs w:val="16"/>
+                <w:lang w:val="en-GB"/>
+              </w:rPr>
+              <w:t>http {</w:t>
+            </w:r>
+          </w:p>
+          <w:p>
+            <w:pPr>
+              <w:rPr>
+                <w:sz w:val="16"/>
+                <w:szCs w:val="16"/>
+                <w:lang w:val="en-GB"/>
+              </w:rPr>
+            </w:pPr>
+            <w:r>
+              <w:rPr>
+                <w:sz w:val="16"/>
+                <w:szCs w:val="16"/>
+                <w:lang w:val="en-GB"/>
+              </w:rPr>
+              <w:t xml:space="preserve">    upstream auth_cluster {</w:t>
+            </w:r>
+          </w:p>
+          <w:p>
+            <w:pPr>
+              <w:rPr>
+                <w:sz w:val="16"/>
+                <w:szCs w:val="16"/>
+                <w:lang w:val="en-GB"/>
+              </w:rPr>
+            </w:pPr>
+            <w:r>
+              <w:rPr>
+                <w:sz w:val="16"/>
+                <w:szCs w:val="16"/>
+                <w:lang w:val="en-GB"/>
+              </w:rPr>
+              <w:t xml:space="preserve">        server auth-service:3000;</w:t>
+            </w:r>
+          </w:p>
+          <w:p>
+            <w:pPr>
+              <w:rPr>
+                <w:sz w:val="16"/>
+                <w:szCs w:val="16"/>
+                <w:lang w:val="en-GB"/>
+              </w:rPr>
+            </w:pPr>
+            <w:r>
+              <w:rPr>
+                <w:sz w:val="16"/>
+                <w:szCs w:val="16"/>
+                <w:lang w:val="en-GB"/>
+              </w:rPr>
+              <w:t xml:space="preserve">    }</w:t>
+            </w:r>
+          </w:p>
+          <w:p>
+            <w:pPr>
+              <w:rPr>
+                <w:sz w:val="16"/>
+                <w:szCs w:val="16"/>
+                <w:lang w:val="en-GB"/>
+              </w:rPr>
+            </w:pPr>
+          </w:p>
+          <w:p>
+            <w:pPr>
+              <w:rPr>
+                <w:sz w:val="16"/>
+                <w:szCs w:val="16"/>
+                <w:lang w:val="en-GB"/>
+              </w:rPr>
+            </w:pPr>
+            <w:r>
+              <w:rPr>
+                <w:sz w:val="16"/>
+                <w:szCs w:val="16"/>
+                <w:lang w:val="en-GB"/>
+              </w:rPr>
+              <w:t xml:space="preserve">    server {</w:t>
+            </w:r>
+          </w:p>
+          <w:p>
+            <w:pPr>
+              <w:rPr>
+                <w:sz w:val="16"/>
+                <w:szCs w:val="16"/>
+                <w:lang w:val="en-GB"/>
+              </w:rPr>
+            </w:pPr>
+            <w:r>
+              <w:rPr>
+                <w:sz w:val="16"/>
+                <w:szCs w:val="16"/>
+                <w:lang w:val="en-GB"/>
+              </w:rPr>
+              <w:t xml:space="preserve">        listen 80;</w:t>
+            </w:r>
+          </w:p>
+          <w:p>
+            <w:pPr>
+              <w:rPr>
+                <w:sz w:val="16"/>
+                <w:szCs w:val="16"/>
+                <w:lang w:val="en-GB"/>
+              </w:rPr>
+            </w:pPr>
+          </w:p>
+          <w:p>
+            <w:pPr>
+              <w:rPr>
+                <w:sz w:val="16"/>
+                <w:szCs w:val="16"/>
+                <w:lang w:val="en-GB"/>
+              </w:rPr>
+            </w:pPr>
+            <w:r>
+              <w:rPr>
+                <w:sz w:val="16"/>
+                <w:szCs w:val="16"/>
+                <w:lang w:val="en-GB"/>
+              </w:rPr>
+              <w:t xml:space="preserve">        # Basic gateway health check</w:t>
+            </w:r>
+          </w:p>
+          <w:p>
+            <w:pPr>
+              <w:rPr>
+                <w:sz w:val="16"/>
+                <w:szCs w:val="16"/>
+                <w:lang w:val="en-GB"/>
+              </w:rPr>
+            </w:pPr>
+            <w:r>
+              <w:rPr>
+                <w:sz w:val="16"/>
+                <w:szCs w:val="16"/>
+                <w:lang w:val="en-GB"/>
+              </w:rPr>
+              <w:t xml:space="preserve">        location /health {</w:t>
+            </w:r>
+          </w:p>
+          <w:p>
+            <w:pPr>
+              <w:rPr>
+                <w:sz w:val="16"/>
+                <w:szCs w:val="16"/>
+                <w:lang w:val="en-GB"/>
+              </w:rPr>
+            </w:pPr>
+            <w:r>
+              <w:rPr>
+                <w:sz w:val="16"/>
+                <w:szCs w:val="16"/>
+                <w:lang w:val="en-GB"/>
+              </w:rPr>
+              <w:t xml:space="preserve">            return 200 'Gateway is Healthy\n';</w:t>
+            </w:r>
+          </w:p>
+          <w:p>
+            <w:pPr>
+              <w:rPr>
+                <w:sz w:val="16"/>
+                <w:szCs w:val="16"/>
+                <w:lang w:val="en-GB"/>
+              </w:rPr>
+            </w:pPr>
+            <w:r>
+              <w:rPr>
+                <w:sz w:val="16"/>
+                <w:szCs w:val="16"/>
+                <w:lang w:val="en-GB"/>
+              </w:rPr>
+              <w:t xml:space="preserve">        }</w:t>
+            </w:r>
+          </w:p>
+          <w:p>
+            <w:pPr>
+              <w:rPr>
+                <w:sz w:val="16"/>
+                <w:szCs w:val="16"/>
+                <w:lang w:val="en-GB"/>
+              </w:rPr>
+            </w:pPr>
+          </w:p>
+          <w:p>
+            <w:pPr>
+              <w:rPr>
+                <w:sz w:val="16"/>
+                <w:szCs w:val="16"/>
+                <w:lang w:val="en-GB"/>
+              </w:rPr>
+            </w:pPr>
+            <w:r>
+              <w:rPr>
+                <w:sz w:val="16"/>
+                <w:szCs w:val="16"/>
+                <w:lang w:val="en-GB"/>
+              </w:rPr>
+              <w:t xml:space="preserve">        # Route /api/v1/auth/ requests -&gt; Auth Service</w:t>
+            </w:r>
+          </w:p>
+          <w:p>
+            <w:pPr>
+              <w:rPr>
+                <w:sz w:val="16"/>
+                <w:szCs w:val="16"/>
+                <w:lang w:val="en-GB"/>
+              </w:rPr>
+            </w:pPr>
+            <w:r>
+              <w:rPr>
+                <w:sz w:val="16"/>
+                <w:szCs w:val="16"/>
+                <w:lang w:val="en-GB"/>
+              </w:rPr>
+              <w:t xml:space="preserve">        location /api/v1/auth/ {</w:t>
+            </w:r>
+          </w:p>
+          <w:p>
+            <w:pPr>
+              <w:rPr>
+                <w:sz w:val="16"/>
+                <w:szCs w:val="16"/>
+                <w:lang w:val="en-GB"/>
+              </w:rPr>
+            </w:pPr>
+            <w:r>
+              <w:rPr>
+                <w:sz w:val="16"/>
+                <w:szCs w:val="16"/>
+                <w:lang w:val="en-GB"/>
+              </w:rPr>
+              <w:t xml:space="preserve">            proxy_pass http://auth_cluster/;</w:t>
+            </w:r>
+          </w:p>
+          <w:p>
+            <w:pPr>
+              <w:rPr>
+                <w:sz w:val="16"/>
+                <w:szCs w:val="16"/>
+                <w:lang w:val="en-GB"/>
+              </w:rPr>
+            </w:pPr>
+            <w:r>
+              <w:rPr>
+                <w:sz w:val="16"/>
+                <w:szCs w:val="16"/>
+                <w:lang w:val="en-GB"/>
+              </w:rPr>
+              <w:t xml:space="preserve">            proxy_set_header Host $host;</w:t>
+            </w:r>
+          </w:p>
+          <w:p>
+            <w:pPr>
+              <w:rPr>
+                <w:sz w:val="16"/>
+                <w:szCs w:val="16"/>
+                <w:lang w:val="en-GB"/>
+              </w:rPr>
+            </w:pPr>
+            <w:r>
+              <w:rPr>
+                <w:sz w:val="16"/>
+                <w:szCs w:val="16"/>
+                <w:lang w:val="en-GB"/>
+              </w:rPr>
+              <w:t xml:space="preserve">            proxy_set_header X-Real-IP $remote_addr;</w:t>
+            </w:r>
+          </w:p>
+          <w:p>
+            <w:pPr>
+              <w:rPr>
+                <w:sz w:val="16"/>
+                <w:szCs w:val="16"/>
+                <w:lang w:val="en-GB"/>
+              </w:rPr>
+            </w:pPr>
+            <w:r>
+              <w:rPr>
+                <w:sz w:val="16"/>
+                <w:szCs w:val="16"/>
+                <w:lang w:val="en-GB"/>
+              </w:rPr>
+              <w:t xml:space="preserve">            proxy_set_header X-Forwarded-For $proxy_add_x_forwarded_for;</w:t>
+            </w:r>
+          </w:p>
+          <w:p>
+            <w:pPr>
+              <w:rPr>
+                <w:sz w:val="16"/>
+                <w:szCs w:val="16"/>
+                <w:lang w:val="en-GB"/>
+              </w:rPr>
+            </w:pPr>
+            <w:r>
+              <w:rPr>
+                <w:sz w:val="16"/>
+                <w:szCs w:val="16"/>
+                <w:lang w:val="en-GB"/>
+              </w:rPr>
+              <w:t xml:space="preserve">        }</w:t>
+            </w:r>
+          </w:p>
+          <w:p>
+            <w:pPr>
+              <w:rPr>
+                <w:sz w:val="16"/>
+                <w:szCs w:val="16"/>
+                <w:lang w:val="en-GB"/>
+              </w:rPr>
+            </w:pPr>
+            <w:r>
+              <w:rPr>
+                <w:sz w:val="16"/>
+                <w:szCs w:val="16"/>
+                <w:lang w:val="en-GB"/>
+              </w:rPr>
+              <w:t xml:space="preserve">    }</w:t>
+            </w:r>
+          </w:p>
+          <w:p>
+            <w:pPr>
+              <w:rPr>
+                <w:sz w:val="16"/>
+                <w:szCs w:val="16"/>
+                <w:lang w:val="en-GB"/>
+              </w:rPr>
+            </w:pPr>
+            <w:r>
+              <w:rPr>
+                <w:sz w:val="16"/>
+                <w:szCs w:val="16"/>
+                <w:lang w:val="en-GB"/>
+              </w:rPr>
+              <w:t>}</w:t>
+            </w:r>
           </w:p>
         </w:tc>
         <w:tc>
           <w:tcPr>
-            <w:tcW w:w="2977" w:type="dxa"/>
+            <w:tcW w:w="2963" w:type="dxa"/>
           </w:tcPr>
           <w:p>
             <w:pPr>
               <w:rPr>
-                <w:sz w:val="18"/>
-                <w:szCs w:val="18"/>
-                <w:lang w:val="en-GB"/>
-              </w:rPr>
-            </w:pPr>
+                <w:sz w:val="16"/>
+                <w:szCs w:val="16"/>
+                <w:lang w:val="en-GB"/>
+              </w:rPr>
+            </w:pPr>
+            <w:r>
+              <w:rPr>
+                <w:sz w:val="16"/>
+                <w:szCs w:val="16"/>
+                <w:lang w:val="en-GB"/>
+              </w:rPr>
+              <w:t>upstream auth_cluster: Tells Nginx that auth-service:3000 is an internal container waiting for requests.</w:t>
+            </w:r>
+          </w:p>
+          <w:p>
+            <w:pPr>
+              <w:rPr>
+                <w:sz w:val="16"/>
+                <w:szCs w:val="16"/>
+                <w:lang w:val="en-GB"/>
+              </w:rPr>
+            </w:pPr>
+          </w:p>
+          <w:p>
+            <w:pPr>
+              <w:rPr>
+                <w:sz w:val="16"/>
+                <w:szCs w:val="16"/>
+                <w:lang w:val="en-GB"/>
+              </w:rPr>
+            </w:pPr>
+            <w:r>
+              <w:rPr>
+                <w:sz w:val="16"/>
+                <w:szCs w:val="16"/>
+                <w:lang w:val="en-GB"/>
+              </w:rPr>
+              <w:t>listen 80: Listens on standard HTTP port 80.</w:t>
+            </w:r>
+          </w:p>
+          <w:p>
+            <w:pPr>
+              <w:rPr>
+                <w:sz w:val="16"/>
+                <w:szCs w:val="16"/>
+                <w:lang w:val="en-GB"/>
+              </w:rPr>
+            </w:pPr>
+          </w:p>
+          <w:p>
+            <w:pPr>
+              <w:rPr>
+                <w:sz w:val="16"/>
+                <w:szCs w:val="16"/>
+                <w:lang w:val="en-GB"/>
+              </w:rPr>
+            </w:pPr>
+            <w:r>
+              <w:rPr>
+                <w:sz w:val="16"/>
+                <w:szCs w:val="16"/>
+                <w:lang w:val="en-GB"/>
+              </w:rPr>
+              <w:t>proxy_pass http://auth_cluster/: Whenever a client sends a request starting with /api/v1/auth/, Nginx automatically strips that prefix and passes the request internally to your Auth Service on port 3000.</w:t>
+            </w:r>
+          </w:p>
+        </w:tc>
+      </w:tr>
+      <w:tr>
+        <w:trPr>
+          <w:trHeight w:val="2400"/>
+        </w:trPr>
+        <w:tc>
+          <w:tcPr>
+            <w:tcW w:w="465" w:type="dxa"/>
+          </w:tcPr>
+          <w:p>
+            <w:pPr>
+              <w:rPr>
+                <w:sz w:val="18"/>
+                <w:szCs w:val="18"/>
+                <w:lang w:val="en-GB"/>
+              </w:rPr>
+            </w:pPr>
+            <w:r>
+              <w:rPr>
+                <w:sz w:val="18"/>
+                <w:szCs w:val="18"/>
+                <w:lang w:val="en-GB"/>
+              </w:rPr>
+              <w:lastRenderedPageBreak/>
+              <w:t>6.</w:t>
+            </w:r>
+          </w:p>
+        </w:tc>
+        <w:tc>
+          <w:tcPr>
+            <w:tcW w:w="7057" w:type="dxa"/>
+          </w:tcPr>
+          <w:p>
+            <w:pPr>
+              <w:rPr>
+                <w:sz w:val="16"/>
+                <w:szCs w:val="16"/>
+              </w:rPr>
+            </w:pPr>
+            <w:r>
+              <w:rPr>
+                <w:sz w:val="16"/>
+                <w:szCs w:val="16"/>
+              </w:rPr>
+              <w:t xml:space="preserve">Docker update 2: </w:t>
+            </w:r>
+          </w:p>
+          <w:p>
+            <w:pPr>
+              <w:rPr>
+                <w:sz w:val="16"/>
+                <w:szCs w:val="16"/>
+              </w:rPr>
+            </w:pPr>
+          </w:p>
+          <w:p>
+            <w:pPr>
+              <w:rPr>
+                <w:sz w:val="16"/>
+                <w:szCs w:val="16"/>
+                <w:lang w:val="en-GB"/>
+              </w:rPr>
+            </w:pPr>
+            <w:r>
+              <w:rPr>
+                <w:sz w:val="16"/>
+                <w:szCs w:val="16"/>
+                <w:lang w:val="en-GB"/>
+              </w:rPr>
+              <w:t>nginx-gateway:</w:t>
+            </w:r>
+          </w:p>
+          <w:p>
+            <w:pPr>
+              <w:rPr>
+                <w:sz w:val="16"/>
+                <w:szCs w:val="16"/>
+                <w:lang w:val="en-GB"/>
+              </w:rPr>
+            </w:pPr>
+            <w:r>
+              <w:rPr>
+                <w:sz w:val="16"/>
+                <w:szCs w:val="16"/>
+                <w:lang w:val="en-GB"/>
+              </w:rPr>
+              <w:t xml:space="preserve">    image: nginx:alpine</w:t>
+            </w:r>
+          </w:p>
+          <w:p>
+            <w:pPr>
+              <w:rPr>
+                <w:sz w:val="16"/>
+                <w:szCs w:val="16"/>
+                <w:lang w:val="en-GB"/>
+              </w:rPr>
+            </w:pPr>
+            <w:r>
+              <w:rPr>
+                <w:sz w:val="16"/>
+                <w:szCs w:val="16"/>
+                <w:lang w:val="en-GB"/>
+              </w:rPr>
+              <w:t xml:space="preserve">    container_name: local_nginx_gateway</w:t>
+            </w:r>
+          </w:p>
+          <w:p>
+            <w:pPr>
+              <w:rPr>
+                <w:sz w:val="16"/>
+                <w:szCs w:val="16"/>
+                <w:lang w:val="en-GB"/>
+              </w:rPr>
+            </w:pPr>
+            <w:r>
+              <w:rPr>
+                <w:sz w:val="16"/>
+                <w:szCs w:val="16"/>
+                <w:lang w:val="en-GB"/>
+              </w:rPr>
+              <w:t xml:space="preserve">    ports:</w:t>
+            </w:r>
+          </w:p>
+          <w:p>
+            <w:pPr>
+              <w:rPr>
+                <w:sz w:val="16"/>
+                <w:szCs w:val="16"/>
+                <w:lang w:val="en-GB"/>
+              </w:rPr>
+            </w:pPr>
+            <w:r>
+              <w:rPr>
+                <w:sz w:val="16"/>
+                <w:szCs w:val="16"/>
+                <w:lang w:val="en-GB"/>
+              </w:rPr>
+              <w:t xml:space="preserve">      - "80:80"</w:t>
+            </w:r>
+          </w:p>
+          <w:p>
+            <w:pPr>
+              <w:rPr>
+                <w:sz w:val="16"/>
+                <w:szCs w:val="16"/>
+                <w:lang w:val="en-GB"/>
+              </w:rPr>
+            </w:pPr>
+            <w:r>
+              <w:rPr>
+                <w:sz w:val="16"/>
+                <w:szCs w:val="16"/>
+                <w:lang w:val="en-GB"/>
+              </w:rPr>
+              <w:t xml:space="preserve">    volumes:</w:t>
+            </w:r>
+          </w:p>
+          <w:p>
+            <w:pPr>
+              <w:rPr>
+                <w:sz w:val="16"/>
+                <w:szCs w:val="16"/>
+                <w:lang w:val="en-GB"/>
+              </w:rPr>
+            </w:pPr>
+            <w:r>
+              <w:rPr>
+                <w:sz w:val="16"/>
+                <w:szCs w:val="16"/>
+                <w:lang w:val="en-GB"/>
+              </w:rPr>
+              <w:t xml:space="preserve">      - ./gateway/nginx.conf:/etc/nginx/nginx.conf:ro</w:t>
+            </w:r>
+          </w:p>
+          <w:p>
+            <w:pPr>
+              <w:rPr>
+                <w:sz w:val="16"/>
+                <w:szCs w:val="16"/>
+                <w:lang w:val="en-GB"/>
+              </w:rPr>
+            </w:pPr>
+            <w:r>
+              <w:rPr>
+                <w:sz w:val="16"/>
+                <w:szCs w:val="16"/>
+                <w:lang w:val="en-GB"/>
+              </w:rPr>
+              <w:t xml:space="preserve">    depends_on:</w:t>
+            </w:r>
+          </w:p>
+          <w:p>
+            <w:pPr>
+              <w:rPr>
+                <w:sz w:val="16"/>
+                <w:szCs w:val="16"/>
+                <w:lang w:val="en-GB"/>
+              </w:rPr>
+            </w:pPr>
+            <w:r>
+              <w:rPr>
+                <w:sz w:val="16"/>
+                <w:szCs w:val="16"/>
+                <w:lang w:val="en-GB"/>
+              </w:rPr>
+              <w:t xml:space="preserve">      - auth-service</w:t>
+            </w:r>
+          </w:p>
+        </w:tc>
+        <w:tc>
+          <w:tcPr>
+            <w:tcW w:w="2963" w:type="dxa"/>
+          </w:tcPr>
+          <w:p>
+            <w:pPr>
+              <w:rPr>
+                <w:sz w:val="16"/>
+                <w:szCs w:val="16"/>
+                <w:lang w:val="en-GB"/>
+              </w:rPr>
+            </w:pPr>
+            <w:r>
+              <w:rPr>
+                <w:sz w:val="16"/>
+                <w:szCs w:val="16"/>
+                <w:lang w:val="en-GB"/>
+              </w:rPr>
+              <w:t>(Note: We removed ports: - "3000:3000" from auth-service because outside traffic will now go through Nginx on port 80 instead).</w:t>
+            </w:r>
           </w:p>
         </w:tc>
       </w:tr>
@@ -1253,12 +3166,820 @@
     <w:p>
       <w:pPr>
         <w:rPr>
-          <w:sz w:val="18"/>
-          <w:szCs w:val="18"/>
+          <w:b/>
+          <w:bCs/>
           <w:lang w:val="en-GB"/>
         </w:rPr>
       </w:pPr>
+      <w:r>
+        <w:rPr>
+          <w:lang w:val="en-GB"/>
+        </w:rPr>
+        <w:t>Phase 2</w:t>
+      </w:r>
+      <w:r>
+        <w:rPr>
+          <w:lang w:val="en-GB"/>
+        </w:rPr>
+        <w:t>.a)</w:t>
+      </w:r>
+      <w:r>
+        <w:rPr>
+          <w:lang w:val="en-GB"/>
+        </w:rPr>
+        <w:t xml:space="preserve">: </w:t>
+      </w:r>
+      <w:r>
+        <w:rPr>
+          <w:lang w:val="en-GB"/>
+        </w:rPr>
+        <w:t xml:space="preserve">build </w:t>
+      </w:r>
+      <w:r>
+        <w:rPr>
+          <w:b/>
+          <w:bCs/>
+          <w:lang w:val="en-GB"/>
+        </w:rPr>
+        <w:t>Login &amp; JWT Tokens</w:t>
+      </w:r>
     </w:p>
+    <w:tbl>
+      <w:tblPr>
+        <w:tblStyle w:val="TableGrid"/>
+        <w:tblW w:w="10485" w:type="dxa"/>
+        <w:tblLook w:val="04A0" w:firstRow="1" w:lastRow="0" w:firstColumn="1" w:lastColumn="0" w:noHBand="0" w:noVBand="1"/>
+      </w:tblPr>
+      <w:tblGrid>
+        <w:gridCol w:w="465"/>
+        <w:gridCol w:w="7057"/>
+        <w:gridCol w:w="2963"/>
+      </w:tblGrid>
+      <w:tr>
+        <w:trPr>
+          <w:trHeight w:val="1844"/>
+        </w:trPr>
+        <w:tc>
+          <w:tcPr>
+            <w:tcW w:w="465" w:type="dxa"/>
+          </w:tcPr>
+          <w:p>
+            <w:pPr>
+              <w:rPr>
+                <w:sz w:val="18"/>
+                <w:szCs w:val="18"/>
+                <w:lang w:val="en-GB"/>
+              </w:rPr>
+            </w:pPr>
+            <w:r>
+              <w:rPr>
+                <w:sz w:val="18"/>
+                <w:szCs w:val="18"/>
+                <w:lang w:val="en-GB"/>
+              </w:rPr>
+              <w:t>7.</w:t>
+            </w:r>
+          </w:p>
+        </w:tc>
+        <w:tc>
+          <w:tcPr>
+            <w:tcW w:w="7057" w:type="dxa"/>
+          </w:tcPr>
+          <w:p>
+            <w:pPr>
+              <w:rPr>
+                <w:i/>
+                <w:iCs/>
+                <w:sz w:val="16"/>
+                <w:szCs w:val="16"/>
+              </w:rPr>
+            </w:pPr>
+            <w:r>
+              <w:rPr>
+                <w:sz w:val="16"/>
+                <w:szCs w:val="16"/>
+                <w:lang w:val="en-GB"/>
+              </w:rPr>
+              <w:t xml:space="preserve">Update </w:t>
+            </w:r>
+            <w:r>
+              <w:rPr>
+                <w:i/>
+                <w:iCs/>
+                <w:sz w:val="16"/>
+                <w:szCs w:val="16"/>
+              </w:rPr>
+              <w:t>requirements.txt</w:t>
+            </w:r>
+          </w:p>
+          <w:p>
+            <w:pPr>
+              <w:rPr>
+                <w:i/>
+                <w:iCs/>
+                <w:sz w:val="16"/>
+                <w:szCs w:val="16"/>
+              </w:rPr>
+            </w:pPr>
+          </w:p>
+          <w:p>
+            <w:pPr>
+              <w:rPr>
+                <w:sz w:val="16"/>
+                <w:szCs w:val="16"/>
+                <w:lang w:val="en-GB"/>
+              </w:rPr>
+            </w:pPr>
+            <w:r>
+              <w:rPr>
+                <w:sz w:val="16"/>
+                <w:szCs w:val="16"/>
+                <w:lang w:val="en-GB"/>
+              </w:rPr>
+              <w:t>fastapi==0.110.0</w:t>
+            </w:r>
+          </w:p>
+          <w:p>
+            <w:pPr>
+              <w:rPr>
+                <w:sz w:val="16"/>
+                <w:szCs w:val="16"/>
+                <w:lang w:val="en-GB"/>
+              </w:rPr>
+            </w:pPr>
+            <w:r>
+              <w:rPr>
+                <w:sz w:val="16"/>
+                <w:szCs w:val="16"/>
+                <w:lang w:val="en-GB"/>
+              </w:rPr>
+              <w:t>uvicorn==0.28.0</w:t>
+            </w:r>
+          </w:p>
+          <w:p>
+            <w:pPr>
+              <w:rPr>
+                <w:sz w:val="16"/>
+                <w:szCs w:val="16"/>
+                <w:lang w:val="en-GB"/>
+              </w:rPr>
+            </w:pPr>
+            <w:r>
+              <w:rPr>
+                <w:sz w:val="16"/>
+                <w:szCs w:val="16"/>
+                <w:lang w:val="en-GB"/>
+              </w:rPr>
+              <w:t>psycopg2-binary==2.9.9</w:t>
+            </w:r>
+          </w:p>
+          <w:p>
+            <w:pPr>
+              <w:rPr>
+                <w:sz w:val="16"/>
+                <w:szCs w:val="16"/>
+                <w:lang w:val="en-GB"/>
+              </w:rPr>
+            </w:pPr>
+            <w:r>
+              <w:rPr>
+                <w:sz w:val="16"/>
+                <w:szCs w:val="16"/>
+                <w:lang w:val="en-GB"/>
+              </w:rPr>
+              <w:t>sqlalchemy==2.0.28</w:t>
+            </w:r>
+          </w:p>
+          <w:p>
+            <w:pPr>
+              <w:rPr>
+                <w:sz w:val="16"/>
+                <w:szCs w:val="16"/>
+                <w:lang w:val="en-GB"/>
+              </w:rPr>
+            </w:pPr>
+            <w:r>
+              <w:rPr>
+                <w:sz w:val="16"/>
+                <w:szCs w:val="16"/>
+                <w:lang w:val="en-GB"/>
+              </w:rPr>
+              <w:t>passlib==1.7.4</w:t>
+            </w:r>
+          </w:p>
+          <w:p>
+            <w:pPr>
+              <w:rPr>
+                <w:sz w:val="16"/>
+                <w:szCs w:val="16"/>
+                <w:lang w:val="en-GB"/>
+              </w:rPr>
+            </w:pPr>
+            <w:r>
+              <w:rPr>
+                <w:sz w:val="16"/>
+                <w:szCs w:val="16"/>
+                <w:lang w:val="en-GB"/>
+              </w:rPr>
+              <w:t>bcrypt==4.1.2</w:t>
+            </w:r>
+          </w:p>
+          <w:p>
+            <w:pPr>
+              <w:rPr>
+                <w:sz w:val="16"/>
+                <w:szCs w:val="16"/>
+                <w:lang w:val="en-GB"/>
+              </w:rPr>
+            </w:pPr>
+            <w:r>
+              <w:rPr>
+                <w:sz w:val="16"/>
+                <w:szCs w:val="16"/>
+                <w:lang w:val="en-GB"/>
+              </w:rPr>
+              <w:t>pyjwt==2.8.0</w:t>
+            </w:r>
+          </w:p>
+        </w:tc>
+        <w:tc>
+          <w:tcPr>
+            <w:tcW w:w="2963" w:type="dxa"/>
+          </w:tcPr>
+          <w:p>
+            <w:pPr>
+              <w:rPr>
+                <w:sz w:val="16"/>
+                <w:szCs w:val="16"/>
+                <w:lang w:val="en-GB"/>
+              </w:rPr>
+            </w:pPr>
+            <w:r>
+              <w:rPr>
+                <w:sz w:val="16"/>
+                <w:szCs w:val="16"/>
+              </w:rPr>
+              <w:t>Add JWT Dependencies</w:t>
+            </w:r>
+          </w:p>
+        </w:tc>
+      </w:tr>
+      <w:tr>
+        <w:trPr>
+          <w:trHeight w:val="4804"/>
+        </w:trPr>
+        <w:tc>
+          <w:tcPr>
+            <w:tcW w:w="465" w:type="dxa"/>
+          </w:tcPr>
+          <w:p>
+            <w:pPr>
+              <w:rPr>
+                <w:sz w:val="18"/>
+                <w:szCs w:val="18"/>
+                <w:lang w:val="en-GB"/>
+              </w:rPr>
+            </w:pPr>
+            <w:r>
+              <w:rPr>
+                <w:sz w:val="18"/>
+                <w:szCs w:val="18"/>
+                <w:lang w:val="en-GB"/>
+              </w:rPr>
+              <w:t>8.</w:t>
+            </w:r>
+          </w:p>
+        </w:tc>
+        <w:tc>
+          <w:tcPr>
+            <w:tcW w:w="7057" w:type="dxa"/>
+          </w:tcPr>
+          <w:p>
+            <w:pPr>
+              <w:rPr>
+                <w:sz w:val="16"/>
+                <w:szCs w:val="16"/>
+                <w:lang w:val="en-GB"/>
+              </w:rPr>
+            </w:pPr>
+            <w:r>
+              <w:rPr>
+                <w:sz w:val="16"/>
+                <w:szCs w:val="16"/>
+                <w:lang w:val="en-GB"/>
+              </w:rPr>
+              <w:t>Update main.py</w:t>
+            </w:r>
+          </w:p>
+          <w:p>
+            <w:pPr>
+              <w:rPr>
+                <w:sz w:val="16"/>
+                <w:szCs w:val="16"/>
+                <w:lang w:val="en-GB"/>
+              </w:rPr>
+            </w:pPr>
+          </w:p>
+          <w:p>
+            <w:pPr>
+              <w:rPr>
+                <w:sz w:val="16"/>
+                <w:szCs w:val="16"/>
+                <w:lang w:val="en-GB"/>
+              </w:rPr>
+            </w:pPr>
+            <w:r>
+              <w:rPr>
+                <w:sz w:val="16"/>
+                <w:szCs w:val="16"/>
+                <w:lang w:val="en-GB"/>
+              </w:rPr>
+              <w:t>import jwt</w:t>
+            </w:r>
+          </w:p>
+          <w:p>
+            <w:pPr>
+              <w:rPr>
+                <w:sz w:val="16"/>
+                <w:szCs w:val="16"/>
+                <w:lang w:val="en-GB"/>
+              </w:rPr>
+            </w:pPr>
+            <w:r>
+              <w:rPr>
+                <w:sz w:val="16"/>
+                <w:szCs w:val="16"/>
+                <w:lang w:val="en-GB"/>
+              </w:rPr>
+              <w:t>from datetime import datetime, timedelta</w:t>
+            </w:r>
+          </w:p>
+          <w:p>
+            <w:pPr>
+              <w:rPr>
+                <w:sz w:val="16"/>
+                <w:szCs w:val="16"/>
+                <w:lang w:val="en-GB"/>
+              </w:rPr>
+            </w:pPr>
+          </w:p>
+          <w:p>
+            <w:pPr>
+              <w:rPr>
+                <w:sz w:val="16"/>
+                <w:szCs w:val="16"/>
+                <w:lang w:val="en-GB"/>
+              </w:rPr>
+            </w:pPr>
+            <w:r>
+              <w:rPr>
+                <w:sz w:val="16"/>
+                <w:szCs w:val="16"/>
+                <w:lang w:val="en-GB"/>
+              </w:rPr>
+              <w:t># Secret key to sign tokens (in production, use an environment variable)</w:t>
+            </w:r>
+          </w:p>
+          <w:p>
+            <w:pPr>
+              <w:rPr>
+                <w:sz w:val="16"/>
+                <w:szCs w:val="16"/>
+                <w:lang w:val="en-GB"/>
+              </w:rPr>
+            </w:pPr>
+            <w:r>
+              <w:rPr>
+                <w:sz w:val="16"/>
+                <w:szCs w:val="16"/>
+                <w:lang w:val="en-GB"/>
+              </w:rPr>
+              <w:t>SECRET_KEY = "super-secret-key-change-me"</w:t>
+            </w:r>
+          </w:p>
+          <w:p>
+            <w:pPr>
+              <w:rPr>
+                <w:sz w:val="16"/>
+                <w:szCs w:val="16"/>
+                <w:lang w:val="en-GB"/>
+              </w:rPr>
+            </w:pPr>
+            <w:r>
+              <w:rPr>
+                <w:sz w:val="16"/>
+                <w:szCs w:val="16"/>
+                <w:lang w:val="en-GB"/>
+              </w:rPr>
+              <w:t>ALGORITHM = "HS256"</w:t>
+            </w:r>
+          </w:p>
+          <w:p>
+            <w:pPr>
+              <w:rPr>
+                <w:sz w:val="16"/>
+                <w:szCs w:val="16"/>
+                <w:lang w:val="en-GB"/>
+              </w:rPr>
+            </w:pPr>
+          </w:p>
+          <w:p>
+            <w:pPr>
+              <w:rPr>
+                <w:sz w:val="16"/>
+                <w:szCs w:val="16"/>
+                <w:lang w:val="en-GB"/>
+              </w:rPr>
+            </w:pPr>
+            <w:r>
+              <w:rPr>
+                <w:sz w:val="16"/>
+                <w:szCs w:val="16"/>
+                <w:lang w:val="en-GB"/>
+              </w:rPr>
+              <w:t># Add this new login endpoint below your register endpoint</w:t>
+            </w:r>
+          </w:p>
+          <w:p>
+            <w:pPr>
+              <w:rPr>
+                <w:sz w:val="16"/>
+                <w:szCs w:val="16"/>
+                <w:lang w:val="en-GB"/>
+              </w:rPr>
+            </w:pPr>
+            <w:r>
+              <w:rPr>
+                <w:sz w:val="16"/>
+                <w:szCs w:val="16"/>
+                <w:lang w:val="en-GB"/>
+              </w:rPr>
+              <w:t>@app.post("/login")</w:t>
+            </w:r>
+          </w:p>
+          <w:p>
+            <w:pPr>
+              <w:rPr>
+                <w:sz w:val="16"/>
+                <w:szCs w:val="16"/>
+                <w:lang w:val="en-GB"/>
+              </w:rPr>
+            </w:pPr>
+            <w:r>
+              <w:rPr>
+                <w:sz w:val="16"/>
+                <w:szCs w:val="16"/>
+                <w:lang w:val="en-GB"/>
+              </w:rPr>
+              <w:t>def login(username: str, password: str, db: Session = Depends(get_db)):</w:t>
+            </w:r>
+          </w:p>
+          <w:p>
+            <w:pPr>
+              <w:rPr>
+                <w:sz w:val="16"/>
+                <w:szCs w:val="16"/>
+                <w:lang w:val="en-GB"/>
+              </w:rPr>
+            </w:pPr>
+            <w:r>
+              <w:rPr>
+                <w:sz w:val="16"/>
+                <w:szCs w:val="16"/>
+                <w:lang w:val="en-GB"/>
+              </w:rPr>
+              <w:t xml:space="preserve">    # 1. Find user in database</w:t>
+            </w:r>
+          </w:p>
+          <w:p>
+            <w:pPr>
+              <w:rPr>
+                <w:sz w:val="16"/>
+                <w:szCs w:val="16"/>
+                <w:lang w:val="en-GB"/>
+              </w:rPr>
+            </w:pPr>
+            <w:r>
+              <w:rPr>
+                <w:sz w:val="16"/>
+                <w:szCs w:val="16"/>
+                <w:lang w:val="en-GB"/>
+              </w:rPr>
+              <w:t xml:space="preserve">    user = db.query(User).filter(User.username == username).first()</w:t>
+            </w:r>
+          </w:p>
+          <w:p>
+            <w:pPr>
+              <w:rPr>
+                <w:sz w:val="16"/>
+                <w:szCs w:val="16"/>
+                <w:lang w:val="en-GB"/>
+              </w:rPr>
+            </w:pPr>
+            <w:r>
+              <w:rPr>
+                <w:sz w:val="16"/>
+                <w:szCs w:val="16"/>
+                <w:lang w:val="en-GB"/>
+              </w:rPr>
+              <w:t xml:space="preserve">    if not user:</w:t>
+            </w:r>
+          </w:p>
+          <w:p>
+            <w:pPr>
+              <w:rPr>
+                <w:sz w:val="16"/>
+                <w:szCs w:val="16"/>
+                <w:lang w:val="en-GB"/>
+              </w:rPr>
+            </w:pPr>
+            <w:r>
+              <w:rPr>
+                <w:sz w:val="16"/>
+                <w:szCs w:val="16"/>
+                <w:lang w:val="en-GB"/>
+              </w:rPr>
+              <w:t xml:space="preserve">        raise HTTPException(status_code=400, detail="Invalid username or password")</w:t>
+            </w:r>
+          </w:p>
+          <w:p>
+            <w:pPr>
+              <w:rPr>
+                <w:sz w:val="16"/>
+                <w:szCs w:val="16"/>
+                <w:lang w:val="en-GB"/>
+              </w:rPr>
+            </w:pPr>
+            <w:r>
+              <w:rPr>
+                <w:sz w:val="16"/>
+                <w:szCs w:val="16"/>
+                <w:lang w:val="en-GB"/>
+              </w:rPr>
+              <w:t xml:space="preserve">    </w:t>
+            </w:r>
+          </w:p>
+          <w:p>
+            <w:pPr>
+              <w:rPr>
+                <w:sz w:val="16"/>
+                <w:szCs w:val="16"/>
+                <w:lang w:val="en-GB"/>
+              </w:rPr>
+            </w:pPr>
+            <w:r>
+              <w:rPr>
+                <w:sz w:val="16"/>
+                <w:szCs w:val="16"/>
+                <w:lang w:val="en-GB"/>
+              </w:rPr>
+              <w:t xml:space="preserve">    # 2. Verify password hash</w:t>
+            </w:r>
+          </w:p>
+          <w:p>
+            <w:pPr>
+              <w:rPr>
+                <w:sz w:val="16"/>
+                <w:szCs w:val="16"/>
+                <w:lang w:val="en-GB"/>
+              </w:rPr>
+            </w:pPr>
+            <w:r>
+              <w:rPr>
+                <w:sz w:val="16"/>
+                <w:szCs w:val="16"/>
+                <w:lang w:val="en-GB"/>
+              </w:rPr>
+              <w:t xml:space="preserve">    if not pwd_context.verify(password, user.hashed_password):</w:t>
+            </w:r>
+          </w:p>
+          <w:p>
+            <w:pPr>
+              <w:rPr>
+                <w:sz w:val="16"/>
+                <w:szCs w:val="16"/>
+                <w:lang w:val="en-GB"/>
+              </w:rPr>
+            </w:pPr>
+            <w:r>
+              <w:rPr>
+                <w:sz w:val="16"/>
+                <w:szCs w:val="16"/>
+                <w:lang w:val="en-GB"/>
+              </w:rPr>
+              <w:t xml:space="preserve">        raise HTTPException(status_code=400, detail="Invalid username or password")</w:t>
+            </w:r>
+          </w:p>
+          <w:p>
+            <w:pPr>
+              <w:rPr>
+                <w:sz w:val="16"/>
+                <w:szCs w:val="16"/>
+                <w:lang w:val="en-GB"/>
+              </w:rPr>
+            </w:pPr>
+            <w:r>
+              <w:rPr>
+                <w:sz w:val="16"/>
+                <w:szCs w:val="16"/>
+                <w:lang w:val="en-GB"/>
+              </w:rPr>
+              <w:t xml:space="preserve">    </w:t>
+            </w:r>
+          </w:p>
+          <w:p>
+            <w:pPr>
+              <w:rPr>
+                <w:sz w:val="16"/>
+                <w:szCs w:val="16"/>
+                <w:lang w:val="en-GB"/>
+              </w:rPr>
+            </w:pPr>
+            <w:r>
+              <w:rPr>
+                <w:sz w:val="16"/>
+                <w:szCs w:val="16"/>
+                <w:lang w:val="en-GB"/>
+              </w:rPr>
+              <w:t xml:space="preserve">    # 3. Create a JWT token valid for 30 minutes</w:t>
+            </w:r>
+          </w:p>
+          <w:p>
+            <w:pPr>
+              <w:rPr>
+                <w:sz w:val="16"/>
+                <w:szCs w:val="16"/>
+                <w:lang w:val="en-GB"/>
+              </w:rPr>
+            </w:pPr>
+            <w:r>
+              <w:rPr>
+                <w:sz w:val="16"/>
+                <w:szCs w:val="16"/>
+                <w:lang w:val="en-GB"/>
+              </w:rPr>
+              <w:t xml:space="preserve">    expiration = datetime.utcnow() + timedelta(minutes=30)</w:t>
+            </w:r>
+          </w:p>
+          <w:p>
+            <w:pPr>
+              <w:rPr>
+                <w:sz w:val="16"/>
+                <w:szCs w:val="16"/>
+                <w:lang w:val="en-GB"/>
+              </w:rPr>
+            </w:pPr>
+            <w:r>
+              <w:rPr>
+                <w:sz w:val="16"/>
+                <w:szCs w:val="16"/>
+                <w:lang w:val="en-GB"/>
+              </w:rPr>
+              <w:t xml:space="preserve">    token_data = {"sub": user.username, "exp": expiration}</w:t>
+            </w:r>
+          </w:p>
+          <w:p>
+            <w:pPr>
+              <w:rPr>
+                <w:sz w:val="16"/>
+                <w:szCs w:val="16"/>
+                <w:lang w:val="en-GB"/>
+              </w:rPr>
+            </w:pPr>
+            <w:r>
+              <w:rPr>
+                <w:sz w:val="16"/>
+                <w:szCs w:val="16"/>
+                <w:lang w:val="en-GB"/>
+              </w:rPr>
+              <w:t xml:space="preserve">    access_token = jwt.encode(token_data, SECRET_KEY, algorithm=ALGORITHM)</w:t>
+            </w:r>
+          </w:p>
+          <w:p>
+            <w:pPr>
+              <w:rPr>
+                <w:sz w:val="16"/>
+                <w:szCs w:val="16"/>
+                <w:lang w:val="en-GB"/>
+              </w:rPr>
+            </w:pPr>
+            <w:r>
+              <w:rPr>
+                <w:sz w:val="16"/>
+                <w:szCs w:val="16"/>
+                <w:lang w:val="en-GB"/>
+              </w:rPr>
+              <w:t xml:space="preserve">    </w:t>
+            </w:r>
+          </w:p>
+          <w:p>
+            <w:pPr>
+              <w:rPr>
+                <w:sz w:val="16"/>
+                <w:szCs w:val="16"/>
+                <w:lang w:val="en-GB"/>
+              </w:rPr>
+            </w:pPr>
+            <w:r>
+              <w:rPr>
+                <w:sz w:val="16"/>
+                <w:szCs w:val="16"/>
+                <w:lang w:val="en-GB"/>
+              </w:rPr>
+              <w:t xml:space="preserve">    return {</w:t>
+            </w:r>
+          </w:p>
+          <w:p>
+            <w:pPr>
+              <w:rPr>
+                <w:sz w:val="16"/>
+                <w:szCs w:val="16"/>
+                <w:lang w:val="en-GB"/>
+              </w:rPr>
+            </w:pPr>
+            <w:r>
+              <w:rPr>
+                <w:sz w:val="16"/>
+                <w:szCs w:val="16"/>
+                <w:lang w:val="en-GB"/>
+              </w:rPr>
+              <w:t xml:space="preserve">        "access_token": access_token,</w:t>
+            </w:r>
+          </w:p>
+          <w:p>
+            <w:pPr>
+              <w:rPr>
+                <w:sz w:val="16"/>
+                <w:szCs w:val="16"/>
+                <w:lang w:val="en-GB"/>
+              </w:rPr>
+            </w:pPr>
+            <w:r>
+              <w:rPr>
+                <w:sz w:val="16"/>
+                <w:szCs w:val="16"/>
+                <w:lang w:val="en-GB"/>
+              </w:rPr>
+              <w:t xml:space="preserve">        "token_type": "bearer",</w:t>
+            </w:r>
+          </w:p>
+          <w:p>
+            <w:pPr>
+              <w:rPr>
+                <w:sz w:val="16"/>
+                <w:szCs w:val="16"/>
+                <w:lang w:val="en-GB"/>
+              </w:rPr>
+            </w:pPr>
+            <w:r>
+              <w:rPr>
+                <w:sz w:val="16"/>
+                <w:szCs w:val="16"/>
+                <w:lang w:val="en-GB"/>
+              </w:rPr>
+              <w:t xml:space="preserve">        "message": f"Welcome back, {username}!"</w:t>
+            </w:r>
+          </w:p>
+          <w:p>
+            <w:pPr>
+              <w:rPr>
+                <w:sz w:val="16"/>
+                <w:szCs w:val="16"/>
+                <w:lang w:val="en-GB"/>
+              </w:rPr>
+            </w:pPr>
+            <w:r>
+              <w:rPr>
+                <w:sz w:val="16"/>
+                <w:szCs w:val="16"/>
+                <w:lang w:val="en-GB"/>
+              </w:rPr>
+              <w:t xml:space="preserve">    }</w:t>
+            </w:r>
+          </w:p>
+        </w:tc>
+        <w:tc>
+          <w:tcPr>
+            <w:tcW w:w="2963" w:type="dxa"/>
+          </w:tcPr>
+          <w:p>
+            <w:pPr>
+              <w:rPr>
+                <w:sz w:val="16"/>
+                <w:szCs w:val="16"/>
+              </w:rPr>
+            </w:pPr>
+            <w:r>
+              <w:rPr>
+                <w:sz w:val="16"/>
+                <w:szCs w:val="16"/>
+              </w:rPr>
+              <w:t>Add the Login Endpoint</w:t>
+            </w:r>
+          </w:p>
+        </w:tc>
+      </w:tr>
+    </w:tbl>
     <w:p>
       <w:pPr>
         <w:rPr>
@@ -1267,14 +3988,3397 @@
         </w:rPr>
       </w:pPr>
     </w:p>
+    <w:p>
+      <w:pPr>
+        <w:rPr>
+          <w:sz w:val="18"/>
+          <w:szCs w:val="18"/>
+          <w:lang w:val="en-GB"/>
+        </w:rPr>
+      </w:pPr>
+      <w:r>
+        <w:rPr>
+          <w:lang w:val="en-GB"/>
+        </w:rPr>
+        <w:t xml:space="preserve">Phase 2.b): </w:t>
+      </w:r>
+      <w:r>
+        <w:rPr>
+          <w:lang w:val="en-GB"/>
+        </w:rPr>
+        <w:t>Building the File Upload Microservice</w:t>
+      </w:r>
+    </w:p>
+    <w:tbl>
+      <w:tblPr>
+        <w:tblStyle w:val="TableGrid"/>
+        <w:tblW w:w="10485" w:type="dxa"/>
+        <w:tblLook w:val="04A0" w:firstRow="1" w:lastRow="0" w:firstColumn="1" w:lastColumn="0" w:noHBand="0" w:noVBand="1"/>
+      </w:tblPr>
+      <w:tblGrid>
+        <w:gridCol w:w="465"/>
+        <w:gridCol w:w="7057"/>
+        <w:gridCol w:w="2963"/>
+      </w:tblGrid>
+      <w:tr>
+        <w:trPr>
+          <w:trHeight w:val="2400"/>
+        </w:trPr>
+        <w:tc>
+          <w:tcPr>
+            <w:tcW w:w="465" w:type="dxa"/>
+          </w:tcPr>
+          <w:p>
+            <w:pPr>
+              <w:rPr>
+                <w:sz w:val="18"/>
+                <w:szCs w:val="18"/>
+                <w:lang w:val="en-GB"/>
+              </w:rPr>
+            </w:pPr>
+            <w:r>
+              <w:rPr>
+                <w:sz w:val="18"/>
+                <w:szCs w:val="18"/>
+                <w:lang w:val="en-GB"/>
+              </w:rPr>
+              <w:t>9.</w:t>
+            </w:r>
+          </w:p>
+        </w:tc>
+        <w:tc>
+          <w:tcPr>
+            <w:tcW w:w="7057" w:type="dxa"/>
+          </w:tcPr>
+          <w:p>
+            <w:pPr>
+              <w:rPr>
+                <w:sz w:val="16"/>
+                <w:szCs w:val="16"/>
+                <w:lang w:val="en-GB"/>
+              </w:rPr>
+            </w:pPr>
+            <w:r>
+              <w:rPr>
+                <w:sz w:val="16"/>
+                <w:szCs w:val="16"/>
+                <w:lang w:val="en-GB"/>
+              </w:rPr>
+              <w:t>services/</w:t>
+            </w:r>
+          </w:p>
+          <w:p>
+            <w:pPr>
+              <w:rPr>
+                <w:sz w:val="16"/>
+                <w:szCs w:val="16"/>
+                <w:lang w:val="en-GB"/>
+              </w:rPr>
+            </w:pPr>
+            <w:r>
+              <w:rPr>
+                <w:sz w:val="16"/>
+                <w:szCs w:val="16"/>
+                <w:lang w:val="en-GB"/>
+              </w:rPr>
+              <w:t>└── file-service/</w:t>
+            </w:r>
+          </w:p>
+          <w:p>
+            <w:pPr>
+              <w:rPr>
+                <w:sz w:val="16"/>
+                <w:szCs w:val="16"/>
+                <w:lang w:val="en-GB"/>
+              </w:rPr>
+            </w:pPr>
+            <w:r>
+              <w:rPr>
+                <w:sz w:val="16"/>
+                <w:szCs w:val="16"/>
+                <w:lang w:val="en-GB"/>
+              </w:rPr>
+              <w:t xml:space="preserve">    </w:t>
+            </w:r>
+            <w:r>
+              <w:rPr>
+                <w:rFonts w:ascii="MS Gothic" w:eastAsia="MS Gothic" w:hAnsi="MS Gothic" w:cs="MS Gothic" w:hint="eastAsia"/>
+                <w:sz w:val="16"/>
+                <w:szCs w:val="16"/>
+                <w:lang w:val="en-GB"/>
+              </w:rPr>
+              <w:t>├</w:t>
+            </w:r>
+            <w:r>
+              <w:rPr>
+                <w:rFonts w:ascii="Aptos" w:hAnsi="Aptos" w:cs="Aptos"/>
+                <w:sz w:val="16"/>
+                <w:szCs w:val="16"/>
+                <w:lang w:val="en-GB"/>
+              </w:rPr>
+              <w:t>──</w:t>
+            </w:r>
+            <w:r>
+              <w:rPr>
+                <w:sz w:val="16"/>
+                <w:szCs w:val="16"/>
+                <w:lang w:val="en-GB"/>
+              </w:rPr>
+              <w:t xml:space="preserve"> Dockerfile</w:t>
+            </w:r>
+          </w:p>
+          <w:p>
+            <w:pPr>
+              <w:rPr>
+                <w:sz w:val="16"/>
+                <w:szCs w:val="16"/>
+                <w:lang w:val="en-GB"/>
+              </w:rPr>
+            </w:pPr>
+            <w:r>
+              <w:rPr>
+                <w:sz w:val="16"/>
+                <w:szCs w:val="16"/>
+                <w:lang w:val="en-GB"/>
+              </w:rPr>
+              <w:t xml:space="preserve">    </w:t>
+            </w:r>
+            <w:r>
+              <w:rPr>
+                <w:rFonts w:ascii="MS Gothic" w:eastAsia="MS Gothic" w:hAnsi="MS Gothic" w:cs="MS Gothic" w:hint="eastAsia"/>
+                <w:sz w:val="16"/>
+                <w:szCs w:val="16"/>
+                <w:lang w:val="en-GB"/>
+              </w:rPr>
+              <w:t>├</w:t>
+            </w:r>
+            <w:r>
+              <w:rPr>
+                <w:rFonts w:ascii="Aptos" w:hAnsi="Aptos" w:cs="Aptos"/>
+                <w:sz w:val="16"/>
+                <w:szCs w:val="16"/>
+                <w:lang w:val="en-GB"/>
+              </w:rPr>
+              <w:t>──</w:t>
+            </w:r>
+            <w:r>
+              <w:rPr>
+                <w:sz w:val="16"/>
+                <w:szCs w:val="16"/>
+                <w:lang w:val="en-GB"/>
+              </w:rPr>
+              <w:t xml:space="preserve"> main.py</w:t>
+            </w:r>
+          </w:p>
+          <w:p>
+            <w:pPr>
+              <w:rPr>
+                <w:sz w:val="16"/>
+                <w:szCs w:val="16"/>
+                <w:lang w:val="en-GB"/>
+              </w:rPr>
+            </w:pPr>
+            <w:r>
+              <w:rPr>
+                <w:sz w:val="16"/>
+                <w:szCs w:val="16"/>
+                <w:lang w:val="en-GB"/>
+              </w:rPr>
+              <w:t xml:space="preserve">    └── requirements.txt</w:t>
+            </w:r>
+          </w:p>
+          <w:p>
+            <w:pPr>
+              <w:rPr>
+                <w:sz w:val="16"/>
+                <w:szCs w:val="16"/>
+                <w:lang w:val="en-GB"/>
+              </w:rPr>
+            </w:pPr>
+          </w:p>
+          <w:p>
+            <w:pPr>
+              <w:rPr>
+                <w:sz w:val="16"/>
+                <w:szCs w:val="16"/>
+                <w:lang w:val="en-GB"/>
+              </w:rPr>
+            </w:pPr>
+            <w:r>
+              <w:rPr>
+                <w:sz w:val="16"/>
+                <w:szCs w:val="16"/>
+                <w:lang w:val="en-GB"/>
+              </w:rPr>
+              <w:t>Requirements.txt</w:t>
+            </w:r>
+          </w:p>
+          <w:p>
+            <w:pPr>
+              <w:rPr>
+                <w:sz w:val="16"/>
+                <w:szCs w:val="16"/>
+                <w:lang w:val="en-GB"/>
+              </w:rPr>
+            </w:pPr>
+          </w:p>
+          <w:p>
+            <w:pPr>
+              <w:rPr>
+                <w:sz w:val="16"/>
+                <w:szCs w:val="16"/>
+                <w:lang w:val="en-GB"/>
+              </w:rPr>
+            </w:pPr>
+            <w:r>
+              <w:rPr>
+                <w:sz w:val="16"/>
+                <w:szCs w:val="16"/>
+                <w:lang w:val="en-GB"/>
+              </w:rPr>
+              <w:t>fastapi==0.110.0</w:t>
+            </w:r>
+          </w:p>
+          <w:p>
+            <w:pPr>
+              <w:rPr>
+                <w:sz w:val="16"/>
+                <w:szCs w:val="16"/>
+                <w:lang w:val="en-GB"/>
+              </w:rPr>
+            </w:pPr>
+            <w:r>
+              <w:rPr>
+                <w:sz w:val="16"/>
+                <w:szCs w:val="16"/>
+                <w:lang w:val="en-GB"/>
+              </w:rPr>
+              <w:t>uvicorn==0.28.0</w:t>
+            </w:r>
+          </w:p>
+          <w:p>
+            <w:pPr>
+              <w:rPr>
+                <w:sz w:val="16"/>
+                <w:szCs w:val="16"/>
+                <w:lang w:val="en-GB"/>
+              </w:rPr>
+            </w:pPr>
+            <w:r>
+              <w:rPr>
+                <w:sz w:val="16"/>
+                <w:szCs w:val="16"/>
+                <w:lang w:val="en-GB"/>
+              </w:rPr>
+              <w:t>python-multipart==0.0.9</w:t>
+            </w:r>
+          </w:p>
+        </w:tc>
+        <w:tc>
+          <w:tcPr>
+            <w:tcW w:w="2963" w:type="dxa"/>
+          </w:tcPr>
+          <w:p>
+            <w:pPr>
+              <w:rPr>
+                <w:sz w:val="16"/>
+                <w:szCs w:val="16"/>
+                <w:lang w:val="en-GB"/>
+              </w:rPr>
+            </w:pPr>
+            <w:r>
+              <w:rPr>
+                <w:sz w:val="16"/>
+                <w:szCs w:val="16"/>
+                <w:lang w:val="en-GB"/>
+              </w:rPr>
+              <w:t>Add new Folder to root directory!</w:t>
+            </w:r>
+          </w:p>
+          <w:p>
+            <w:pPr>
+              <w:rPr>
+                <w:sz w:val="16"/>
+                <w:szCs w:val="16"/>
+                <w:lang w:val="en-GB"/>
+              </w:rPr>
+            </w:pPr>
+          </w:p>
+          <w:p>
+            <w:pPr>
+              <w:rPr>
+                <w:sz w:val="16"/>
+                <w:szCs w:val="16"/>
+                <w:lang w:val="en-GB"/>
+              </w:rPr>
+            </w:pPr>
+          </w:p>
+          <w:p>
+            <w:pPr>
+              <w:rPr>
+                <w:sz w:val="16"/>
+                <w:szCs w:val="16"/>
+                <w:lang w:val="en-GB"/>
+              </w:rPr>
+            </w:pPr>
+          </w:p>
+          <w:p>
+            <w:pPr>
+              <w:rPr>
+                <w:sz w:val="16"/>
+                <w:szCs w:val="16"/>
+                <w:lang w:val="en-GB"/>
+              </w:rPr>
+            </w:pPr>
+          </w:p>
+          <w:p>
+            <w:pPr>
+              <w:rPr>
+                <w:sz w:val="16"/>
+                <w:szCs w:val="16"/>
+                <w:lang w:val="en-GB"/>
+              </w:rPr>
+            </w:pPr>
+            <w:r>
+              <w:rPr>
+                <w:sz w:val="16"/>
+                <w:szCs w:val="16"/>
+                <w:lang w:val="en-GB"/>
+              </w:rPr>
+              <w:t>(Note: python-multipart is required by FastAPI to handle file upload forms).</w:t>
+            </w:r>
+          </w:p>
+        </w:tc>
+      </w:tr>
+      <w:tr>
+        <w:trPr>
+          <w:trHeight w:val="2400"/>
+        </w:trPr>
+        <w:tc>
+          <w:tcPr>
+            <w:tcW w:w="465" w:type="dxa"/>
+          </w:tcPr>
+          <w:p>
+            <w:pPr>
+              <w:rPr>
+                <w:sz w:val="18"/>
+                <w:szCs w:val="18"/>
+                <w:lang w:val="en-GB"/>
+              </w:rPr>
+            </w:pPr>
+          </w:p>
+        </w:tc>
+        <w:tc>
+          <w:tcPr>
+            <w:tcW w:w="7057" w:type="dxa"/>
+          </w:tcPr>
+          <w:p>
+            <w:pPr>
+              <w:rPr>
+                <w:sz w:val="16"/>
+                <w:szCs w:val="16"/>
+                <w:lang w:val="en-GB"/>
+              </w:rPr>
+            </w:pPr>
+            <w:r>
+              <w:rPr>
+                <w:sz w:val="16"/>
+                <w:szCs w:val="16"/>
+                <w:lang w:val="en-GB"/>
+              </w:rPr>
+              <w:t>Main.py</w:t>
+            </w:r>
+          </w:p>
+          <w:p>
+            <w:pPr>
+              <w:rPr>
+                <w:sz w:val="16"/>
+                <w:szCs w:val="16"/>
+                <w:lang w:val="en-GB"/>
+              </w:rPr>
+            </w:pPr>
+          </w:p>
+          <w:p>
+            <w:pPr>
+              <w:rPr>
+                <w:sz w:val="16"/>
+                <w:szCs w:val="16"/>
+                <w:lang w:val="en-GB"/>
+              </w:rPr>
+            </w:pPr>
+            <w:r>
+              <w:rPr>
+                <w:sz w:val="16"/>
+                <w:szCs w:val="16"/>
+                <w:lang w:val="en-GB"/>
+              </w:rPr>
+              <w:t>from fastapi import FastAPI, UploadFile, File, HTTPException</w:t>
+            </w:r>
+          </w:p>
+          <w:p>
+            <w:pPr>
+              <w:rPr>
+                <w:sz w:val="16"/>
+                <w:szCs w:val="16"/>
+                <w:lang w:val="en-GB"/>
+              </w:rPr>
+            </w:pPr>
+            <w:r>
+              <w:rPr>
+                <w:sz w:val="16"/>
+                <w:szCs w:val="16"/>
+                <w:lang w:val="en-GB"/>
+              </w:rPr>
+              <w:t>import shutil</w:t>
+            </w:r>
+          </w:p>
+          <w:p>
+            <w:pPr>
+              <w:rPr>
+                <w:sz w:val="16"/>
+                <w:szCs w:val="16"/>
+                <w:lang w:val="en-GB"/>
+              </w:rPr>
+            </w:pPr>
+            <w:r>
+              <w:rPr>
+                <w:sz w:val="16"/>
+                <w:szCs w:val="16"/>
+                <w:lang w:val="en-GB"/>
+              </w:rPr>
+              <w:t>import os</w:t>
+            </w:r>
+          </w:p>
+          <w:p>
+            <w:pPr>
+              <w:rPr>
+                <w:sz w:val="16"/>
+                <w:szCs w:val="16"/>
+                <w:lang w:val="en-GB"/>
+              </w:rPr>
+            </w:pPr>
+          </w:p>
+          <w:p>
+            <w:pPr>
+              <w:rPr>
+                <w:sz w:val="16"/>
+                <w:szCs w:val="16"/>
+                <w:lang w:val="en-GB"/>
+              </w:rPr>
+            </w:pPr>
+            <w:r>
+              <w:rPr>
+                <w:sz w:val="16"/>
+                <w:szCs w:val="16"/>
+                <w:lang w:val="en-GB"/>
+              </w:rPr>
+              <w:t>app = FastAPI(title="File Upload Microservice", root_path="/api/v1/files")</w:t>
+            </w:r>
+          </w:p>
+          <w:p>
+            <w:pPr>
+              <w:rPr>
+                <w:sz w:val="16"/>
+                <w:szCs w:val="16"/>
+                <w:lang w:val="en-GB"/>
+              </w:rPr>
+            </w:pPr>
+          </w:p>
+          <w:p>
+            <w:pPr>
+              <w:rPr>
+                <w:sz w:val="16"/>
+                <w:szCs w:val="16"/>
+                <w:lang w:val="en-GB"/>
+              </w:rPr>
+            </w:pPr>
+            <w:r>
+              <w:rPr>
+                <w:sz w:val="16"/>
+                <w:szCs w:val="16"/>
+                <w:lang w:val="en-GB"/>
+              </w:rPr>
+              <w:t>UPLOAD_DIR = "/app/uploads"</w:t>
+            </w:r>
+          </w:p>
+          <w:p>
+            <w:pPr>
+              <w:rPr>
+                <w:sz w:val="16"/>
+                <w:szCs w:val="16"/>
+                <w:lang w:val="en-GB"/>
+              </w:rPr>
+            </w:pPr>
+            <w:r>
+              <w:rPr>
+                <w:sz w:val="16"/>
+                <w:szCs w:val="16"/>
+                <w:lang w:val="en-GB"/>
+              </w:rPr>
+              <w:t>os.makedirs(UPLOAD_DIR, exist_ok=True)</w:t>
+            </w:r>
+          </w:p>
+          <w:p>
+            <w:pPr>
+              <w:rPr>
+                <w:sz w:val="16"/>
+                <w:szCs w:val="16"/>
+                <w:lang w:val="en-GB"/>
+              </w:rPr>
+            </w:pPr>
+          </w:p>
+          <w:p>
+            <w:pPr>
+              <w:rPr>
+                <w:sz w:val="16"/>
+                <w:szCs w:val="16"/>
+                <w:lang w:val="en-GB"/>
+              </w:rPr>
+            </w:pPr>
+            <w:r>
+              <w:rPr>
+                <w:sz w:val="16"/>
+                <w:szCs w:val="16"/>
+                <w:lang w:val="en-GB"/>
+              </w:rPr>
+              <w:t>@app.post("/upload")</w:t>
+            </w:r>
+          </w:p>
+          <w:p>
+            <w:pPr>
+              <w:rPr>
+                <w:sz w:val="16"/>
+                <w:szCs w:val="16"/>
+                <w:lang w:val="en-GB"/>
+              </w:rPr>
+            </w:pPr>
+            <w:r>
+              <w:rPr>
+                <w:sz w:val="16"/>
+                <w:szCs w:val="16"/>
+                <w:lang w:val="en-GB"/>
+              </w:rPr>
+              <w:t>async def upload_file(file: UploadFile = File(...)):</w:t>
+            </w:r>
+          </w:p>
+          <w:p>
+            <w:pPr>
+              <w:rPr>
+                <w:sz w:val="16"/>
+                <w:szCs w:val="16"/>
+                <w:lang w:val="en-GB"/>
+              </w:rPr>
+            </w:pPr>
+            <w:r>
+              <w:rPr>
+                <w:sz w:val="16"/>
+                <w:szCs w:val="16"/>
+                <w:lang w:val="en-GB"/>
+              </w:rPr>
+              <w:t xml:space="preserve">    # Validate file type (e.g., allow images)</w:t>
+            </w:r>
+          </w:p>
+          <w:p>
+            <w:pPr>
+              <w:rPr>
+                <w:sz w:val="16"/>
+                <w:szCs w:val="16"/>
+                <w:lang w:val="en-GB"/>
+              </w:rPr>
+            </w:pPr>
+            <w:r>
+              <w:rPr>
+                <w:sz w:val="16"/>
+                <w:szCs w:val="16"/>
+                <w:lang w:val="en-GB"/>
+              </w:rPr>
+              <w:t xml:space="preserve">    if not file.content_type.startswith("image/"):</w:t>
+            </w:r>
+          </w:p>
+          <w:p>
+            <w:pPr>
+              <w:rPr>
+                <w:sz w:val="16"/>
+                <w:szCs w:val="16"/>
+                <w:lang w:val="en-GB"/>
+              </w:rPr>
+            </w:pPr>
+            <w:r>
+              <w:rPr>
+                <w:sz w:val="16"/>
+                <w:szCs w:val="16"/>
+                <w:lang w:val="en-GB"/>
+              </w:rPr>
+              <w:t xml:space="preserve">        raise HTTPException(status_code=400, detail="Only image files are allowed.")</w:t>
+            </w:r>
+          </w:p>
+          <w:p>
+            <w:pPr>
+              <w:rPr>
+                <w:sz w:val="16"/>
+                <w:szCs w:val="16"/>
+                <w:lang w:val="en-GB"/>
+              </w:rPr>
+            </w:pPr>
+            <w:r>
+              <w:rPr>
+                <w:sz w:val="16"/>
+                <w:szCs w:val="16"/>
+                <w:lang w:val="en-GB"/>
+              </w:rPr>
+              <w:t xml:space="preserve">    </w:t>
+            </w:r>
+          </w:p>
+          <w:p>
+            <w:pPr>
+              <w:rPr>
+                <w:sz w:val="16"/>
+                <w:szCs w:val="16"/>
+                <w:lang w:val="en-GB"/>
+              </w:rPr>
+            </w:pPr>
+            <w:r>
+              <w:rPr>
+                <w:sz w:val="16"/>
+                <w:szCs w:val="16"/>
+                <w:lang w:val="en-GB"/>
+              </w:rPr>
+              <w:t xml:space="preserve">    file_path = os.path.join(UPLOAD_DIR, file.filename)</w:t>
+            </w:r>
+          </w:p>
+          <w:p>
+            <w:pPr>
+              <w:rPr>
+                <w:sz w:val="16"/>
+                <w:szCs w:val="16"/>
+                <w:lang w:val="en-GB"/>
+              </w:rPr>
+            </w:pPr>
+            <w:r>
+              <w:rPr>
+                <w:sz w:val="16"/>
+                <w:szCs w:val="16"/>
+                <w:lang w:val="en-GB"/>
+              </w:rPr>
+              <w:t xml:space="preserve">    </w:t>
+            </w:r>
+          </w:p>
+          <w:p>
+            <w:pPr>
+              <w:rPr>
+                <w:sz w:val="16"/>
+                <w:szCs w:val="16"/>
+                <w:lang w:val="en-GB"/>
+              </w:rPr>
+            </w:pPr>
+            <w:r>
+              <w:rPr>
+                <w:sz w:val="16"/>
+                <w:szCs w:val="16"/>
+                <w:lang w:val="en-GB"/>
+              </w:rPr>
+              <w:t xml:space="preserve">    # Save the file to disk</w:t>
+            </w:r>
+          </w:p>
+          <w:p>
+            <w:pPr>
+              <w:rPr>
+                <w:sz w:val="16"/>
+                <w:szCs w:val="16"/>
+                <w:lang w:val="en-GB"/>
+              </w:rPr>
+            </w:pPr>
+            <w:r>
+              <w:rPr>
+                <w:sz w:val="16"/>
+                <w:szCs w:val="16"/>
+                <w:lang w:val="en-GB"/>
+              </w:rPr>
+              <w:t xml:space="preserve">    with open(file_path, "wb") as buffer:</w:t>
+            </w:r>
+          </w:p>
+          <w:p>
+            <w:pPr>
+              <w:rPr>
+                <w:sz w:val="16"/>
+                <w:szCs w:val="16"/>
+                <w:lang w:val="en-GB"/>
+              </w:rPr>
+            </w:pPr>
+            <w:r>
+              <w:rPr>
+                <w:sz w:val="16"/>
+                <w:szCs w:val="16"/>
+                <w:lang w:val="en-GB"/>
+              </w:rPr>
+              <w:t xml:space="preserve">        shutil.copyfileobj(file.file, buffer)</w:t>
+            </w:r>
+          </w:p>
+          <w:p>
+            <w:pPr>
+              <w:rPr>
+                <w:sz w:val="16"/>
+                <w:szCs w:val="16"/>
+                <w:lang w:val="en-GB"/>
+              </w:rPr>
+            </w:pPr>
+            <w:r>
+              <w:rPr>
+                <w:sz w:val="16"/>
+                <w:szCs w:val="16"/>
+                <w:lang w:val="en-GB"/>
+              </w:rPr>
+              <w:t xml:space="preserve">        </w:t>
+            </w:r>
+          </w:p>
+          <w:p>
+            <w:pPr>
+              <w:rPr>
+                <w:sz w:val="16"/>
+                <w:szCs w:val="16"/>
+                <w:lang w:val="en-GB"/>
+              </w:rPr>
+            </w:pPr>
+            <w:r>
+              <w:rPr>
+                <w:sz w:val="16"/>
+                <w:szCs w:val="16"/>
+                <w:lang w:val="en-GB"/>
+              </w:rPr>
+              <w:t xml:space="preserve">    return {</w:t>
+            </w:r>
+          </w:p>
+          <w:p>
+            <w:pPr>
+              <w:rPr>
+                <w:sz w:val="16"/>
+                <w:szCs w:val="16"/>
+                <w:lang w:val="en-GB"/>
+              </w:rPr>
+            </w:pPr>
+            <w:r>
+              <w:rPr>
+                <w:sz w:val="16"/>
+                <w:szCs w:val="16"/>
+                <w:lang w:val="en-GB"/>
+              </w:rPr>
+              <w:t xml:space="preserve">        "filename": file.filename,</w:t>
+            </w:r>
+          </w:p>
+          <w:p>
+            <w:pPr>
+              <w:rPr>
+                <w:sz w:val="16"/>
+                <w:szCs w:val="16"/>
+                <w:lang w:val="en-GB"/>
+              </w:rPr>
+            </w:pPr>
+            <w:r>
+              <w:rPr>
+                <w:sz w:val="16"/>
+                <w:szCs w:val="16"/>
+                <w:lang w:val="en-GB"/>
+              </w:rPr>
+              <w:t xml:space="preserve">        "content_type": file.content_type,</w:t>
+            </w:r>
+          </w:p>
+          <w:p>
+            <w:pPr>
+              <w:rPr>
+                <w:sz w:val="16"/>
+                <w:szCs w:val="16"/>
+                <w:lang w:val="en-GB"/>
+              </w:rPr>
+            </w:pPr>
+            <w:r>
+              <w:rPr>
+                <w:sz w:val="16"/>
+                <w:szCs w:val="16"/>
+                <w:lang w:val="en-GB"/>
+              </w:rPr>
+              <w:t xml:space="preserve">        "message": "File uploaded successfully!"</w:t>
+            </w:r>
+          </w:p>
+          <w:p>
+            <w:pPr>
+              <w:rPr>
+                <w:sz w:val="16"/>
+                <w:szCs w:val="16"/>
+                <w:lang w:val="en-GB"/>
+              </w:rPr>
+            </w:pPr>
+            <w:r>
+              <w:rPr>
+                <w:sz w:val="16"/>
+                <w:szCs w:val="16"/>
+                <w:lang w:val="en-GB"/>
+              </w:rPr>
+              <w:t xml:space="preserve">    }</w:t>
+            </w:r>
+          </w:p>
+        </w:tc>
+        <w:tc>
+          <w:tcPr>
+            <w:tcW w:w="2963" w:type="dxa"/>
+          </w:tcPr>
+          <w:p>
+            <w:pPr>
+              <w:rPr>
+                <w:sz w:val="16"/>
+                <w:szCs w:val="16"/>
+                <w:lang w:val="en-GB"/>
+              </w:rPr>
+            </w:pPr>
+          </w:p>
+        </w:tc>
+      </w:tr>
+      <w:tr>
+        <w:trPr>
+          <w:trHeight w:val="2400"/>
+        </w:trPr>
+        <w:tc>
+          <w:tcPr>
+            <w:tcW w:w="465" w:type="dxa"/>
+          </w:tcPr>
+          <w:p>
+            <w:pPr>
+              <w:rPr>
+                <w:sz w:val="18"/>
+                <w:szCs w:val="18"/>
+                <w:lang w:val="en-GB"/>
+              </w:rPr>
+            </w:pPr>
+          </w:p>
+        </w:tc>
+        <w:tc>
+          <w:tcPr>
+            <w:tcW w:w="7057" w:type="dxa"/>
+          </w:tcPr>
+          <w:p>
+            <w:pPr>
+              <w:rPr>
+                <w:sz w:val="16"/>
+                <w:szCs w:val="16"/>
+                <w:lang w:val="en-GB"/>
+              </w:rPr>
+            </w:pPr>
+            <w:r>
+              <w:rPr>
+                <w:sz w:val="16"/>
+                <w:szCs w:val="16"/>
+                <w:lang w:val="en-GB"/>
+              </w:rPr>
+              <w:t>Docker</w:t>
+            </w:r>
+          </w:p>
+          <w:p>
+            <w:pPr>
+              <w:rPr>
+                <w:sz w:val="16"/>
+                <w:szCs w:val="16"/>
+                <w:lang w:val="en-GB"/>
+              </w:rPr>
+            </w:pPr>
+          </w:p>
+          <w:p>
+            <w:pPr>
+              <w:rPr>
+                <w:sz w:val="16"/>
+                <w:szCs w:val="16"/>
+                <w:lang w:val="en-GB"/>
+              </w:rPr>
+            </w:pPr>
+            <w:r>
+              <w:rPr>
+                <w:sz w:val="16"/>
+                <w:szCs w:val="16"/>
+                <w:lang w:val="en-GB"/>
+              </w:rPr>
+              <w:t>FROM python:3.10-slim</w:t>
+            </w:r>
+          </w:p>
+          <w:p>
+            <w:pPr>
+              <w:rPr>
+                <w:sz w:val="16"/>
+                <w:szCs w:val="16"/>
+                <w:lang w:val="en-GB"/>
+              </w:rPr>
+            </w:pPr>
+            <w:r>
+              <w:rPr>
+                <w:sz w:val="16"/>
+                <w:szCs w:val="16"/>
+                <w:lang w:val="en-GB"/>
+              </w:rPr>
+              <w:t>WORKDIR /app</w:t>
+            </w:r>
+          </w:p>
+          <w:p>
+            <w:pPr>
+              <w:rPr>
+                <w:sz w:val="16"/>
+                <w:szCs w:val="16"/>
+                <w:lang w:val="en-GB"/>
+              </w:rPr>
+            </w:pPr>
+            <w:r>
+              <w:rPr>
+                <w:sz w:val="16"/>
+                <w:szCs w:val="16"/>
+                <w:lang w:val="en-GB"/>
+              </w:rPr>
+              <w:t>COPY requirements.txt .</w:t>
+            </w:r>
+          </w:p>
+          <w:p>
+            <w:pPr>
+              <w:rPr>
+                <w:sz w:val="16"/>
+                <w:szCs w:val="16"/>
+                <w:lang w:val="en-GB"/>
+              </w:rPr>
+            </w:pPr>
+            <w:r>
+              <w:rPr>
+                <w:sz w:val="16"/>
+                <w:szCs w:val="16"/>
+                <w:lang w:val="en-GB"/>
+              </w:rPr>
+              <w:t>RUN pip install --no-cache-dir -r requirements.txt</w:t>
+            </w:r>
+          </w:p>
+          <w:p>
+            <w:pPr>
+              <w:rPr>
+                <w:sz w:val="16"/>
+                <w:szCs w:val="16"/>
+                <w:lang w:val="en-GB"/>
+              </w:rPr>
+            </w:pPr>
+            <w:r>
+              <w:rPr>
+                <w:sz w:val="16"/>
+                <w:szCs w:val="16"/>
+                <w:lang w:val="en-GB"/>
+              </w:rPr>
+              <w:t>COPY . .</w:t>
+            </w:r>
+          </w:p>
+          <w:p>
+            <w:pPr>
+              <w:rPr>
+                <w:sz w:val="16"/>
+                <w:szCs w:val="16"/>
+                <w:lang w:val="en-GB"/>
+              </w:rPr>
+            </w:pPr>
+            <w:r>
+              <w:rPr>
+                <w:sz w:val="16"/>
+                <w:szCs w:val="16"/>
+                <w:lang w:val="en-GB"/>
+              </w:rPr>
+              <w:t>EXPOSE 4000</w:t>
+            </w:r>
+          </w:p>
+          <w:p>
+            <w:pPr>
+              <w:rPr>
+                <w:sz w:val="16"/>
+                <w:szCs w:val="16"/>
+                <w:lang w:val="en-GB"/>
+              </w:rPr>
+            </w:pPr>
+            <w:r>
+              <w:rPr>
+                <w:sz w:val="16"/>
+                <w:szCs w:val="16"/>
+                <w:lang w:val="en-GB"/>
+              </w:rPr>
+              <w:t>CMD ["uvicorn", "main:app", "--host", "0.0.0.0", "--port", "4000"]</w:t>
+            </w:r>
+          </w:p>
+        </w:tc>
+        <w:tc>
+          <w:tcPr>
+            <w:tcW w:w="2963" w:type="dxa"/>
+          </w:tcPr>
+          <w:p>
+            <w:pPr>
+              <w:rPr>
+                <w:sz w:val="16"/>
+                <w:szCs w:val="16"/>
+                <w:lang w:val="en-GB"/>
+              </w:rPr>
+            </w:pPr>
+          </w:p>
+        </w:tc>
+      </w:tr>
+      <w:tr>
+        <w:trPr>
+          <w:trHeight w:val="2400"/>
+        </w:trPr>
+        <w:tc>
+          <w:tcPr>
+            <w:tcW w:w="465" w:type="dxa"/>
+          </w:tcPr>
+          <w:p>
+            <w:pPr>
+              <w:rPr>
+                <w:sz w:val="18"/>
+                <w:szCs w:val="18"/>
+                <w:lang w:val="en-GB"/>
+              </w:rPr>
+            </w:pPr>
+          </w:p>
+        </w:tc>
+        <w:tc>
+          <w:tcPr>
+            <w:tcW w:w="7057" w:type="dxa"/>
+          </w:tcPr>
+          <w:p>
+            <w:pPr>
+              <w:rPr>
+                <w:sz w:val="16"/>
+                <w:szCs w:val="16"/>
+                <w:lang w:val="en-GB"/>
+              </w:rPr>
+            </w:pPr>
+            <w:r>
+              <w:rPr>
+                <w:sz w:val="16"/>
+                <w:szCs w:val="16"/>
+                <w:lang w:val="en-GB"/>
+              </w:rPr>
+              <w:t>Uodate nginx</w:t>
+            </w:r>
+          </w:p>
+          <w:p>
+            <w:pPr>
+              <w:rPr>
+                <w:sz w:val="16"/>
+                <w:szCs w:val="16"/>
+                <w:lang w:val="en-GB"/>
+              </w:rPr>
+            </w:pPr>
+          </w:p>
+          <w:p>
+            <w:pPr>
+              <w:rPr>
+                <w:sz w:val="16"/>
+                <w:szCs w:val="16"/>
+                <w:lang w:val="en-GB"/>
+              </w:rPr>
+            </w:pPr>
+            <w:r>
+              <w:rPr>
+                <w:sz w:val="16"/>
+                <w:szCs w:val="16"/>
+                <w:lang w:val="en-GB"/>
+              </w:rPr>
+              <w:t>events { worker_connections 1024; }</w:t>
+            </w:r>
+          </w:p>
+          <w:p>
+            <w:pPr>
+              <w:rPr>
+                <w:sz w:val="16"/>
+                <w:szCs w:val="16"/>
+                <w:lang w:val="en-GB"/>
+              </w:rPr>
+            </w:pPr>
+          </w:p>
+          <w:p>
+            <w:pPr>
+              <w:rPr>
+                <w:sz w:val="16"/>
+                <w:szCs w:val="16"/>
+                <w:lang w:val="en-GB"/>
+              </w:rPr>
+            </w:pPr>
+            <w:r>
+              <w:rPr>
+                <w:sz w:val="16"/>
+                <w:szCs w:val="16"/>
+                <w:lang w:val="en-GB"/>
+              </w:rPr>
+              <w:t>http {</w:t>
+            </w:r>
+          </w:p>
+          <w:p>
+            <w:pPr>
+              <w:rPr>
+                <w:sz w:val="16"/>
+                <w:szCs w:val="16"/>
+                <w:lang w:val="en-GB"/>
+              </w:rPr>
+            </w:pPr>
+            <w:r>
+              <w:rPr>
+                <w:sz w:val="16"/>
+                <w:szCs w:val="16"/>
+                <w:lang w:val="en-GB"/>
+              </w:rPr>
+              <w:t xml:space="preserve">    upstream auth_cluster {</w:t>
+            </w:r>
+          </w:p>
+          <w:p>
+            <w:pPr>
+              <w:rPr>
+                <w:sz w:val="16"/>
+                <w:szCs w:val="16"/>
+                <w:lang w:val="en-GB"/>
+              </w:rPr>
+            </w:pPr>
+            <w:r>
+              <w:rPr>
+                <w:sz w:val="16"/>
+                <w:szCs w:val="16"/>
+                <w:lang w:val="en-GB"/>
+              </w:rPr>
+              <w:t xml:space="preserve">        server auth-service:3000;</w:t>
+            </w:r>
+          </w:p>
+          <w:p>
+            <w:pPr>
+              <w:rPr>
+                <w:sz w:val="16"/>
+                <w:szCs w:val="16"/>
+                <w:lang w:val="en-GB"/>
+              </w:rPr>
+            </w:pPr>
+            <w:r>
+              <w:rPr>
+                <w:sz w:val="16"/>
+                <w:szCs w:val="16"/>
+                <w:lang w:val="en-GB"/>
+              </w:rPr>
+              <w:t xml:space="preserve">    }</w:t>
+            </w:r>
+          </w:p>
+          <w:p>
+            <w:pPr>
+              <w:rPr>
+                <w:sz w:val="16"/>
+                <w:szCs w:val="16"/>
+                <w:lang w:val="en-GB"/>
+              </w:rPr>
+            </w:pPr>
+          </w:p>
+          <w:p>
+            <w:pPr>
+              <w:rPr>
+                <w:sz w:val="16"/>
+                <w:szCs w:val="16"/>
+                <w:highlight w:val="yellow"/>
+                <w:lang w:val="en-GB"/>
+              </w:rPr>
+            </w:pPr>
+            <w:r>
+              <w:rPr>
+                <w:sz w:val="16"/>
+                <w:szCs w:val="16"/>
+                <w:lang w:val="en-GB"/>
+              </w:rPr>
+              <w:t xml:space="preserve">    </w:t>
+            </w:r>
+            <w:r>
+              <w:rPr>
+                <w:sz w:val="16"/>
+                <w:szCs w:val="16"/>
+                <w:highlight w:val="yellow"/>
+                <w:lang w:val="en-GB"/>
+              </w:rPr>
+              <w:t>upstream file_cluster {</w:t>
+            </w:r>
+          </w:p>
+          <w:p>
+            <w:pPr>
+              <w:rPr>
+                <w:sz w:val="16"/>
+                <w:szCs w:val="16"/>
+                <w:lang w:val="en-GB"/>
+              </w:rPr>
+            </w:pPr>
+            <w:r>
+              <w:rPr>
+                <w:sz w:val="16"/>
+                <w:szCs w:val="16"/>
+                <w:highlight w:val="yellow"/>
+                <w:lang w:val="en-GB"/>
+              </w:rPr>
+              <w:t xml:space="preserve">        server file-service:4000;</w:t>
+            </w:r>
+          </w:p>
+          <w:p>
+            <w:pPr>
+              <w:rPr>
+                <w:sz w:val="16"/>
+                <w:szCs w:val="16"/>
+                <w:lang w:val="en-GB"/>
+              </w:rPr>
+            </w:pPr>
+            <w:r>
+              <w:rPr>
+                <w:sz w:val="16"/>
+                <w:szCs w:val="16"/>
+                <w:lang w:val="en-GB"/>
+              </w:rPr>
+              <w:t xml:space="preserve">    }</w:t>
+            </w:r>
+          </w:p>
+          <w:p>
+            <w:pPr>
+              <w:rPr>
+                <w:sz w:val="16"/>
+                <w:szCs w:val="16"/>
+                <w:lang w:val="en-GB"/>
+              </w:rPr>
+            </w:pPr>
+          </w:p>
+          <w:p>
+            <w:pPr>
+              <w:rPr>
+                <w:sz w:val="16"/>
+                <w:szCs w:val="16"/>
+                <w:lang w:val="en-GB"/>
+              </w:rPr>
+            </w:pPr>
+            <w:r>
+              <w:rPr>
+                <w:sz w:val="16"/>
+                <w:szCs w:val="16"/>
+                <w:lang w:val="en-GB"/>
+              </w:rPr>
+              <w:t xml:space="preserve">    server {</w:t>
+            </w:r>
+          </w:p>
+          <w:p>
+            <w:pPr>
+              <w:rPr>
+                <w:sz w:val="16"/>
+                <w:szCs w:val="16"/>
+                <w:lang w:val="en-GB"/>
+              </w:rPr>
+            </w:pPr>
+            <w:r>
+              <w:rPr>
+                <w:sz w:val="16"/>
+                <w:szCs w:val="16"/>
+                <w:lang w:val="en-GB"/>
+              </w:rPr>
+              <w:t xml:space="preserve">        listen 80;</w:t>
+            </w:r>
+          </w:p>
+          <w:p>
+            <w:pPr>
+              <w:rPr>
+                <w:sz w:val="16"/>
+                <w:szCs w:val="16"/>
+                <w:lang w:val="en-GB"/>
+              </w:rPr>
+            </w:pPr>
+          </w:p>
+          <w:p>
+            <w:pPr>
+              <w:rPr>
+                <w:sz w:val="16"/>
+                <w:szCs w:val="16"/>
+                <w:lang w:val="en-GB"/>
+              </w:rPr>
+            </w:pPr>
+            <w:r>
+              <w:rPr>
+                <w:sz w:val="16"/>
+                <w:szCs w:val="16"/>
+                <w:lang w:val="en-GB"/>
+              </w:rPr>
+              <w:t xml:space="preserve">        # Basic gateway health check</w:t>
+            </w:r>
+          </w:p>
+          <w:p>
+            <w:pPr>
+              <w:rPr>
+                <w:sz w:val="16"/>
+                <w:szCs w:val="16"/>
+                <w:lang w:val="en-GB"/>
+              </w:rPr>
+            </w:pPr>
+            <w:r>
+              <w:rPr>
+                <w:sz w:val="16"/>
+                <w:szCs w:val="16"/>
+                <w:lang w:val="en-GB"/>
+              </w:rPr>
+              <w:t xml:space="preserve">        location /health {</w:t>
+            </w:r>
+          </w:p>
+          <w:p>
+            <w:pPr>
+              <w:rPr>
+                <w:sz w:val="16"/>
+                <w:szCs w:val="16"/>
+                <w:lang w:val="en-GB"/>
+              </w:rPr>
+            </w:pPr>
+            <w:r>
+              <w:rPr>
+                <w:sz w:val="16"/>
+                <w:szCs w:val="16"/>
+                <w:lang w:val="en-GB"/>
+              </w:rPr>
+              <w:t xml:space="preserve">            return 200 'Gateway is Healthy\n';</w:t>
+            </w:r>
+          </w:p>
+          <w:p>
+            <w:pPr>
+              <w:rPr>
+                <w:sz w:val="16"/>
+                <w:szCs w:val="16"/>
+                <w:lang w:val="en-GB"/>
+              </w:rPr>
+            </w:pPr>
+            <w:r>
+              <w:rPr>
+                <w:sz w:val="16"/>
+                <w:szCs w:val="16"/>
+                <w:lang w:val="en-GB"/>
+              </w:rPr>
+              <w:t xml:space="preserve">        }</w:t>
+            </w:r>
+          </w:p>
+          <w:p>
+            <w:pPr>
+              <w:rPr>
+                <w:sz w:val="16"/>
+                <w:szCs w:val="16"/>
+                <w:lang w:val="en-GB"/>
+              </w:rPr>
+            </w:pPr>
+          </w:p>
+          <w:p>
+            <w:pPr>
+              <w:rPr>
+                <w:sz w:val="16"/>
+                <w:szCs w:val="16"/>
+                <w:lang w:val="en-GB"/>
+              </w:rPr>
+            </w:pPr>
+            <w:r>
+              <w:rPr>
+                <w:sz w:val="16"/>
+                <w:szCs w:val="16"/>
+                <w:lang w:val="en-GB"/>
+              </w:rPr>
+              <w:t xml:space="preserve">        # Route /api/v1/auth/ requests -&gt; Auth Service</w:t>
+            </w:r>
+          </w:p>
+          <w:p>
+            <w:pPr>
+              <w:rPr>
+                <w:sz w:val="16"/>
+                <w:szCs w:val="16"/>
+                <w:lang w:val="en-GB"/>
+              </w:rPr>
+            </w:pPr>
+            <w:r>
+              <w:rPr>
+                <w:sz w:val="16"/>
+                <w:szCs w:val="16"/>
+                <w:lang w:val="en-GB"/>
+              </w:rPr>
+              <w:t xml:space="preserve">        location /api/v1/auth/ {</w:t>
+            </w:r>
+          </w:p>
+          <w:p>
+            <w:pPr>
+              <w:rPr>
+                <w:sz w:val="16"/>
+                <w:szCs w:val="16"/>
+                <w:lang w:val="en-GB"/>
+              </w:rPr>
+            </w:pPr>
+            <w:r>
+              <w:rPr>
+                <w:sz w:val="16"/>
+                <w:szCs w:val="16"/>
+                <w:lang w:val="en-GB"/>
+              </w:rPr>
+              <w:t xml:space="preserve">            proxy_pass http://auth_cluster/;</w:t>
+            </w:r>
+          </w:p>
+          <w:p>
+            <w:pPr>
+              <w:rPr>
+                <w:sz w:val="16"/>
+                <w:szCs w:val="16"/>
+                <w:lang w:val="en-GB"/>
+              </w:rPr>
+            </w:pPr>
+            <w:r>
+              <w:rPr>
+                <w:sz w:val="16"/>
+                <w:szCs w:val="16"/>
+                <w:lang w:val="en-GB"/>
+              </w:rPr>
+              <w:t xml:space="preserve">            proxy_set_header Host $host;</w:t>
+            </w:r>
+          </w:p>
+          <w:p>
+            <w:pPr>
+              <w:rPr>
+                <w:sz w:val="16"/>
+                <w:szCs w:val="16"/>
+                <w:lang w:val="en-GB"/>
+              </w:rPr>
+            </w:pPr>
+            <w:r>
+              <w:rPr>
+                <w:sz w:val="16"/>
+                <w:szCs w:val="16"/>
+                <w:lang w:val="en-GB"/>
+              </w:rPr>
+              <w:t xml:space="preserve">            proxy_set_header X-Real-IP $remote_addr;</w:t>
+            </w:r>
+          </w:p>
+          <w:p>
+            <w:pPr>
+              <w:rPr>
+                <w:sz w:val="16"/>
+                <w:szCs w:val="16"/>
+                <w:lang w:val="en-GB"/>
+              </w:rPr>
+            </w:pPr>
+            <w:r>
+              <w:rPr>
+                <w:sz w:val="16"/>
+                <w:szCs w:val="16"/>
+                <w:lang w:val="en-GB"/>
+              </w:rPr>
+              <w:t xml:space="preserve">            proxy_set_header X-Forwarded-For $proxy_add_x_forwarded_for;</w:t>
+            </w:r>
+          </w:p>
+          <w:p>
+            <w:pPr>
+              <w:rPr>
+                <w:sz w:val="16"/>
+                <w:szCs w:val="16"/>
+                <w:lang w:val="en-GB"/>
+              </w:rPr>
+            </w:pPr>
+            <w:r>
+              <w:rPr>
+                <w:sz w:val="16"/>
+                <w:szCs w:val="16"/>
+                <w:lang w:val="en-GB"/>
+              </w:rPr>
+              <w:t xml:space="preserve">        }</w:t>
+            </w:r>
+          </w:p>
+          <w:p>
+            <w:pPr>
+              <w:rPr>
+                <w:sz w:val="16"/>
+                <w:szCs w:val="16"/>
+                <w:lang w:val="en-GB"/>
+              </w:rPr>
+            </w:pPr>
+          </w:p>
+          <w:p>
+            <w:pPr>
+              <w:rPr>
+                <w:sz w:val="16"/>
+                <w:szCs w:val="16"/>
+                <w:highlight w:val="yellow"/>
+                <w:lang w:val="en-GB"/>
+              </w:rPr>
+            </w:pPr>
+            <w:r>
+              <w:rPr>
+                <w:sz w:val="16"/>
+                <w:szCs w:val="16"/>
+                <w:lang w:val="en-GB"/>
+              </w:rPr>
+              <w:t xml:space="preserve">        </w:t>
+            </w:r>
+            <w:r>
+              <w:rPr>
+                <w:sz w:val="16"/>
+                <w:szCs w:val="16"/>
+                <w:highlight w:val="yellow"/>
+                <w:lang w:val="en-GB"/>
+              </w:rPr>
+              <w:t># Route /api/v1/files/ requests -&gt; File Service</w:t>
+            </w:r>
+          </w:p>
+          <w:p>
+            <w:pPr>
+              <w:rPr>
+                <w:sz w:val="16"/>
+                <w:szCs w:val="16"/>
+                <w:highlight w:val="yellow"/>
+                <w:lang w:val="en-GB"/>
+              </w:rPr>
+            </w:pPr>
+            <w:r>
+              <w:rPr>
+                <w:sz w:val="16"/>
+                <w:szCs w:val="16"/>
+                <w:highlight w:val="yellow"/>
+                <w:lang w:val="en-GB"/>
+              </w:rPr>
+              <w:t xml:space="preserve">        location /api/v1/files/ {</w:t>
+            </w:r>
+          </w:p>
+          <w:p>
+            <w:pPr>
+              <w:rPr>
+                <w:sz w:val="16"/>
+                <w:szCs w:val="16"/>
+                <w:highlight w:val="yellow"/>
+                <w:lang w:val="en-GB"/>
+              </w:rPr>
+            </w:pPr>
+            <w:r>
+              <w:rPr>
+                <w:sz w:val="16"/>
+                <w:szCs w:val="16"/>
+                <w:highlight w:val="yellow"/>
+                <w:lang w:val="en-GB"/>
+              </w:rPr>
+              <w:t xml:space="preserve">            proxy_pass http://file_cluster/;</w:t>
+            </w:r>
+          </w:p>
+          <w:p>
+            <w:pPr>
+              <w:rPr>
+                <w:sz w:val="16"/>
+                <w:szCs w:val="16"/>
+                <w:highlight w:val="yellow"/>
+                <w:lang w:val="en-GB"/>
+              </w:rPr>
+            </w:pPr>
+            <w:r>
+              <w:rPr>
+                <w:sz w:val="16"/>
+                <w:szCs w:val="16"/>
+                <w:highlight w:val="yellow"/>
+                <w:lang w:val="en-GB"/>
+              </w:rPr>
+              <w:t xml:space="preserve">            proxy_set_header Host $host;</w:t>
+            </w:r>
+          </w:p>
+          <w:p>
+            <w:pPr>
+              <w:rPr>
+                <w:sz w:val="16"/>
+                <w:szCs w:val="16"/>
+                <w:highlight w:val="yellow"/>
+                <w:lang w:val="en-GB"/>
+              </w:rPr>
+            </w:pPr>
+            <w:r>
+              <w:rPr>
+                <w:sz w:val="16"/>
+                <w:szCs w:val="16"/>
+                <w:highlight w:val="yellow"/>
+                <w:lang w:val="en-GB"/>
+              </w:rPr>
+              <w:t xml:space="preserve">            proxy_set_header X-Real-IP $remote_addr;</w:t>
+            </w:r>
+          </w:p>
+          <w:p>
+            <w:pPr>
+              <w:rPr>
+                <w:sz w:val="16"/>
+                <w:szCs w:val="16"/>
+                <w:lang w:val="en-GB"/>
+              </w:rPr>
+            </w:pPr>
+            <w:r>
+              <w:rPr>
+                <w:sz w:val="16"/>
+                <w:szCs w:val="16"/>
+                <w:highlight w:val="yellow"/>
+                <w:lang w:val="en-GB"/>
+              </w:rPr>
+              <w:t xml:space="preserve">            proxy_set_header X-Forwarded-For $proxy_add_x_forwarded_for;</w:t>
+            </w:r>
+          </w:p>
+          <w:p>
+            <w:pPr>
+              <w:rPr>
+                <w:sz w:val="16"/>
+                <w:szCs w:val="16"/>
+                <w:lang w:val="en-GB"/>
+              </w:rPr>
+            </w:pPr>
+            <w:r>
+              <w:rPr>
+                <w:sz w:val="16"/>
+                <w:szCs w:val="16"/>
+                <w:lang w:val="en-GB"/>
+              </w:rPr>
+              <w:t xml:space="preserve">        }</w:t>
+            </w:r>
+          </w:p>
+          <w:p>
+            <w:pPr>
+              <w:rPr>
+                <w:sz w:val="16"/>
+                <w:szCs w:val="16"/>
+                <w:lang w:val="en-GB"/>
+              </w:rPr>
+            </w:pPr>
+            <w:r>
+              <w:rPr>
+                <w:sz w:val="16"/>
+                <w:szCs w:val="16"/>
+                <w:lang w:val="en-GB"/>
+              </w:rPr>
+              <w:t xml:space="preserve">    }</w:t>
+            </w:r>
+          </w:p>
+          <w:p>
+            <w:pPr>
+              <w:rPr>
+                <w:sz w:val="16"/>
+                <w:szCs w:val="16"/>
+                <w:lang w:val="en-GB"/>
+              </w:rPr>
+            </w:pPr>
+            <w:r>
+              <w:rPr>
+                <w:sz w:val="16"/>
+                <w:szCs w:val="16"/>
+                <w:lang w:val="en-GB"/>
+              </w:rPr>
+              <w:t>}</w:t>
+            </w:r>
+          </w:p>
+        </w:tc>
+        <w:tc>
+          <w:tcPr>
+            <w:tcW w:w="2963" w:type="dxa"/>
+          </w:tcPr>
+          <w:p>
+            <w:pPr>
+              <w:rPr>
+                <w:sz w:val="16"/>
+                <w:szCs w:val="16"/>
+                <w:lang w:val="en-GB"/>
+              </w:rPr>
+            </w:pPr>
+          </w:p>
+        </w:tc>
+      </w:tr>
+      <w:tr>
+        <w:trPr>
+          <w:trHeight w:val="2400"/>
+        </w:trPr>
+        <w:tc>
+          <w:tcPr>
+            <w:tcW w:w="465" w:type="dxa"/>
+          </w:tcPr>
+          <w:p>
+            <w:pPr>
+              <w:rPr>
+                <w:sz w:val="18"/>
+                <w:szCs w:val="18"/>
+                <w:lang w:val="en-GB"/>
+              </w:rPr>
+            </w:pPr>
+          </w:p>
+        </w:tc>
+        <w:tc>
+          <w:tcPr>
+            <w:tcW w:w="7057" w:type="dxa"/>
+          </w:tcPr>
+          <w:p>
+            <w:pPr>
+              <w:rPr>
+                <w:sz w:val="16"/>
+                <w:szCs w:val="16"/>
+              </w:rPr>
+            </w:pPr>
+            <w:r>
+              <w:rPr>
+                <w:sz w:val="16"/>
+                <w:szCs w:val="16"/>
+              </w:rPr>
+              <w:t>Update docker-compose.yml</w:t>
+            </w:r>
+          </w:p>
+          <w:p>
+            <w:pPr>
+              <w:rPr>
+                <w:sz w:val="16"/>
+                <w:szCs w:val="16"/>
+              </w:rPr>
+            </w:pPr>
+          </w:p>
+          <w:p>
+            <w:pPr>
+              <w:rPr>
+                <w:sz w:val="16"/>
+                <w:szCs w:val="16"/>
+                <w:lang w:val="en-GB"/>
+              </w:rPr>
+            </w:pPr>
+            <w:r>
+              <w:rPr>
+                <w:sz w:val="16"/>
+                <w:szCs w:val="16"/>
+                <w:lang w:val="en-GB"/>
+              </w:rPr>
+              <w:t>services:</w:t>
+            </w:r>
+          </w:p>
+          <w:p>
+            <w:pPr>
+              <w:rPr>
+                <w:sz w:val="16"/>
+                <w:szCs w:val="16"/>
+                <w:lang w:val="en-GB"/>
+              </w:rPr>
+            </w:pPr>
+            <w:r>
+              <w:rPr>
+                <w:sz w:val="16"/>
+                <w:szCs w:val="16"/>
+                <w:lang w:val="en-GB"/>
+              </w:rPr>
+              <w:t xml:space="preserve">  postgres:</w:t>
+            </w:r>
+          </w:p>
+          <w:p>
+            <w:pPr>
+              <w:rPr>
+                <w:sz w:val="16"/>
+                <w:szCs w:val="16"/>
+                <w:lang w:val="en-GB"/>
+              </w:rPr>
+            </w:pPr>
+            <w:r>
+              <w:rPr>
+                <w:sz w:val="16"/>
+                <w:szCs w:val="16"/>
+                <w:lang w:val="en-GB"/>
+              </w:rPr>
+              <w:t xml:space="preserve">    image: postgres:15-alpine</w:t>
+            </w:r>
+          </w:p>
+          <w:p>
+            <w:pPr>
+              <w:rPr>
+                <w:sz w:val="16"/>
+                <w:szCs w:val="16"/>
+                <w:lang w:val="en-GB"/>
+              </w:rPr>
+            </w:pPr>
+            <w:r>
+              <w:rPr>
+                <w:sz w:val="16"/>
+                <w:szCs w:val="16"/>
+                <w:lang w:val="en-GB"/>
+              </w:rPr>
+              <w:t xml:space="preserve">    container_name: local_postgres</w:t>
+            </w:r>
+          </w:p>
+          <w:p>
+            <w:pPr>
+              <w:rPr>
+                <w:sz w:val="16"/>
+                <w:szCs w:val="16"/>
+                <w:lang w:val="en-GB"/>
+              </w:rPr>
+            </w:pPr>
+            <w:r>
+              <w:rPr>
+                <w:sz w:val="16"/>
+                <w:szCs w:val="16"/>
+                <w:lang w:val="en-GB"/>
+              </w:rPr>
+              <w:t xml:space="preserve">    environment:</w:t>
+            </w:r>
+          </w:p>
+          <w:p>
+            <w:pPr>
+              <w:rPr>
+                <w:sz w:val="16"/>
+                <w:szCs w:val="16"/>
+                <w:lang w:val="en-GB"/>
+              </w:rPr>
+            </w:pPr>
+            <w:r>
+              <w:rPr>
+                <w:sz w:val="16"/>
+                <w:szCs w:val="16"/>
+                <w:lang w:val="en-GB"/>
+              </w:rPr>
+              <w:t xml:space="preserve">      POSTGRES_USER: admin</w:t>
+            </w:r>
+          </w:p>
+          <w:p>
+            <w:pPr>
+              <w:rPr>
+                <w:sz w:val="16"/>
+                <w:szCs w:val="16"/>
+                <w:lang w:val="en-GB"/>
+              </w:rPr>
+            </w:pPr>
+            <w:r>
+              <w:rPr>
+                <w:sz w:val="16"/>
+                <w:szCs w:val="16"/>
+                <w:lang w:val="en-GB"/>
+              </w:rPr>
+              <w:t xml:space="preserve">      POSTGRES_PASSWORD: secretpassword</w:t>
+            </w:r>
+          </w:p>
+          <w:p>
+            <w:pPr>
+              <w:rPr>
+                <w:sz w:val="16"/>
+                <w:szCs w:val="16"/>
+                <w:lang w:val="en-GB"/>
+              </w:rPr>
+            </w:pPr>
+            <w:r>
+              <w:rPr>
+                <w:sz w:val="16"/>
+                <w:szCs w:val="16"/>
+                <w:lang w:val="en-GB"/>
+              </w:rPr>
+              <w:t xml:space="preserve">      POSTGRES_DB: mediadb</w:t>
+            </w:r>
+          </w:p>
+          <w:p>
+            <w:pPr>
+              <w:rPr>
+                <w:sz w:val="16"/>
+                <w:szCs w:val="16"/>
+                <w:lang w:val="en-GB"/>
+              </w:rPr>
+            </w:pPr>
+            <w:r>
+              <w:rPr>
+                <w:sz w:val="16"/>
+                <w:szCs w:val="16"/>
+                <w:lang w:val="en-GB"/>
+              </w:rPr>
+              <w:t xml:space="preserve">    ports:</w:t>
+            </w:r>
+          </w:p>
+          <w:p>
+            <w:pPr>
+              <w:rPr>
+                <w:sz w:val="16"/>
+                <w:szCs w:val="16"/>
+                <w:lang w:val="en-GB"/>
+              </w:rPr>
+            </w:pPr>
+            <w:r>
+              <w:rPr>
+                <w:sz w:val="16"/>
+                <w:szCs w:val="16"/>
+                <w:lang w:val="en-GB"/>
+              </w:rPr>
+              <w:t xml:space="preserve">      - "5432:5432"</w:t>
+            </w:r>
+          </w:p>
+          <w:p>
+            <w:pPr>
+              <w:rPr>
+                <w:sz w:val="16"/>
+                <w:szCs w:val="16"/>
+                <w:lang w:val="en-GB"/>
+              </w:rPr>
+            </w:pPr>
+            <w:r>
+              <w:rPr>
+                <w:sz w:val="16"/>
+                <w:szCs w:val="16"/>
+                <w:lang w:val="en-GB"/>
+              </w:rPr>
+              <w:t xml:space="preserve">    volumes:</w:t>
+            </w:r>
+          </w:p>
+          <w:p>
+            <w:pPr>
+              <w:rPr>
+                <w:sz w:val="16"/>
+                <w:szCs w:val="16"/>
+                <w:lang w:val="en-GB"/>
+              </w:rPr>
+            </w:pPr>
+            <w:r>
+              <w:rPr>
+                <w:sz w:val="16"/>
+                <w:szCs w:val="16"/>
+                <w:lang w:val="en-GB"/>
+              </w:rPr>
+              <w:t xml:space="preserve">      - pgdata:/var/lib/postgresql/data</w:t>
+            </w:r>
+          </w:p>
+          <w:p>
+            <w:pPr>
+              <w:rPr>
+                <w:sz w:val="16"/>
+                <w:szCs w:val="16"/>
+                <w:lang w:val="en-GB"/>
+              </w:rPr>
+            </w:pPr>
+          </w:p>
+          <w:p>
+            <w:pPr>
+              <w:rPr>
+                <w:sz w:val="16"/>
+                <w:szCs w:val="16"/>
+                <w:lang w:val="en-GB"/>
+              </w:rPr>
+            </w:pPr>
+            <w:r>
+              <w:rPr>
+                <w:sz w:val="16"/>
+                <w:szCs w:val="16"/>
+                <w:lang w:val="en-GB"/>
+              </w:rPr>
+              <w:t xml:space="preserve">  redis:</w:t>
+            </w:r>
+          </w:p>
+          <w:p>
+            <w:pPr>
+              <w:rPr>
+                <w:sz w:val="16"/>
+                <w:szCs w:val="16"/>
+                <w:lang w:val="en-GB"/>
+              </w:rPr>
+            </w:pPr>
+            <w:r>
+              <w:rPr>
+                <w:sz w:val="16"/>
+                <w:szCs w:val="16"/>
+                <w:lang w:val="en-GB"/>
+              </w:rPr>
+              <w:t xml:space="preserve">    image: redis:alpine</w:t>
+            </w:r>
+          </w:p>
+          <w:p>
+            <w:pPr>
+              <w:rPr>
+                <w:sz w:val="16"/>
+                <w:szCs w:val="16"/>
+                <w:lang w:val="en-GB"/>
+              </w:rPr>
+            </w:pPr>
+            <w:r>
+              <w:rPr>
+                <w:sz w:val="16"/>
+                <w:szCs w:val="16"/>
+                <w:lang w:val="en-GB"/>
+              </w:rPr>
+              <w:t xml:space="preserve">    container_name: local_redis</w:t>
+            </w:r>
+          </w:p>
+          <w:p>
+            <w:pPr>
+              <w:rPr>
+                <w:sz w:val="16"/>
+                <w:szCs w:val="16"/>
+                <w:lang w:val="en-GB"/>
+              </w:rPr>
+            </w:pPr>
+            <w:r>
+              <w:rPr>
+                <w:sz w:val="16"/>
+                <w:szCs w:val="16"/>
+                <w:lang w:val="en-GB"/>
+              </w:rPr>
+              <w:t xml:space="preserve">    ports:</w:t>
+            </w:r>
+          </w:p>
+          <w:p>
+            <w:pPr>
+              <w:rPr>
+                <w:sz w:val="16"/>
+                <w:szCs w:val="16"/>
+                <w:lang w:val="en-GB"/>
+              </w:rPr>
+            </w:pPr>
+            <w:r>
+              <w:rPr>
+                <w:sz w:val="16"/>
+                <w:szCs w:val="16"/>
+                <w:lang w:val="en-GB"/>
+              </w:rPr>
+              <w:t xml:space="preserve">      - "6379:6379"</w:t>
+            </w:r>
+          </w:p>
+          <w:p>
+            <w:pPr>
+              <w:rPr>
+                <w:sz w:val="16"/>
+                <w:szCs w:val="16"/>
+                <w:lang w:val="en-GB"/>
+              </w:rPr>
+            </w:pPr>
+          </w:p>
+          <w:p>
+            <w:pPr>
+              <w:rPr>
+                <w:sz w:val="16"/>
+                <w:szCs w:val="16"/>
+                <w:lang w:val="en-GB"/>
+              </w:rPr>
+            </w:pPr>
+            <w:r>
+              <w:rPr>
+                <w:sz w:val="16"/>
+                <w:szCs w:val="16"/>
+                <w:lang w:val="en-GB"/>
+              </w:rPr>
+              <w:t xml:space="preserve">  auth-service:</w:t>
+            </w:r>
+          </w:p>
+          <w:p>
+            <w:pPr>
+              <w:rPr>
+                <w:sz w:val="16"/>
+                <w:szCs w:val="16"/>
+                <w:lang w:val="en-GB"/>
+              </w:rPr>
+            </w:pPr>
+            <w:r>
+              <w:rPr>
+                <w:sz w:val="16"/>
+                <w:szCs w:val="16"/>
+                <w:lang w:val="en-GB"/>
+              </w:rPr>
+              <w:t xml:space="preserve">    build: ./services/auth-service</w:t>
+            </w:r>
+          </w:p>
+          <w:p>
+            <w:pPr>
+              <w:rPr>
+                <w:sz w:val="16"/>
+                <w:szCs w:val="16"/>
+                <w:lang w:val="en-GB"/>
+              </w:rPr>
+            </w:pPr>
+            <w:r>
+              <w:rPr>
+                <w:sz w:val="16"/>
+                <w:szCs w:val="16"/>
+                <w:lang w:val="en-GB"/>
+              </w:rPr>
+              <w:t xml:space="preserve">    container_name: local_auth_service</w:t>
+            </w:r>
+          </w:p>
+          <w:p>
+            <w:pPr>
+              <w:rPr>
+                <w:sz w:val="16"/>
+                <w:szCs w:val="16"/>
+                <w:lang w:val="en-GB"/>
+              </w:rPr>
+            </w:pPr>
+            <w:r>
+              <w:rPr>
+                <w:sz w:val="16"/>
+                <w:szCs w:val="16"/>
+                <w:lang w:val="en-GB"/>
+              </w:rPr>
+              <w:t xml:space="preserve">    environment:</w:t>
+            </w:r>
+          </w:p>
+          <w:p>
+            <w:pPr>
+              <w:rPr>
+                <w:sz w:val="16"/>
+                <w:szCs w:val="16"/>
+                <w:lang w:val="en-GB"/>
+              </w:rPr>
+            </w:pPr>
+            <w:r>
+              <w:rPr>
+                <w:sz w:val="16"/>
+                <w:szCs w:val="16"/>
+                <w:lang w:val="en-GB"/>
+              </w:rPr>
+              <w:t xml:space="preserve">      - DB_HOST=postgres</w:t>
+            </w:r>
+          </w:p>
+          <w:p>
+            <w:pPr>
+              <w:rPr>
+                <w:sz w:val="16"/>
+                <w:szCs w:val="16"/>
+                <w:lang w:val="en-GB"/>
+              </w:rPr>
+            </w:pPr>
+            <w:r>
+              <w:rPr>
+                <w:sz w:val="16"/>
+                <w:szCs w:val="16"/>
+                <w:lang w:val="en-GB"/>
+              </w:rPr>
+              <w:t xml:space="preserve">      - DB_USER=admin</w:t>
+            </w:r>
+          </w:p>
+          <w:p>
+            <w:pPr>
+              <w:rPr>
+                <w:sz w:val="16"/>
+                <w:szCs w:val="16"/>
+                <w:lang w:val="en-GB"/>
+              </w:rPr>
+            </w:pPr>
+            <w:r>
+              <w:rPr>
+                <w:sz w:val="16"/>
+                <w:szCs w:val="16"/>
+                <w:lang w:val="en-GB"/>
+              </w:rPr>
+              <w:t xml:space="preserve">      - DB_PASSWORD=secretpassword</w:t>
+            </w:r>
+          </w:p>
+          <w:p>
+            <w:pPr>
+              <w:rPr>
+                <w:sz w:val="16"/>
+                <w:szCs w:val="16"/>
+                <w:lang w:val="en-GB"/>
+              </w:rPr>
+            </w:pPr>
+            <w:r>
+              <w:rPr>
+                <w:sz w:val="16"/>
+                <w:szCs w:val="16"/>
+                <w:lang w:val="en-GB"/>
+              </w:rPr>
+              <w:t xml:space="preserve">      - DB_NAME=mediadb</w:t>
+            </w:r>
+          </w:p>
+          <w:p>
+            <w:pPr>
+              <w:rPr>
+                <w:sz w:val="16"/>
+                <w:szCs w:val="16"/>
+                <w:lang w:val="en-GB"/>
+              </w:rPr>
+            </w:pPr>
+            <w:r>
+              <w:rPr>
+                <w:sz w:val="16"/>
+                <w:szCs w:val="16"/>
+                <w:lang w:val="en-GB"/>
+              </w:rPr>
+              <w:t xml:space="preserve">    depends_on:</w:t>
+            </w:r>
+          </w:p>
+          <w:p>
+            <w:pPr>
+              <w:rPr>
+                <w:sz w:val="16"/>
+                <w:szCs w:val="16"/>
+                <w:lang w:val="en-GB"/>
+              </w:rPr>
+            </w:pPr>
+            <w:r>
+              <w:rPr>
+                <w:sz w:val="16"/>
+                <w:szCs w:val="16"/>
+                <w:lang w:val="en-GB"/>
+              </w:rPr>
+              <w:t xml:space="preserve">      - postgres</w:t>
+            </w:r>
+          </w:p>
+          <w:p>
+            <w:pPr>
+              <w:rPr>
+                <w:sz w:val="16"/>
+                <w:szCs w:val="16"/>
+                <w:lang w:val="en-GB"/>
+              </w:rPr>
+            </w:pPr>
+            <w:r>
+              <w:rPr>
+                <w:sz w:val="16"/>
+                <w:szCs w:val="16"/>
+                <w:lang w:val="en-GB"/>
+              </w:rPr>
+              <w:t xml:space="preserve">      - redis</w:t>
+            </w:r>
+          </w:p>
+          <w:p>
+            <w:pPr>
+              <w:rPr>
+                <w:sz w:val="16"/>
+                <w:szCs w:val="16"/>
+                <w:lang w:val="en-GB"/>
+              </w:rPr>
+            </w:pPr>
+          </w:p>
+          <w:p>
+            <w:pPr>
+              <w:rPr>
+                <w:sz w:val="16"/>
+                <w:szCs w:val="16"/>
+                <w:highlight w:val="yellow"/>
+                <w:lang w:val="en-GB"/>
+              </w:rPr>
+            </w:pPr>
+            <w:r>
+              <w:rPr>
+                <w:sz w:val="16"/>
+                <w:szCs w:val="16"/>
+                <w:lang w:val="en-GB"/>
+              </w:rPr>
+              <w:t xml:space="preserve">  </w:t>
+            </w:r>
+            <w:r>
+              <w:rPr>
+                <w:sz w:val="16"/>
+                <w:szCs w:val="16"/>
+                <w:highlight w:val="yellow"/>
+                <w:lang w:val="en-GB"/>
+              </w:rPr>
+              <w:t>file-service:</w:t>
+            </w:r>
+          </w:p>
+          <w:p>
+            <w:pPr>
+              <w:rPr>
+                <w:sz w:val="16"/>
+                <w:szCs w:val="16"/>
+                <w:highlight w:val="yellow"/>
+                <w:lang w:val="en-GB"/>
+              </w:rPr>
+            </w:pPr>
+            <w:r>
+              <w:rPr>
+                <w:sz w:val="16"/>
+                <w:szCs w:val="16"/>
+                <w:highlight w:val="yellow"/>
+                <w:lang w:val="en-GB"/>
+              </w:rPr>
+              <w:t xml:space="preserve">    build: ./services/file-service</w:t>
+            </w:r>
+          </w:p>
+          <w:p>
+            <w:pPr>
+              <w:rPr>
+                <w:sz w:val="16"/>
+                <w:szCs w:val="16"/>
+                <w:highlight w:val="yellow"/>
+                <w:lang w:val="en-GB"/>
+              </w:rPr>
+            </w:pPr>
+            <w:r>
+              <w:rPr>
+                <w:sz w:val="16"/>
+                <w:szCs w:val="16"/>
+                <w:highlight w:val="yellow"/>
+                <w:lang w:val="en-GB"/>
+              </w:rPr>
+              <w:t xml:space="preserve">    container_name: local_file_service</w:t>
+            </w:r>
+          </w:p>
+          <w:p>
+            <w:pPr>
+              <w:rPr>
+                <w:sz w:val="16"/>
+                <w:szCs w:val="16"/>
+                <w:highlight w:val="yellow"/>
+                <w:lang w:val="en-GB"/>
+              </w:rPr>
+            </w:pPr>
+            <w:r>
+              <w:rPr>
+                <w:sz w:val="16"/>
+                <w:szCs w:val="16"/>
+                <w:highlight w:val="yellow"/>
+                <w:lang w:val="en-GB"/>
+              </w:rPr>
+              <w:t xml:space="preserve">    volumes:</w:t>
+            </w:r>
+          </w:p>
+          <w:p>
+            <w:pPr>
+              <w:rPr>
+                <w:sz w:val="16"/>
+                <w:szCs w:val="16"/>
+                <w:lang w:val="en-GB"/>
+              </w:rPr>
+            </w:pPr>
+            <w:r>
+              <w:rPr>
+                <w:sz w:val="16"/>
+                <w:szCs w:val="16"/>
+                <w:highlight w:val="yellow"/>
+                <w:lang w:val="en-GB"/>
+              </w:rPr>
+              <w:t xml:space="preserve">      - file_uploads:/app/uploads</w:t>
+            </w:r>
+          </w:p>
+          <w:p>
+            <w:pPr>
+              <w:rPr>
+                <w:sz w:val="16"/>
+                <w:szCs w:val="16"/>
+                <w:lang w:val="en-GB"/>
+              </w:rPr>
+            </w:pPr>
+          </w:p>
+          <w:p>
+            <w:pPr>
+              <w:rPr>
+                <w:sz w:val="16"/>
+                <w:szCs w:val="16"/>
+                <w:lang w:val="en-GB"/>
+              </w:rPr>
+            </w:pPr>
+            <w:r>
+              <w:rPr>
+                <w:sz w:val="16"/>
+                <w:szCs w:val="16"/>
+                <w:lang w:val="en-GB"/>
+              </w:rPr>
+              <w:t xml:space="preserve">  nginx-gateway:</w:t>
+            </w:r>
+          </w:p>
+          <w:p>
+            <w:pPr>
+              <w:rPr>
+                <w:sz w:val="16"/>
+                <w:szCs w:val="16"/>
+                <w:lang w:val="en-GB"/>
+              </w:rPr>
+            </w:pPr>
+            <w:r>
+              <w:rPr>
+                <w:sz w:val="16"/>
+                <w:szCs w:val="16"/>
+                <w:lang w:val="en-GB"/>
+              </w:rPr>
+              <w:t xml:space="preserve">    image: nginx:alpine</w:t>
+            </w:r>
+          </w:p>
+          <w:p>
+            <w:pPr>
+              <w:rPr>
+                <w:sz w:val="16"/>
+                <w:szCs w:val="16"/>
+                <w:lang w:val="en-GB"/>
+              </w:rPr>
+            </w:pPr>
+            <w:r>
+              <w:rPr>
+                <w:sz w:val="16"/>
+                <w:szCs w:val="16"/>
+                <w:lang w:val="en-GB"/>
+              </w:rPr>
+              <w:t xml:space="preserve">    container_name: local_nginx_gateway</w:t>
+            </w:r>
+          </w:p>
+          <w:p>
+            <w:pPr>
+              <w:rPr>
+                <w:sz w:val="16"/>
+                <w:szCs w:val="16"/>
+                <w:lang w:val="en-GB"/>
+              </w:rPr>
+            </w:pPr>
+            <w:r>
+              <w:rPr>
+                <w:sz w:val="16"/>
+                <w:szCs w:val="16"/>
+                <w:lang w:val="en-GB"/>
+              </w:rPr>
+              <w:t xml:space="preserve">    ports:</w:t>
+            </w:r>
+          </w:p>
+          <w:p>
+            <w:pPr>
+              <w:rPr>
+                <w:sz w:val="16"/>
+                <w:szCs w:val="16"/>
+                <w:lang w:val="en-GB"/>
+              </w:rPr>
+            </w:pPr>
+            <w:r>
+              <w:rPr>
+                <w:sz w:val="16"/>
+                <w:szCs w:val="16"/>
+                <w:lang w:val="en-GB"/>
+              </w:rPr>
+              <w:t xml:space="preserve">      - "80:80"</w:t>
+            </w:r>
+          </w:p>
+          <w:p>
+            <w:pPr>
+              <w:rPr>
+                <w:sz w:val="16"/>
+                <w:szCs w:val="16"/>
+                <w:lang w:val="en-GB"/>
+              </w:rPr>
+            </w:pPr>
+            <w:r>
+              <w:rPr>
+                <w:sz w:val="16"/>
+                <w:szCs w:val="16"/>
+                <w:lang w:val="en-GB"/>
+              </w:rPr>
+              <w:t xml:space="preserve">    volumes:</w:t>
+            </w:r>
+          </w:p>
+          <w:p>
+            <w:pPr>
+              <w:rPr>
+                <w:sz w:val="16"/>
+                <w:szCs w:val="16"/>
+                <w:lang w:val="en-GB"/>
+              </w:rPr>
+            </w:pPr>
+            <w:r>
+              <w:rPr>
+                <w:sz w:val="16"/>
+                <w:szCs w:val="16"/>
+                <w:lang w:val="en-GB"/>
+              </w:rPr>
+              <w:t xml:space="preserve">      - ./gateway/nginx.conf:/etc/nginx/nginx.conf:ro</w:t>
+            </w:r>
+          </w:p>
+          <w:p>
+            <w:pPr>
+              <w:rPr>
+                <w:sz w:val="16"/>
+                <w:szCs w:val="16"/>
+                <w:lang w:val="en-GB"/>
+              </w:rPr>
+            </w:pPr>
+            <w:r>
+              <w:rPr>
+                <w:sz w:val="16"/>
+                <w:szCs w:val="16"/>
+                <w:lang w:val="en-GB"/>
+              </w:rPr>
+              <w:t xml:space="preserve">    depends_on:</w:t>
+            </w:r>
+          </w:p>
+          <w:p>
+            <w:pPr>
+              <w:rPr>
+                <w:sz w:val="16"/>
+                <w:szCs w:val="16"/>
+                <w:lang w:val="en-GB"/>
+              </w:rPr>
+            </w:pPr>
+            <w:r>
+              <w:rPr>
+                <w:sz w:val="16"/>
+                <w:szCs w:val="16"/>
+                <w:lang w:val="en-GB"/>
+              </w:rPr>
+              <w:t xml:space="preserve">      - auth-service</w:t>
+            </w:r>
+          </w:p>
+          <w:p>
+            <w:pPr>
+              <w:rPr>
+                <w:sz w:val="16"/>
+                <w:szCs w:val="16"/>
+                <w:lang w:val="en-GB"/>
+              </w:rPr>
+            </w:pPr>
+            <w:r>
+              <w:rPr>
+                <w:sz w:val="16"/>
+                <w:szCs w:val="16"/>
+                <w:lang w:val="en-GB"/>
+              </w:rPr>
+              <w:t xml:space="preserve">      - file-service</w:t>
+            </w:r>
+          </w:p>
+          <w:p>
+            <w:pPr>
+              <w:rPr>
+                <w:sz w:val="16"/>
+                <w:szCs w:val="16"/>
+                <w:lang w:val="en-GB"/>
+              </w:rPr>
+            </w:pPr>
+          </w:p>
+          <w:p>
+            <w:pPr>
+              <w:rPr>
+                <w:sz w:val="16"/>
+                <w:szCs w:val="16"/>
+                <w:highlight w:val="yellow"/>
+                <w:lang w:val="en-GB"/>
+              </w:rPr>
+            </w:pPr>
+            <w:r>
+              <w:rPr>
+                <w:sz w:val="16"/>
+                <w:szCs w:val="16"/>
+                <w:highlight w:val="yellow"/>
+                <w:lang w:val="en-GB"/>
+              </w:rPr>
+              <w:t>volumes:</w:t>
+            </w:r>
+          </w:p>
+          <w:p>
+            <w:pPr>
+              <w:rPr>
+                <w:sz w:val="16"/>
+                <w:szCs w:val="16"/>
+                <w:highlight w:val="yellow"/>
+                <w:lang w:val="en-GB"/>
+              </w:rPr>
+            </w:pPr>
+            <w:r>
+              <w:rPr>
+                <w:sz w:val="16"/>
+                <w:szCs w:val="16"/>
+                <w:highlight w:val="yellow"/>
+                <w:lang w:val="en-GB"/>
+              </w:rPr>
+              <w:t xml:space="preserve">  pgdata:</w:t>
+            </w:r>
+          </w:p>
+          <w:p>
+            <w:pPr>
+              <w:rPr>
+                <w:sz w:val="16"/>
+                <w:szCs w:val="16"/>
+                <w:lang w:val="en-GB"/>
+              </w:rPr>
+            </w:pPr>
+            <w:r>
+              <w:rPr>
+                <w:sz w:val="16"/>
+                <w:szCs w:val="16"/>
+                <w:highlight w:val="yellow"/>
+                <w:lang w:val="en-GB"/>
+              </w:rPr>
+              <w:t xml:space="preserve">  file_uploads:</w:t>
+            </w:r>
+          </w:p>
+        </w:tc>
+        <w:tc>
+          <w:tcPr>
+            <w:tcW w:w="2963" w:type="dxa"/>
+          </w:tcPr>
+          <w:p>
+            <w:pPr>
+              <w:rPr>
+                <w:sz w:val="16"/>
+                <w:szCs w:val="16"/>
+                <w:lang w:val="en-GB"/>
+              </w:rPr>
+            </w:pPr>
+            <w:r>
+              <w:rPr>
+                <w:sz w:val="16"/>
+                <w:szCs w:val="16"/>
+                <w:lang w:val="en-GB"/>
+              </w:rPr>
+              <w:t>add the file-service container block, plus a persistent volume so uploaded images aren't lost if the container restarts.</w:t>
+            </w:r>
+          </w:p>
+        </w:tc>
+      </w:tr>
+    </w:tbl>
+    <w:p>
+      <w:pPr>
+        <w:rPr>
+          <w:lang w:val="en-GB"/>
+        </w:rPr>
+      </w:pPr>
+    </w:p>
+    <w:p>
+      <w:pPr>
+        <w:rPr>
+          <w:sz w:val="16"/>
+          <w:szCs w:val="16"/>
+          <w:lang w:val="en-GB"/>
+        </w:rPr>
+      </w:pPr>
+      <w:r>
+        <w:rPr>
+          <w:color w:val="EE0000"/>
+          <w:sz w:val="16"/>
+          <w:szCs w:val="16"/>
+          <w:lang w:val="en-GB"/>
+        </w:rPr>
+        <w:t xml:space="preserve">Error </w:t>
+      </w:r>
+      <w:r>
+        <w:rPr>
+          <w:sz w:val="16"/>
+          <w:szCs w:val="16"/>
+          <w:lang w:val="en-GB"/>
+        </w:rPr>
+        <w:t>response from daemon: failed to create task for container: failed to create shim task: OCI runtime create failed: runc create failed: unable to start container process: error during container init: exec: "uvicorn": executable file not found in $PATH</w:t>
+      </w:r>
+    </w:p>
+    <w:p>
+      <w:pPr>
+        <w:rPr>
+          <w:sz w:val="16"/>
+          <w:szCs w:val="16"/>
+          <w:lang w:val="en-GB"/>
+        </w:rPr>
+      </w:pPr>
+      <w:r>
+        <w:rPr>
+          <w:sz w:val="16"/>
+          <w:szCs w:val="16"/>
+          <w:lang w:val="en-GB"/>
+        </w:rPr>
+        <w:t>It means that when the container installed uvicorn via pip, the executable binary wasn't placed in a folder that Docker's $PATH variable automatically looked in.The most bulletproof way to fix this is to tell Python to run Uvicorn as a module (python -m uvicorn) rather than calling it directly. This bypasses any path lookup issues entirely.</w:t>
+      </w:r>
+    </w:p>
+    <w:p>
+      <w:pPr>
+        <w:rPr>
+          <w:b/>
+          <w:bCs/>
+          <w:sz w:val="32"/>
+          <w:szCs w:val="32"/>
+          <w:lang w:val="en-GB"/>
+        </w:rPr>
+      </w:pPr>
+    </w:p>
+    <w:p>
+      <w:pPr>
+        <w:rPr>
+          <w:b/>
+          <w:bCs/>
+          <w:sz w:val="32"/>
+          <w:szCs w:val="32"/>
+          <w:lang w:val="en-GB"/>
+        </w:rPr>
+      </w:pPr>
+    </w:p>
+    <w:p>
+      <w:pPr>
+        <w:rPr>
+          <w:b/>
+          <w:bCs/>
+          <w:sz w:val="32"/>
+          <w:szCs w:val="32"/>
+          <w:lang w:val="en-GB"/>
+        </w:rPr>
+      </w:pPr>
+    </w:p>
+    <w:p>
+      <w:pPr>
+        <w:rPr>
+          <w:b/>
+          <w:bCs/>
+          <w:sz w:val="32"/>
+          <w:szCs w:val="32"/>
+          <w:lang w:val="en-GB"/>
+        </w:rPr>
+      </w:pPr>
+    </w:p>
+    <w:p>
+      <w:pPr>
+        <w:rPr>
+          <w:b/>
+          <w:bCs/>
+          <w:sz w:val="32"/>
+          <w:szCs w:val="32"/>
+          <w:lang w:val="en-GB"/>
+        </w:rPr>
+      </w:pPr>
+    </w:p>
+    <w:p>
+      <w:pPr>
+        <w:rPr>
+          <w:b/>
+          <w:bCs/>
+          <w:sz w:val="32"/>
+          <w:szCs w:val="32"/>
+          <w:lang w:val="en-GB"/>
+        </w:rPr>
+      </w:pPr>
+      <w:r>
+        <w:rPr>
+          <w:b/>
+          <w:bCs/>
+          <w:sz w:val="32"/>
+          <w:szCs w:val="32"/>
+          <w:lang w:val="en-GB"/>
+        </w:rPr>
+        <w:lastRenderedPageBreak/>
+        <w:t>Commands</w:t>
+      </w:r>
+    </w:p>
+    <w:tbl>
+      <w:tblPr>
+        <w:tblW w:w="0" w:type="auto"/>
+        <w:tblCellSpacing w:w="15" w:type="dxa"/>
+        <w:tblCellMar>
+          <w:top w:w="15" w:type="dxa"/>
+          <w:left w:w="15" w:type="dxa"/>
+          <w:bottom w:w="15" w:type="dxa"/>
+          <w:right w:w="15" w:type="dxa"/>
+        </w:tblCellMar>
+        <w:tblLook w:val="04A0" w:firstRow="1" w:lastRow="0" w:firstColumn="1" w:lastColumn="0" w:noHBand="0" w:noVBand="1"/>
+      </w:tblPr>
+      <w:tblGrid>
+        <w:gridCol w:w="2246"/>
+        <w:gridCol w:w="5889"/>
+        <w:gridCol w:w="2315"/>
+      </w:tblGrid>
+      <w:tr>
+        <w:trPr>
+          <w:tblHeader/>
+          <w:tblCellSpacing w:w="15" w:type="dxa"/>
+        </w:trPr>
+        <w:tc>
+          <w:tcPr>
+            <w:tcW w:w="0" w:type="auto"/>
+            <w:tcBorders>
+              <w:top w:val="single" w:sz="6" w:space="0" w:color="C4C7C5"/>
+              <w:left w:val="single" w:sz="6" w:space="0" w:color="C4C7C5"/>
+              <w:bottom w:val="single" w:sz="6" w:space="0" w:color="C4C7C5"/>
+              <w:right w:val="single" w:sz="6" w:space="0" w:color="C4C7C5"/>
+            </w:tcBorders>
+            <w:tcMar>
+              <w:top w:w="120" w:type="dxa"/>
+              <w:left w:w="180" w:type="dxa"/>
+              <w:bottom w:w="120" w:type="dxa"/>
+              <w:right w:w="180" w:type="dxa"/>
+            </w:tcMar>
+            <w:vAlign w:val="center"/>
+            <w:hideMark/>
+          </w:tcPr>
+          <w:p>
+            <w:pPr>
+              <w:rPr>
+                <w:sz w:val="16"/>
+                <w:szCs w:val="16"/>
+              </w:rPr>
+            </w:pPr>
+            <w:r>
+              <w:rPr>
+                <w:b/>
+                <w:bCs/>
+                <w:sz w:val="16"/>
+                <w:szCs w:val="16"/>
+              </w:rPr>
+              <w:t>Command</w:t>
+            </w:r>
+          </w:p>
+        </w:tc>
+        <w:tc>
+          <w:tcPr>
+            <w:tcW w:w="0" w:type="auto"/>
+            <w:tcBorders>
+              <w:top w:val="single" w:sz="6" w:space="0" w:color="C4C7C5"/>
+              <w:left w:val="single" w:sz="6" w:space="0" w:color="C4C7C5"/>
+              <w:bottom w:val="single" w:sz="6" w:space="0" w:color="C4C7C5"/>
+              <w:right w:val="single" w:sz="6" w:space="0" w:color="C4C7C5"/>
+            </w:tcBorders>
+            <w:tcMar>
+              <w:top w:w="120" w:type="dxa"/>
+              <w:left w:w="180" w:type="dxa"/>
+              <w:bottom w:w="120" w:type="dxa"/>
+              <w:right w:w="180" w:type="dxa"/>
+            </w:tcMar>
+            <w:vAlign w:val="center"/>
+            <w:hideMark/>
+          </w:tcPr>
+          <w:p>
+            <w:pPr>
+              <w:rPr>
+                <w:sz w:val="16"/>
+                <w:szCs w:val="16"/>
+              </w:rPr>
+            </w:pPr>
+            <w:r>
+              <w:rPr>
+                <w:b/>
+                <w:bCs/>
+                <w:sz w:val="16"/>
+                <w:szCs w:val="16"/>
+              </w:rPr>
+              <w:t>What It Actually Does</w:t>
+            </w:r>
+          </w:p>
+        </w:tc>
+        <w:tc>
+          <w:tcPr>
+            <w:tcW w:w="0" w:type="auto"/>
+            <w:tcBorders>
+              <w:top w:val="single" w:sz="6" w:space="0" w:color="C4C7C5"/>
+              <w:left w:val="single" w:sz="6" w:space="0" w:color="C4C7C5"/>
+              <w:bottom w:val="single" w:sz="6" w:space="0" w:color="C4C7C5"/>
+              <w:right w:val="single" w:sz="6" w:space="0" w:color="C4C7C5"/>
+            </w:tcBorders>
+            <w:tcMar>
+              <w:top w:w="120" w:type="dxa"/>
+              <w:left w:w="180" w:type="dxa"/>
+              <w:bottom w:w="120" w:type="dxa"/>
+              <w:right w:w="180" w:type="dxa"/>
+            </w:tcMar>
+            <w:vAlign w:val="center"/>
+            <w:hideMark/>
+          </w:tcPr>
+          <w:p>
+            <w:pPr>
+              <w:rPr>
+                <w:sz w:val="16"/>
+                <w:szCs w:val="16"/>
+              </w:rPr>
+            </w:pPr>
+            <w:r>
+              <w:rPr>
+                <w:b/>
+                <w:bCs/>
+                <w:sz w:val="16"/>
+                <w:szCs w:val="16"/>
+              </w:rPr>
+              <w:t>Does It Start Containers?</w:t>
+            </w:r>
+          </w:p>
+        </w:tc>
+      </w:tr>
+      <w:tr>
+        <w:trPr>
+          <w:tblCellSpacing w:w="15" w:type="dxa"/>
+        </w:trPr>
+        <w:tc>
+          <w:tcPr>
+            <w:tcW w:w="0" w:type="auto"/>
+            <w:tcBorders>
+              <w:top w:val="single" w:sz="6" w:space="0" w:color="C4C7C5"/>
+              <w:left w:val="single" w:sz="6" w:space="0" w:color="C4C7C5"/>
+              <w:bottom w:val="single" w:sz="6" w:space="0" w:color="C4C7C5"/>
+              <w:right w:val="single" w:sz="6" w:space="0" w:color="C4C7C5"/>
+            </w:tcBorders>
+            <w:tcMar>
+              <w:top w:w="120" w:type="dxa"/>
+              <w:left w:w="180" w:type="dxa"/>
+              <w:bottom w:w="120" w:type="dxa"/>
+              <w:right w:w="180" w:type="dxa"/>
+            </w:tcMar>
+            <w:vAlign w:val="center"/>
+            <w:hideMark/>
+          </w:tcPr>
+          <w:p>
+            <w:pPr>
+              <w:rPr>
+                <w:sz w:val="16"/>
+                <w:szCs w:val="16"/>
+              </w:rPr>
+            </w:pPr>
+            <w:r>
+              <w:rPr>
+                <w:b/>
+                <w:bCs/>
+                <w:sz w:val="16"/>
+                <w:szCs w:val="16"/>
+              </w:rPr>
+              <w:t>docker compose build</w:t>
+            </w:r>
+          </w:p>
+        </w:tc>
+        <w:tc>
+          <w:tcPr>
+            <w:tcW w:w="0" w:type="auto"/>
+            <w:tcBorders>
+              <w:top w:val="single" w:sz="6" w:space="0" w:color="C4C7C5"/>
+              <w:left w:val="single" w:sz="6" w:space="0" w:color="C4C7C5"/>
+              <w:bottom w:val="single" w:sz="6" w:space="0" w:color="C4C7C5"/>
+              <w:right w:val="single" w:sz="6" w:space="0" w:color="C4C7C5"/>
+            </w:tcBorders>
+            <w:tcMar>
+              <w:top w:w="120" w:type="dxa"/>
+              <w:left w:w="180" w:type="dxa"/>
+              <w:bottom w:w="120" w:type="dxa"/>
+              <w:right w:w="180" w:type="dxa"/>
+            </w:tcMar>
+            <w:vAlign w:val="center"/>
+            <w:hideMark/>
+          </w:tcPr>
+          <w:p>
+            <w:pPr>
+              <w:rPr>
+                <w:sz w:val="16"/>
+                <w:szCs w:val="16"/>
+                <w:lang w:val="en-GB"/>
+              </w:rPr>
+            </w:pPr>
+            <w:r>
+              <w:rPr>
+                <w:sz w:val="16"/>
+                <w:szCs w:val="16"/>
+                <w:lang w:val="en-GB"/>
+              </w:rPr>
+              <w:t>Reads your Dockerfiles and compiles local image blueprints.</w:t>
+            </w:r>
+          </w:p>
+        </w:tc>
+        <w:tc>
+          <w:tcPr>
+            <w:tcW w:w="0" w:type="auto"/>
+            <w:tcBorders>
+              <w:top w:val="single" w:sz="6" w:space="0" w:color="C4C7C5"/>
+              <w:left w:val="single" w:sz="6" w:space="0" w:color="C4C7C5"/>
+              <w:bottom w:val="single" w:sz="6" w:space="0" w:color="C4C7C5"/>
+              <w:right w:val="single" w:sz="6" w:space="0" w:color="C4C7C5"/>
+            </w:tcBorders>
+            <w:tcMar>
+              <w:top w:w="120" w:type="dxa"/>
+              <w:left w:w="180" w:type="dxa"/>
+              <w:bottom w:w="120" w:type="dxa"/>
+              <w:right w:w="180" w:type="dxa"/>
+            </w:tcMar>
+            <w:vAlign w:val="center"/>
+            <w:hideMark/>
+          </w:tcPr>
+          <w:p>
+            <w:pPr>
+              <w:rPr>
+                <w:sz w:val="16"/>
+                <w:szCs w:val="16"/>
+                <w:lang w:val="en-GB"/>
+              </w:rPr>
+            </w:pPr>
+            <w:r>
+              <w:rPr>
+                <w:b/>
+                <w:bCs/>
+                <w:sz w:val="16"/>
+                <w:szCs w:val="16"/>
+                <w:lang w:val="en-GB"/>
+              </w:rPr>
+              <w:t>No</w:t>
+            </w:r>
+            <w:r>
+              <w:rPr>
+                <w:sz w:val="16"/>
+                <w:szCs w:val="16"/>
+                <w:lang w:val="en-GB"/>
+              </w:rPr>
+              <w:t xml:space="preserve"> (only prepares the images).</w:t>
+            </w:r>
+          </w:p>
+        </w:tc>
+      </w:tr>
+      <w:tr>
+        <w:trPr>
+          <w:tblCellSpacing w:w="15" w:type="dxa"/>
+        </w:trPr>
+        <w:tc>
+          <w:tcPr>
+            <w:tcW w:w="0" w:type="auto"/>
+            <w:tcBorders>
+              <w:top w:val="single" w:sz="6" w:space="0" w:color="C4C7C5"/>
+              <w:left w:val="single" w:sz="6" w:space="0" w:color="C4C7C5"/>
+              <w:bottom w:val="single" w:sz="6" w:space="0" w:color="C4C7C5"/>
+              <w:right w:val="single" w:sz="6" w:space="0" w:color="C4C7C5"/>
+            </w:tcBorders>
+            <w:tcMar>
+              <w:top w:w="120" w:type="dxa"/>
+              <w:left w:w="180" w:type="dxa"/>
+              <w:bottom w:w="120" w:type="dxa"/>
+              <w:right w:w="180" w:type="dxa"/>
+            </w:tcMar>
+            <w:vAlign w:val="center"/>
+            <w:hideMark/>
+          </w:tcPr>
+          <w:p>
+            <w:pPr>
+              <w:rPr>
+                <w:sz w:val="16"/>
+                <w:szCs w:val="16"/>
+              </w:rPr>
+            </w:pPr>
+            <w:r>
+              <w:rPr>
+                <w:b/>
+                <w:bCs/>
+                <w:sz w:val="16"/>
+                <w:szCs w:val="16"/>
+              </w:rPr>
+              <w:t>docker compose up -d</w:t>
+            </w:r>
+          </w:p>
+        </w:tc>
+        <w:tc>
+          <w:tcPr>
+            <w:tcW w:w="0" w:type="auto"/>
+            <w:tcBorders>
+              <w:top w:val="single" w:sz="6" w:space="0" w:color="C4C7C5"/>
+              <w:left w:val="single" w:sz="6" w:space="0" w:color="C4C7C5"/>
+              <w:bottom w:val="single" w:sz="6" w:space="0" w:color="C4C7C5"/>
+              <w:right w:val="single" w:sz="6" w:space="0" w:color="C4C7C5"/>
+            </w:tcBorders>
+            <w:tcMar>
+              <w:top w:w="120" w:type="dxa"/>
+              <w:left w:w="180" w:type="dxa"/>
+              <w:bottom w:w="120" w:type="dxa"/>
+              <w:right w:w="180" w:type="dxa"/>
+            </w:tcMar>
+            <w:vAlign w:val="center"/>
+            <w:hideMark/>
+          </w:tcPr>
+          <w:p>
+            <w:pPr>
+              <w:rPr>
+                <w:sz w:val="16"/>
+                <w:szCs w:val="16"/>
+                <w:lang w:val="en-GB"/>
+              </w:rPr>
+            </w:pPr>
+            <w:r>
+              <w:rPr>
+                <w:sz w:val="16"/>
+                <w:szCs w:val="16"/>
+                <w:lang w:val="en-GB"/>
+              </w:rPr>
+              <w:t xml:space="preserve">Builds (if missing), creates, starts, and </w:t>
+            </w:r>
+            <w:r>
+              <w:rPr>
+                <w:b/>
+                <w:bCs/>
+                <w:sz w:val="16"/>
+                <w:szCs w:val="16"/>
+                <w:lang w:val="en-GB"/>
+              </w:rPr>
+              <w:t>runs</w:t>
+            </w:r>
+            <w:r>
+              <w:rPr>
+                <w:sz w:val="16"/>
+                <w:szCs w:val="16"/>
+                <w:lang w:val="en-GB"/>
+              </w:rPr>
+              <w:t xml:space="preserve"> your whole container stack in the background.</w:t>
+            </w:r>
+          </w:p>
+        </w:tc>
+        <w:tc>
+          <w:tcPr>
+            <w:tcW w:w="0" w:type="auto"/>
+            <w:tcBorders>
+              <w:top w:val="single" w:sz="6" w:space="0" w:color="C4C7C5"/>
+              <w:left w:val="single" w:sz="6" w:space="0" w:color="C4C7C5"/>
+              <w:bottom w:val="single" w:sz="6" w:space="0" w:color="C4C7C5"/>
+              <w:right w:val="single" w:sz="6" w:space="0" w:color="C4C7C5"/>
+            </w:tcBorders>
+            <w:tcMar>
+              <w:top w:w="120" w:type="dxa"/>
+              <w:left w:w="180" w:type="dxa"/>
+              <w:bottom w:w="120" w:type="dxa"/>
+              <w:right w:w="180" w:type="dxa"/>
+            </w:tcMar>
+            <w:vAlign w:val="center"/>
+            <w:hideMark/>
+          </w:tcPr>
+          <w:p>
+            <w:pPr>
+              <w:rPr>
+                <w:sz w:val="16"/>
+                <w:szCs w:val="16"/>
+              </w:rPr>
+            </w:pPr>
+            <w:r>
+              <w:rPr>
+                <w:b/>
+                <w:bCs/>
+                <w:sz w:val="16"/>
+                <w:szCs w:val="16"/>
+              </w:rPr>
+              <w:t>Yes</w:t>
+            </w:r>
+            <w:r>
+              <w:rPr>
+                <w:sz w:val="16"/>
+                <w:szCs w:val="16"/>
+              </w:rPr>
+              <w:t xml:space="preserve"> (starts everything).</w:t>
+            </w:r>
+          </w:p>
+        </w:tc>
+      </w:tr>
+      <w:tr>
+        <w:trPr>
+          <w:tblCellSpacing w:w="15" w:type="dxa"/>
+        </w:trPr>
+        <w:tc>
+          <w:tcPr>
+            <w:tcW w:w="0" w:type="auto"/>
+            <w:tcBorders>
+              <w:top w:val="single" w:sz="6" w:space="0" w:color="C4C7C5"/>
+              <w:left w:val="single" w:sz="6" w:space="0" w:color="C4C7C5"/>
+              <w:bottom w:val="single" w:sz="6" w:space="0" w:color="C4C7C5"/>
+              <w:right w:val="single" w:sz="6" w:space="0" w:color="C4C7C5"/>
+            </w:tcBorders>
+            <w:tcMar>
+              <w:top w:w="120" w:type="dxa"/>
+              <w:left w:w="180" w:type="dxa"/>
+              <w:bottom w:w="120" w:type="dxa"/>
+              <w:right w:w="180" w:type="dxa"/>
+            </w:tcMar>
+            <w:vAlign w:val="center"/>
+            <w:hideMark/>
+          </w:tcPr>
+          <w:p>
+            <w:pPr>
+              <w:rPr>
+                <w:sz w:val="16"/>
+                <w:szCs w:val="16"/>
+              </w:rPr>
+            </w:pPr>
+            <w:r>
+              <w:rPr>
+                <w:b/>
+                <w:bCs/>
+                <w:sz w:val="16"/>
+                <w:szCs w:val="16"/>
+              </w:rPr>
+              <w:t>docker compose run &lt;service&gt;</w:t>
+            </w:r>
+          </w:p>
+        </w:tc>
+        <w:tc>
+          <w:tcPr>
+            <w:tcW w:w="0" w:type="auto"/>
+            <w:tcBorders>
+              <w:top w:val="single" w:sz="6" w:space="0" w:color="C4C7C5"/>
+              <w:left w:val="single" w:sz="6" w:space="0" w:color="C4C7C5"/>
+              <w:bottom w:val="single" w:sz="6" w:space="0" w:color="C4C7C5"/>
+              <w:right w:val="single" w:sz="6" w:space="0" w:color="C4C7C5"/>
+            </w:tcBorders>
+            <w:tcMar>
+              <w:top w:w="120" w:type="dxa"/>
+              <w:left w:w="180" w:type="dxa"/>
+              <w:bottom w:w="120" w:type="dxa"/>
+              <w:right w:w="180" w:type="dxa"/>
+            </w:tcMar>
+            <w:vAlign w:val="center"/>
+            <w:hideMark/>
+          </w:tcPr>
+          <w:p>
+            <w:pPr>
+              <w:rPr>
+                <w:sz w:val="16"/>
+                <w:szCs w:val="16"/>
+                <w:lang w:val="en-GB"/>
+              </w:rPr>
+            </w:pPr>
+            <w:r>
+              <w:rPr>
+                <w:sz w:val="16"/>
+                <w:szCs w:val="16"/>
+                <w:lang w:val="en-GB"/>
+              </w:rPr>
+              <w:t>Executes a one-off command inside a single specific service container (e.g., running database migrations).</w:t>
+            </w:r>
+          </w:p>
+        </w:tc>
+        <w:tc>
+          <w:tcPr>
+            <w:tcW w:w="0" w:type="auto"/>
+            <w:tcBorders>
+              <w:top w:val="single" w:sz="6" w:space="0" w:color="C4C7C5"/>
+              <w:left w:val="single" w:sz="6" w:space="0" w:color="C4C7C5"/>
+              <w:bottom w:val="single" w:sz="6" w:space="0" w:color="C4C7C5"/>
+              <w:right w:val="single" w:sz="6" w:space="0" w:color="C4C7C5"/>
+            </w:tcBorders>
+            <w:tcMar>
+              <w:top w:w="120" w:type="dxa"/>
+              <w:left w:w="180" w:type="dxa"/>
+              <w:bottom w:w="120" w:type="dxa"/>
+              <w:right w:w="180" w:type="dxa"/>
+            </w:tcMar>
+            <w:vAlign w:val="center"/>
+            <w:hideMark/>
+          </w:tcPr>
+          <w:p>
+            <w:pPr>
+              <w:rPr>
+                <w:sz w:val="16"/>
+                <w:szCs w:val="16"/>
+              </w:rPr>
+            </w:pPr>
+            <w:r>
+              <w:rPr>
+                <w:b/>
+                <w:bCs/>
+                <w:sz w:val="16"/>
+                <w:szCs w:val="16"/>
+              </w:rPr>
+              <w:t>Yes</w:t>
+            </w:r>
+            <w:r>
+              <w:rPr>
+                <w:sz w:val="16"/>
+                <w:szCs w:val="16"/>
+              </w:rPr>
+              <w:t xml:space="preserve"> (temporary single container).</w:t>
+            </w:r>
+          </w:p>
+        </w:tc>
+      </w:tr>
+    </w:tbl>
+    <w:p>
+      <w:pPr>
+        <w:rPr>
+          <w:sz w:val="16"/>
+          <w:szCs w:val="16"/>
+          <w:lang w:val="en-GB"/>
+        </w:rPr>
+      </w:pPr>
+    </w:p>
+    <w:p>
+      <w:pPr>
+        <w:rPr>
+          <w:sz w:val="16"/>
+          <w:szCs w:val="16"/>
+          <w:lang w:val="en-GB"/>
+        </w:rPr>
+      </w:pPr>
+    </w:p>
     <w:sectPr>
       <w:pgSz w:w="11906" w:h="16838"/>
       <w:pgMar w:top="720" w:right="720" w:bottom="720" w:left="720" w:header="708" w:footer="708" w:gutter="0"/>
-      <w:cols w:num="2" w:space="708"/>
+      <w:cols w:space="708"/>
       <w:docGrid w:linePitch="360"/>
     </w:sectPr>
   </w:body>
 </w:document>
+</file>
+
+<file path=word/numbering.xml><?xml version="1.0" encoding="utf-8"?>
+<w:numbering xmlns:wpc="http://schemas.microsoft.com/office/word/2010/wordprocessingCanvas" xmlns:cx="http://schemas.microsoft.com/office/drawing/2014/chartex" xmlns:cx1="http://schemas.microsoft.com/office/drawing/2015/9/8/chartex" xmlns:cx2="http://schemas.microsoft.com/office/drawing/2015/10/21/chartex" xmlns:cx3="http://schemas.microsoft.com/office/drawing/2016/5/9/chartex" xmlns:cx4="http://schemas.microsoft.com/office/drawing/2016/5/10/chartex" xmlns:cx5="http://schemas.microsoft.com/office/drawing/2016/5/11/chartex" xmlns:cx6="http://schemas.microsoft.com/office/drawing/2016/5/12/chartex" xmlns:cx7="http://schemas.microsoft.com/office/drawing/2016/5/13/chartex" xmlns:cx8="http://schemas.microsoft.com/office/drawing/2016/5/14/chartex" xmlns:mc="http://schemas.openxmlformats.org/markup-compatibility/2006" xmlns:aink="http://schemas.microsoft.com/office/drawing/2016/ink" xmlns:am3d="http://schemas.microsoft.com/office/drawing/2017/model3d" xmlns:o="urn:schemas-microsoft-com:office:office" xmlns:oel="http://schemas.microsoft.com/office/2019/extlst" xmlns:r="http://schemas.openxmlformats.org/officeDocument/2006/relationships" xmlns:m="http://schemas.openxmlformats.org/officeDocument/2006/math" xmlns:v="urn:schemas-microsoft-com:vml" xmlns:wp14="http://schemas.microsoft.com/office/word/2010/wordprocessingDrawing" xmlns:wp="http://schemas.openxmlformats.org/drawingml/2006/wordprocessingDrawing" xmlns:w10="urn:schemas-microsoft-com:office:word" xmlns:w="http://schemas.openxmlformats.org/wordprocessingml/2006/main" xmlns:w14="http://schemas.microsoft.com/office/word/2010/wordml" xmlns:w15="http://schemas.microsoft.com/office/word/2012/wordml" xmlns:w16cex="http://schemas.microsoft.com/office/word/2018/wordml/cex" xmlns:w16cid="http://schemas.microsoft.com/office/word/2016/wordml/cid" xmlns:w16="http://schemas.microsoft.com/office/word/2018/wordml" xmlns:w16du="http://schemas.microsoft.com/office/word/2023/wordml/word16du" xmlns:w16sdtdh="http://schemas.microsoft.com/office/word/2020/wordml/sdtdatahash" xmlns:w16sdtfl="http://schemas.microsoft.com/office/word/2024/wordml/sdtformatlock" xmlns:w16se="http://schemas.microsoft.com/office/word/2015/wordml/symex" xmlns:wpg="http://schemas.microsoft.com/office/word/2010/wordprocessingGroup" xmlns:wpi="http://schemas.microsoft.com/office/word/2010/wordprocessingInk" xmlns:wne="http://schemas.microsoft.com/office/word/2006/wordml" xmlns:wps="http://schemas.microsoft.com/office/word/2010/wordprocessingShape" mc:Ignorable="w14 w15 w16se w16cid w16 w16cex w16sdtdh w16sdtfl w16du wp14">
+  <w:abstractNum w:abstractNumId="0" w15:restartNumberingAfterBreak="0">
+    <w:nsid w:val="5C271F86"/>
+    <w:multiLevelType w:val="multilevel"/>
+    <w:tmpl w:val="06F066C8"/>
+    <w:lvl w:ilvl="0">
+      <w:start w:val="1"/>
+      <w:numFmt w:val="decimal"/>
+      <w:lvlText w:val="%1."/>
+      <w:lvlJc w:val="left"/>
+      <w:pPr>
+        <w:tabs>
+          <w:tab w:val="num" w:pos="720"/>
+        </w:tabs>
+        <w:ind w:left="720" w:hanging="360"/>
+      </w:pPr>
+    </w:lvl>
+    <w:lvl w:ilvl="1" w:tentative="1">
+      <w:start w:val="1"/>
+      <w:numFmt w:val="decimal"/>
+      <w:lvlText w:val="%2."/>
+      <w:lvlJc w:val="left"/>
+      <w:pPr>
+        <w:tabs>
+          <w:tab w:val="num" w:pos="1440"/>
+        </w:tabs>
+        <w:ind w:left="1440" w:hanging="360"/>
+      </w:pPr>
+    </w:lvl>
+    <w:lvl w:ilvl="2" w:tentative="1">
+      <w:start w:val="1"/>
+      <w:numFmt w:val="decimal"/>
+      <w:lvlText w:val="%3."/>
+      <w:lvlJc w:val="left"/>
+      <w:pPr>
+        <w:tabs>
+          <w:tab w:val="num" w:pos="2160"/>
+        </w:tabs>
+        <w:ind w:left="2160" w:hanging="360"/>
+      </w:pPr>
+    </w:lvl>
+    <w:lvl w:ilvl="3" w:tentative="1">
+      <w:start w:val="1"/>
+      <w:numFmt w:val="decimal"/>
+      <w:lvlText w:val="%4."/>
+      <w:lvlJc w:val="left"/>
+      <w:pPr>
+        <w:tabs>
+          <w:tab w:val="num" w:pos="2880"/>
+        </w:tabs>
+        <w:ind w:left="2880" w:hanging="360"/>
+      </w:pPr>
+    </w:lvl>
+    <w:lvl w:ilvl="4" w:tentative="1">
+      <w:start w:val="1"/>
+      <w:numFmt w:val="decimal"/>
+      <w:lvlText w:val="%5."/>
+      <w:lvlJc w:val="left"/>
+      <w:pPr>
+        <w:tabs>
+          <w:tab w:val="num" w:pos="3600"/>
+        </w:tabs>
+        <w:ind w:left="3600" w:hanging="360"/>
+      </w:pPr>
+    </w:lvl>
+    <w:lvl w:ilvl="5" w:tentative="1">
+      <w:start w:val="1"/>
+      <w:numFmt w:val="decimal"/>
+      <w:lvlText w:val="%6."/>
+      <w:lvlJc w:val="left"/>
+      <w:pPr>
+        <w:tabs>
+          <w:tab w:val="num" w:pos="4320"/>
+        </w:tabs>
+        <w:ind w:left="4320" w:hanging="360"/>
+      </w:pPr>
+    </w:lvl>
+    <w:lvl w:ilvl="6" w:tentative="1">
+      <w:start w:val="1"/>
+      <w:numFmt w:val="decimal"/>
+      <w:lvlText w:val="%7."/>
+      <w:lvlJc w:val="left"/>
+      <w:pPr>
+        <w:tabs>
+          <w:tab w:val="num" w:pos="5040"/>
+        </w:tabs>
+        <w:ind w:left="5040" w:hanging="360"/>
+      </w:pPr>
+    </w:lvl>
+    <w:lvl w:ilvl="7" w:tentative="1">
+      <w:start w:val="1"/>
+      <w:numFmt w:val="decimal"/>
+      <w:lvlText w:val="%8."/>
+      <w:lvlJc w:val="left"/>
+      <w:pPr>
+        <w:tabs>
+          <w:tab w:val="num" w:pos="5760"/>
+        </w:tabs>
+        <w:ind w:left="5760" w:hanging="360"/>
+      </w:pPr>
+    </w:lvl>
+    <w:lvl w:ilvl="8" w:tentative="1">
+      <w:start w:val="1"/>
+      <w:numFmt w:val="decimal"/>
+      <w:lvlText w:val="%9."/>
+      <w:lvlJc w:val="left"/>
+      <w:pPr>
+        <w:tabs>
+          <w:tab w:val="num" w:pos="6480"/>
+        </w:tabs>
+        <w:ind w:left="6480" w:hanging="360"/>
+      </w:pPr>
+    </w:lvl>
+  </w:abstractNum>
+  <w:num w:numId="1" w16cid:durableId="1291129501">
+    <w:abstractNumId w:val="0"/>
+  </w:num>
+</w:numbering>
 </file>
 
 <file path=word/styles.xml><?xml version="1.0" encoding="utf-8"?>
@@ -1677,6 +7781,7 @@
   <w:style w:type="paragraph" w:default="1" w:styleId="Normal">
     <w:name w:val="Normal"/>
     <w:qFormat/>
+    <w:rsid w:val="00882732"/>
   </w:style>
   <w:style w:type="paragraph" w:styleId="Heading1">
     <w:name w:val="heading 1"/>
